--- a/plantillas/licenciatura_documento_a.docx
+++ b/plantillas/licenciatura_documento_a.docx
@@ -1,37 +1,32 @@
 
 <file path=word/document.xml><?xml version="1.0" encoding="utf-8"?>
-<w:document xmlns:wpc="http://schemas.microsoft.com/office/word/2010/wordprocessingCanvas" xmlns:cx="http://schemas.microsoft.com/office/drawing/2014/chartex" xmlns:cx1="http://schemas.microsoft.com/office/drawing/2015/9/8/chartex" xmlns:cx2="http://schemas.microsoft.com/office/drawing/2015/10/21/chartex" xmlns:cx3="http://schemas.microsoft.com/office/drawing/2016/5/9/chartex" xmlns:cx4="http://schemas.microsoft.com/office/drawing/2016/5/10/chartex" xmlns:cx5="http://schemas.microsoft.com/office/drawing/2016/5/11/chartex" xmlns:cx6="http://schemas.microsoft.com/office/drawing/2016/5/12/chartex" xmlns:cx7="http://schemas.microsoft.com/office/drawing/2016/5/13/chartex" xmlns:cx8="http://schemas.microsoft.com/office/drawing/2016/5/14/chartex" xmlns:mc="http://schemas.openxmlformats.org/markup-compatibility/2006" xmlns:aink="http://schemas.microsoft.com/office/drawing/2016/ink" xmlns:am3d="http://schemas.microsoft.com/office/drawing/2017/model3d" xmlns:o="urn:schemas-microsoft-com:office:office" xmlns:oel="http://schemas.microsoft.com/office/2019/extlst" xmlns:r="http://schemas.openxmlformats.org/officeDocument/2006/relationships" xmlns:m="http://schemas.openxmlformats.org/officeDocument/2006/math" xmlns:v="urn:schemas-microsoft-com:vml" xmlns:wp14="http://schemas.microsoft.com/office/word/2010/wordprocessingDrawing" xmlns:wp="http://schemas.openxmlformats.org/drawingml/2006/wordprocessingDrawing" xmlns:w10="urn:schemas-microsoft-com:office:word" xmlns:w="http://schemas.openxmlformats.org/wordprocessingml/2006/main" xmlns:w14="http://schemas.microsoft.com/office/word/2010/wordml" xmlns:w15="http://schemas.microsoft.com/office/word/2012/wordml" xmlns:w16cex="http://schemas.microsoft.com/office/word/2018/wordml/cex" xmlns:w16cid="http://schemas.microsoft.com/office/word/2016/wordml/cid" xmlns:w16="http://schemas.microsoft.com/office/word/2018/wordml" xmlns:w16du="http://schemas.microsoft.com/office/word/2023/wordml/word16du" xmlns:w16sdtdh="http://schemas.microsoft.com/office/word/2020/wordml/sdtdatahash" xmlns:w16sdtfl="http://schemas.microsoft.com/office/word/2024/wordml/sdtformatlock" xmlns:w16se="http://schemas.microsoft.com/office/word/2015/wordml/symex" xmlns:wpg="http://schemas.microsoft.com/office/word/2010/wordprocessingGroup" xmlns:wpi="http://schemas.microsoft.com/office/word/2010/wordprocessingInk" xmlns:wne="http://schemas.microsoft.com/office/word/2006/wordml" xmlns:wps="http://schemas.microsoft.com/office/word/2010/wordprocessingShape" mc:Ignorable="w14 w15 w16se w16cid w16 w16cex w16sdtdh w16sdtfl w16du wp14">
+<w:document xmlns:o="urn:schemas-microsoft-com:office:office" xmlns:r="http://schemas.openxmlformats.org/officeDocument/2006/relationships" xmlns:v="urn:schemas-microsoft-com:vml" xmlns:w="http://schemas.openxmlformats.org/wordprocessingml/2006/main" xmlns:w10="urn:schemas-microsoft-com:office:word" xmlns:wp="http://schemas.openxmlformats.org/drawingml/2006/wordprocessingDrawing" xmlns:pic="http://schemas.openxmlformats.org/drawingml/2006/picture" xmlns:wps="http://schemas.microsoft.com/office/word/2010/wordprocessingShape" xmlns:wpg="http://schemas.microsoft.com/office/word/2010/wordprocessingGroup" xmlns:mc="http://schemas.openxmlformats.org/markup-compatibility/2006" xmlns:wp14="http://schemas.microsoft.com/office/word/2010/wordprocessingDrawing" xmlns:w14="http://schemas.microsoft.com/office/word/2010/wordml" xmlns:w15="http://schemas.microsoft.com/office/word/2012/wordml" mc:Ignorable="w14 wp14 w15">
   <w:body>
     <w:p>
       <w:pPr>
-        <w:spacing w:after="0" w:line="240" w:lineRule="auto"/>
+        <w:pStyle w:val="Normal"/>
+        <w:spacing w:lineRule="auto" w:line="240" w:before="0" w:after="0"/>
         <w:rPr>
           <w:rFonts w:ascii="Avenir Next" w:hAnsi="Avenir Next"/>
         </w:rPr>
       </w:pPr>
       <w:r>
         <w:rPr>
-          <w:rFonts w:ascii="Avenir Next" w:hAnsi="Avenir Next" w:cs="Arial"/>
-          <w:b/>
-          <w:bCs/>
-          <w:noProof/>
-          <w:color w:val="FF0000"/>
-          <w:sz w:val="40"/>
-          <w:szCs w:val="40"/>
+          <w:rFonts w:ascii="Avenir Next" w:hAnsi="Avenir Next"/>
         </w:rPr>
         <w:drawing>
-          <wp:anchor distT="0" distB="0" distL="114300" distR="114300" simplePos="0" relativeHeight="251670528" behindDoc="1" locked="0" layoutInCell="1" allowOverlap="1" wp14:anchorId="02DB43FA" wp14:editId="30CB6EA4">
+          <wp:anchor behindDoc="1" distT="0" distB="0" distL="0" distR="0" simplePos="0" locked="0" layoutInCell="0" allowOverlap="1" relativeHeight="2">
             <wp:simplePos x="0" y="0"/>
             <wp:positionH relativeFrom="margin">
-              <wp:posOffset>1591733</wp:posOffset>
+              <wp:posOffset>1591310</wp:posOffset>
             </wp:positionH>
             <wp:positionV relativeFrom="margin">
-              <wp:posOffset>-169333</wp:posOffset>
+              <wp:posOffset>-168910</wp:posOffset>
             </wp:positionV>
             <wp:extent cx="1315085" cy="842010"/>
-            <wp:effectExtent l="0" t="0" r="5715" b="0"/>
+            <wp:effectExtent l="0" t="0" r="0" b="0"/>
             <wp:wrapNone/>
-            <wp:docPr id="651112067" name="Imagen 49"/>
+            <wp:docPr id="1" name="Imagen 49" descr=""/>
             <wp:cNvGraphicFramePr>
               <a:graphicFrameLocks xmlns:a="http://schemas.openxmlformats.org/drawingml/2006/main" noChangeAspect="1"/>
             </wp:cNvGraphicFramePr>
@@ -39,22 +34,18 @@
               <a:graphicData uri="http://schemas.openxmlformats.org/drawingml/2006/picture">
                 <pic:pic xmlns:pic="http://schemas.openxmlformats.org/drawingml/2006/picture">
                   <pic:nvPicPr>
-                    <pic:cNvPr id="651112067" name="Imagen 49"/>
-                    <pic:cNvPicPr/>
+                    <pic:cNvPr id="1" name="Imagen 49" descr=""/>
+                    <pic:cNvPicPr>
+                      <a:picLocks noChangeAspect="1" noChangeArrowheads="1"/>
+                    </pic:cNvPicPr>
                   </pic:nvPicPr>
                   <pic:blipFill>
-                    <a:blip r:embed="rId5" cstate="print">
-                      <a:extLst>
-                        <a:ext uri="{28A0092B-C50C-407E-A947-70E740481C1C}">
-                          <a14:useLocalDpi xmlns:a14="http://schemas.microsoft.com/office/drawing/2010/main" val="0"/>
-                        </a:ext>
-                      </a:extLst>
-                    </a:blip>
+                    <a:blip r:embed="rId2"/>
                     <a:stretch>
                       <a:fillRect/>
                     </a:stretch>
                   </pic:blipFill>
-                  <pic:spPr>
+                  <pic:spPr bwMode="auto">
                     <a:xfrm>
                       <a:off x="0" y="0"/>
                       <a:ext cx="1315085" cy="842010"/>
@@ -62,263 +53,26 @@
                     <a:prstGeom prst="rect">
                       <a:avLst/>
                     </a:prstGeom>
+                    <a:noFill/>
                   </pic:spPr>
                 </pic:pic>
               </a:graphicData>
             </a:graphic>
-            <wp14:sizeRelH relativeFrom="page">
-              <wp14:pctWidth>0</wp14:pctWidth>
-            </wp14:sizeRelH>
-            <wp14:sizeRelV relativeFrom="page">
-              <wp14:pctHeight>0</wp14:pctHeight>
-            </wp14:sizeRelV>
           </wp:anchor>
         </w:drawing>
-      </w:r>
-      <w:r>
-        <w:rPr>
-          <w:rFonts w:ascii="Avenir Next" w:hAnsi="Avenir Next"/>
-          <w:noProof/>
-        </w:rPr>
-        <mc:AlternateContent>
-          <mc:Choice Requires="wps">
-            <w:drawing>
-              <wp:anchor distT="0" distB="0" distL="114300" distR="114300" simplePos="0" relativeHeight="251669504" behindDoc="0" locked="0" layoutInCell="1" allowOverlap="1" wp14:anchorId="0760527D" wp14:editId="154945C7">
-                <wp:simplePos x="0" y="0"/>
-                <wp:positionH relativeFrom="column">
-                  <wp:posOffset>-583988</wp:posOffset>
-                </wp:positionH>
-                <wp:positionV relativeFrom="paragraph">
-                  <wp:posOffset>585470</wp:posOffset>
-                </wp:positionV>
-                <wp:extent cx="1990164" cy="215444"/>
-                <wp:effectExtent l="0" t="0" r="0" b="0"/>
-                <wp:wrapNone/>
-                <wp:docPr id="6" name="Rectangle 4">
-                  <a:extLst xmlns:a="http://schemas.openxmlformats.org/drawingml/2006/main">
-                    <a:ext uri="{FF2B5EF4-FFF2-40B4-BE49-F238E27FC236}">
-                      <a16:creationId xmlns:a16="http://schemas.microsoft.com/office/drawing/2014/main" id="{E7C1E07F-0E38-2A21-018C-0331F4037E71}"/>
-                    </a:ext>
-                  </a:extLst>
-                </wp:docPr>
-                <wp:cNvGraphicFramePr>
-                  <a:graphicFrameLocks xmlns:a="http://schemas.openxmlformats.org/drawingml/2006/main"/>
-                </wp:cNvGraphicFramePr>
-                <a:graphic xmlns:a="http://schemas.openxmlformats.org/drawingml/2006/main">
-                  <a:graphicData uri="http://schemas.microsoft.com/office/word/2010/wordprocessingShape">
-                    <wps:wsp>
-                      <wps:cNvSpPr>
-                        <a:spLocks noChangeArrowheads="1"/>
-                      </wps:cNvSpPr>
-                      <wps:spPr bwMode="auto">
-                        <a:xfrm>
-                          <a:off x="0" y="0"/>
-                          <a:ext cx="1990164" cy="215444"/>
-                        </a:xfrm>
-                        <a:prstGeom prst="rect">
-                          <a:avLst/>
-                        </a:prstGeom>
-                        <a:noFill/>
-                        <a:ln>
-                          <a:noFill/>
-                        </a:ln>
-                        <a:effectLst/>
-                        <a:extLst>
-                          <a:ext uri="{909E8E84-426E-40DD-AFC4-6F175D3DCCD1}">
-                            <a14:hiddenFill xmlns:a14="http://schemas.microsoft.com/office/drawing/2010/main">
-                              <a:solidFill>
-                                <a:schemeClr val="accent1"/>
-                              </a:solidFill>
-                            </a14:hiddenFill>
-                          </a:ext>
-                          <a:ext uri="{91240B29-F687-4F45-9708-019B960494DF}">
-                            <a14:hiddenLine xmlns:a14="http://schemas.microsoft.com/office/drawing/2010/main" w="9525">
-                              <a:solidFill>
-                                <a:schemeClr val="tx1"/>
-                              </a:solidFill>
-                              <a:miter lim="800000"/>
-                              <a:headEnd/>
-                              <a:tailEnd/>
-                            </a14:hiddenLine>
-                          </a:ext>
-                          <a:ext uri="{AF507438-7753-43E0-B8FC-AC1667EBCBE1}">
-                            <a14:hiddenEffects xmlns:a14="http://schemas.microsoft.com/office/drawing/2010/main">
-                              <a:effectLst>
-                                <a:outerShdw dist="35921" dir="2700000" algn="ctr" rotWithShape="0">
-                                  <a:schemeClr val="bg2"/>
-                                </a:outerShdw>
-                              </a:effectLst>
-                            </a14:hiddenEffects>
-                          </a:ext>
-                        </a:extLst>
-                      </wps:spPr>
-                      <wps:txbx>
-                        <w:txbxContent>
-                          <w:p>
-                            <w:pPr>
-                              <w:kinsoku w:val="0"/>
-                              <w:overflowPunct w:val="0"/>
-                              <w:ind w:firstLine="706"/>
-                              <w:textAlignment w:val="baseline"/>
-                              <w:rPr>
-                                <w:rFonts w:ascii="Aptos" w:eastAsia="Aptos" w:hAnsi="Aptos" w:cs="Arial"/>
-                                <w:b/>
-                                <w:bCs/>
-                                <w:i/>
-                                <w:iCs/>
-                                <w:color w:val="000000"/>
-                                <w:kern w:val="24"/>
-                                <w:sz w:val="16"/>
-                                <w:szCs w:val="16"/>
-                              </w:rPr>
-                            </w:pPr>
-                            <w:r>
-                              <w:rPr>
-                                <w:rFonts w:ascii="Aptos" w:eastAsia="Aptos" w:hAnsi="Aptos" w:cs="Arial"/>
-                                <w:b/>
-                                <w:bCs/>
-                                <w:i/>
-                                <w:iCs/>
-                                <w:color w:val="000000"/>
-                                <w:kern w:val="24"/>
-                                <w:sz w:val="16"/>
-                                <w:szCs w:val="16"/>
-                              </w:rPr>
-                              <w:t>“</w:t>
-                            </w:r>
-                            <w:r>
-                              <w:rPr>
-                                <w:rFonts w:ascii="Avenir Next" w:eastAsia="Aptos" w:hAnsi="Avenir Next" w:cs="Arial"/>
-                                <w:b/>
-                                <w:bCs/>
-                                <w:color w:val="000000"/>
-                                <w:kern w:val="24"/>
-                                <w:sz w:val="16"/>
-                                <w:szCs w:val="16"/>
-                              </w:rPr>
-                              <w:t>El futuro es tu presente</w:t>
-                            </w:r>
-                            <w:r>
-                              <w:rPr>
-                                <w:rFonts w:ascii="Aptos" w:eastAsia="Aptos" w:hAnsi="Aptos" w:cs="Arial"/>
-                                <w:b/>
-                                <w:bCs/>
-                                <w:color w:val="000000"/>
-                                <w:kern w:val="24"/>
-                                <w:sz w:val="16"/>
-                                <w:szCs w:val="16"/>
-                              </w:rPr>
-                              <w:t>”</w:t>
-                            </w:r>
-                          </w:p>
-                        </w:txbxContent>
-                      </wps:txbx>
-                      <wps:bodyPr vert="horz" wrap="square" lIns="91440" tIns="45720" rIns="91440" bIns="45720" numCol="1" anchor="ctr" anchorCtr="0" compatLnSpc="1">
-                        <a:prstTxWarp prst="textNoShape">
-                          <a:avLst/>
-                        </a:prstTxWarp>
-                        <a:spAutoFit/>
-                      </wps:bodyPr>
-                    </wps:wsp>
-                  </a:graphicData>
-                </a:graphic>
-              </wp:anchor>
-            </w:drawing>
-          </mc:Choice>
-          <mc:Fallback>
-            <w:pict>
-              <v:rect w14:anchorId="0760527D" id="Rectangle 4" o:spid="_x0000_s1026" style="position:absolute;margin-left:-46pt;margin-top:46.1pt;width:156.7pt;height:16.95pt;z-index:251669504;visibility:visible;mso-wrap-style:square;mso-wrap-distance-left:9pt;mso-wrap-distance-top:0;mso-wrap-distance-right:9pt;mso-wrap-distance-bottom:0;mso-position-horizontal:absolute;mso-position-horizontal-relative:text;mso-position-vertical:absolute;mso-position-vertical-relative:text;v-text-anchor:middle" o:gfxdata="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" filled="f" fillcolor="#156082 [3204]" stroked="f" strokecolor="black [3213]">
-                <v:shadow color="#e8e8e8 [3214]"/>
-                <v:textbox style="mso-fit-shape-to-text:t">
-                  <w:txbxContent>
-                    <w:p>
-                      <w:pPr>
-                        <w:kinsoku w:val="0"/>
-                        <w:overflowPunct w:val="0"/>
-                        <w:ind w:firstLine="706"/>
-                        <w:textAlignment w:val="baseline"/>
-                        <w:rPr>
-                          <w:rFonts w:ascii="Aptos" w:eastAsia="Aptos" w:hAnsi="Aptos" w:cs="Arial"/>
-                          <w:b/>
-                          <w:bCs/>
-                          <w:i/>
-                          <w:iCs/>
-                          <w:color w:val="000000"/>
-                          <w:kern w:val="24"/>
-                          <w:sz w:val="16"/>
-                          <w:szCs w:val="16"/>
-                        </w:rPr>
-                      </w:pPr>
-                      <w:r>
-                        <w:rPr>
-                          <w:rFonts w:ascii="Aptos" w:eastAsia="Aptos" w:hAnsi="Aptos" w:cs="Arial"/>
-                          <w:b/>
-                          <w:bCs/>
-                          <w:i/>
-                          <w:iCs/>
-                          <w:color w:val="000000"/>
-                          <w:kern w:val="24"/>
-                          <w:sz w:val="16"/>
-                          <w:szCs w:val="16"/>
-                        </w:rPr>
-                        <w:t>“</w:t>
-                      </w:r>
-                      <w:r>
-                        <w:rPr>
-                          <w:rFonts w:ascii="Avenir Next" w:eastAsia="Aptos" w:hAnsi="Avenir Next" w:cs="Arial"/>
-                          <w:b/>
-                          <w:bCs/>
-                          <w:color w:val="000000"/>
-                          <w:kern w:val="24"/>
-                          <w:sz w:val="16"/>
-                          <w:szCs w:val="16"/>
-                        </w:rPr>
-                        <w:t>El futuro es tu presente</w:t>
-                      </w:r>
-                      <w:r>
-                        <w:rPr>
-                          <w:rFonts w:ascii="Aptos" w:eastAsia="Aptos" w:hAnsi="Aptos" w:cs="Arial"/>
-                          <w:b/>
-                          <w:bCs/>
-                          <w:color w:val="000000"/>
-                          <w:kern w:val="24"/>
-                          <w:sz w:val="16"/>
-                          <w:szCs w:val="16"/>
-                        </w:rPr>
-                        <w:t>”</w:t>
-                      </w:r>
-                    </w:p>
-                  </w:txbxContent>
-                </v:textbox>
-              </v:rect>
-            </w:pict>
-          </mc:Fallback>
-        </mc:AlternateContent>
-      </w:r>
-      <w:r>
-        <w:rPr>
-          <w:rFonts w:ascii="Avenir Next" w:hAnsi="Avenir Next"/>
-          <w:noProof/>
-        </w:rPr>
         <w:drawing>
-          <wp:anchor distT="0" distB="0" distL="114300" distR="114300" simplePos="0" relativeHeight="251667456" behindDoc="0" locked="0" layoutInCell="1" allowOverlap="1" wp14:anchorId="370697E5" wp14:editId="12FDF34D">
+          <wp:anchor behindDoc="0" distT="0" distB="0" distL="0" distR="0" simplePos="0" locked="0" layoutInCell="1" allowOverlap="1" relativeHeight="3">
             <wp:simplePos x="0" y="0"/>
             <wp:positionH relativeFrom="column">
-              <wp:posOffset>114088</wp:posOffset>
+              <wp:posOffset>114300</wp:posOffset>
             </wp:positionH>
             <wp:positionV relativeFrom="paragraph">
               <wp:posOffset>-304800</wp:posOffset>
             </wp:positionV>
             <wp:extent cx="998220" cy="998220"/>
-            <wp:effectExtent l="0" t="0" r="5080" b="5080"/>
+            <wp:effectExtent l="0" t="0" r="0" b="0"/>
             <wp:wrapNone/>
-            <wp:docPr id="1026" name="Imagen 49">
-              <a:extLst xmlns:a="http://schemas.openxmlformats.org/drawingml/2006/main">
-                <a:ext uri="{FF2B5EF4-FFF2-40B4-BE49-F238E27FC236}">
-                  <a16:creationId xmlns:a16="http://schemas.microsoft.com/office/drawing/2014/main" id="{50F19BA2-877E-D0C6-8876-28D5ED91B779}"/>
-                </a:ext>
-              </a:extLst>
-            </wp:docPr>
+            <wp:docPr id="2" name="Imagen2" descr=""/>
             <wp:cNvGraphicFramePr>
               <a:graphicFrameLocks xmlns:a="http://schemas.openxmlformats.org/drawingml/2006/main" noChangeAspect="1"/>
             </wp:cNvGraphicFramePr>
@@ -326,26 +80,13 @@
               <a:graphicData uri="http://schemas.openxmlformats.org/drawingml/2006/picture">
                 <pic:pic xmlns:pic="http://schemas.openxmlformats.org/drawingml/2006/picture">
                   <pic:nvPicPr>
-                    <pic:cNvPr id="1026" name="Imagen 49">
-                      <a:extLst>
-                        <a:ext uri="{FF2B5EF4-FFF2-40B4-BE49-F238E27FC236}">
-                          <a16:creationId xmlns:a16="http://schemas.microsoft.com/office/drawing/2014/main" id="{50F19BA2-877E-D0C6-8876-28D5ED91B779}"/>
-                        </a:ext>
-                      </a:extLst>
-                    </pic:cNvPr>
+                    <pic:cNvPr id="2" name="Imagen2" descr=""/>
                     <pic:cNvPicPr>
                       <a:picLocks noChangeAspect="1" noChangeArrowheads="1"/>
                     </pic:cNvPicPr>
                   </pic:nvPicPr>
                   <pic:blipFill>
-                    <a:blip r:embed="rId6">
-                      <a:extLst>
-                        <a:ext uri="{28A0092B-C50C-407E-A947-70E740481C1C}">
-                          <a14:useLocalDpi xmlns:a14="http://schemas.microsoft.com/office/drawing/2010/main" val="0"/>
-                        </a:ext>
-                      </a:extLst>
-                    </a:blip>
-                    <a:srcRect/>
+                    <a:blip r:embed="rId3"/>
                     <a:stretch>
                       <a:fillRect/>
                     </a:stretch>
@@ -359,126 +100,77 @@
                       <a:avLst/>
                     </a:prstGeom>
                     <a:noFill/>
-                    <a:extLst>
-                      <a:ext uri="{909E8E84-426E-40DD-AFC4-6F175D3DCCD1}">
-                        <a14:hiddenFill xmlns:a14="http://schemas.microsoft.com/office/drawing/2010/main">
-                          <a:solidFill>
-                            <a:srgbClr val="FFFFFF"/>
-                          </a:solidFill>
-                        </a14:hiddenFill>
-                      </a:ext>
-                    </a:extLst>
                   </pic:spPr>
                 </pic:pic>
               </a:graphicData>
             </a:graphic>
           </wp:anchor>
         </w:drawing>
-      </w:r>
-      <w:r>
-        <w:rPr>
-          <w:rFonts w:ascii="Avenir Next" w:hAnsi="Avenir Next"/>
-          <w:noProof/>
-        </w:rPr>
         <mc:AlternateContent>
           <mc:Choice Requires="wps">
             <w:drawing>
-              <wp:anchor distT="0" distB="0" distL="114300" distR="114300" simplePos="0" relativeHeight="251668480" behindDoc="0" locked="0" layoutInCell="1" allowOverlap="1" wp14:anchorId="336B92E9" wp14:editId="40EFC87D">
+              <wp:anchor behindDoc="0" distT="0" distB="0" distL="0" distR="0" simplePos="0" locked="0" layoutInCell="1" allowOverlap="1" relativeHeight="4" wp14:anchorId="336B92E9">
                 <wp:simplePos x="0" y="0"/>
                 <wp:positionH relativeFrom="column">
                   <wp:posOffset>2138045</wp:posOffset>
                 </wp:positionH>
                 <wp:positionV relativeFrom="paragraph">
-                  <wp:posOffset>-311573</wp:posOffset>
+                  <wp:posOffset>-311150</wp:posOffset>
                 </wp:positionV>
-                <wp:extent cx="5066665" cy="1015365"/>
+                <wp:extent cx="5066665" cy="890905"/>
                 <wp:effectExtent l="0" t="0" r="0" b="0"/>
                 <wp:wrapNone/>
-                <wp:docPr id="5" name="Rectangle 4">
-                  <a:extLst xmlns:a="http://schemas.openxmlformats.org/drawingml/2006/main">
-                    <a:ext uri="{FF2B5EF4-FFF2-40B4-BE49-F238E27FC236}">
-                      <a16:creationId xmlns:a16="http://schemas.microsoft.com/office/drawing/2014/main" id="{43428B65-57AE-D2AB-36E5-D82E1FDFB2B5}"/>
-                    </a:ext>
-                  </a:extLst>
-                </wp:docPr>
-                <wp:cNvGraphicFramePr>
-                  <a:graphicFrameLocks xmlns:a="http://schemas.openxmlformats.org/drawingml/2006/main"/>
-                </wp:cNvGraphicFramePr>
+                <wp:docPr id="3" name="Rectangle 4"/>
                 <a:graphic xmlns:a="http://schemas.openxmlformats.org/drawingml/2006/main">
                   <a:graphicData uri="http://schemas.microsoft.com/office/word/2010/wordprocessingShape">
                     <wps:wsp>
-                      <wps:cNvSpPr>
-                        <a:spLocks noChangeArrowheads="1"/>
-                      </wps:cNvSpPr>
-                      <wps:spPr bwMode="auto">
+                      <wps:cNvSpPr/>
+                      <wps:spPr>
                         <a:xfrm>
                           <a:off x="0" y="0"/>
-                          <a:ext cx="5066665" cy="1015365"/>
+                          <a:ext cx="5066640" cy="891000"/>
                         </a:xfrm>
                         <a:prstGeom prst="rect">
                           <a:avLst/>
                         </a:prstGeom>
                         <a:noFill/>
-                        <a:ln>
+                        <a:ln w="0">
                           <a:noFill/>
                         </a:ln>
-                        <a:effectLst/>
-                        <a:extLst>
-                          <a:ext uri="{909E8E84-426E-40DD-AFC4-6F175D3DCCD1}">
-                            <a14:hiddenFill xmlns:a14="http://schemas.microsoft.com/office/drawing/2010/main">
-                              <a:solidFill>
-                                <a:schemeClr val="accent1"/>
-                              </a:solidFill>
-                            </a14:hiddenFill>
-                          </a:ext>
-                          <a:ext uri="{91240B29-F687-4F45-9708-019B960494DF}">
-                            <a14:hiddenLine xmlns:a14="http://schemas.microsoft.com/office/drawing/2010/main" w="9525">
-                              <a:solidFill>
-                                <a:schemeClr val="tx1"/>
-                              </a:solidFill>
-                              <a:miter lim="800000"/>
-                              <a:headEnd/>
-                              <a:tailEnd/>
-                            </a14:hiddenLine>
-                          </a:ext>
-                          <a:ext uri="{AF507438-7753-43E0-B8FC-AC1667EBCBE1}">
-                            <a14:hiddenEffects xmlns:a14="http://schemas.microsoft.com/office/drawing/2010/main">
-                              <a:effectLst>
-                                <a:outerShdw dist="35921" dir="2700000" algn="ctr" rotWithShape="0">
-                                  <a:schemeClr val="bg2"/>
-                                </a:outerShdw>
-                              </a:effectLst>
-                            </a14:hiddenEffects>
-                          </a:ext>
-                        </a:extLst>
                       </wps:spPr>
+                      <wps:style>
+                        <a:lnRef idx="0"/>
+                        <a:fillRef idx="0"/>
+                        <a:effectRef idx="0"/>
+                        <a:fontRef idx="minor"/>
+                      </wps:style>
                       <wps:txbx>
                         <w:txbxContent>
                           <w:p>
                             <w:pPr>
-                              <w:kinsoku w:val="0"/>
-                              <w:overflowPunct w:val="0"/>
-                              <w:spacing w:after="0" w:line="240" w:lineRule="auto"/>
+                              <w:pStyle w:val="Contenidodelmarcouser"/>
+                              <w:overflowPunct w:val="false"/>
+                              <w:spacing w:lineRule="auto" w:line="240" w:before="0" w:after="0"/>
                               <w:ind w:firstLine="706"/>
                               <w:jc w:val="center"/>
                               <w:textAlignment w:val="baseline"/>
                               <w:rPr>
-                                <w:rFonts w:ascii="Avenir Next" w:eastAsia="Aptos" w:hAnsi="Avenir Next" w:cs="Arial"/>
+                                <w:rFonts w:ascii="Avenir Next" w:hAnsi="Avenir Next" w:eastAsia="Aptos" w:cs="Arial"/>
                                 <w:b/>
                                 <w:bCs/>
                                 <w:color w:val="FF0000"/>
-                                <w:kern w:val="24"/>
+                                <w:kern w:val="2"/>
                                 <w:sz w:val="36"/>
                                 <w:szCs w:val="36"/>
                               </w:rPr>
                             </w:pPr>
                             <w:r>
                               <w:rPr>
-                                <w:rFonts w:ascii="Avenir Next" w:eastAsia="Aptos" w:hAnsi="Avenir Next" w:cs="Arial"/>
+                                <w:rFonts w:eastAsia="Aptos" w:cs="Arial" w:ascii="Avenir Next" w:hAnsi="Avenir Next"/>
                                 <w:b/>
                                 <w:bCs/>
                                 <w:color w:val="FF0000"/>
-                                <w:kern w:val="24"/>
+                                <w:kern w:val="2"/>
                                 <w:sz w:val="36"/>
                                 <w:szCs w:val="36"/>
                               </w:rPr>
@@ -487,29 +179,29 @@
                           </w:p>
                           <w:p>
                             <w:pPr>
-                              <w:kinsoku w:val="0"/>
-                              <w:overflowPunct w:val="0"/>
-                              <w:spacing w:after="0" w:line="240" w:lineRule="auto"/>
+                              <w:pStyle w:val="Contenidodelmarcouser"/>
+                              <w:overflowPunct w:val="false"/>
+                              <w:spacing w:lineRule="auto" w:line="240" w:before="0" w:after="0"/>
                               <w:ind w:firstLine="706"/>
                               <w:jc w:val="center"/>
                               <w:textAlignment w:val="baseline"/>
                               <w:rPr>
-                                <w:rFonts w:ascii="Avenir Next" w:eastAsia="Aptos" w:hAnsi="Avenir Next" w:cs="Arial"/>
+                                <w:rFonts w:ascii="Avenir Next" w:hAnsi="Avenir Next" w:eastAsia="Aptos" w:cs="Arial"/>
                                 <w:b/>
                                 <w:bCs/>
                                 <w:color w:val="000000"/>
-                                <w:kern w:val="24"/>
+                                <w:kern w:val="2"/>
                                 <w:sz w:val="24"/>
                                 <w:szCs w:val="24"/>
                               </w:rPr>
                             </w:pPr>
                             <w:r>
                               <w:rPr>
-                                <w:rFonts w:ascii="Avenir Next" w:eastAsia="Aptos" w:hAnsi="Avenir Next" w:cs="Arial"/>
+                                <w:rFonts w:eastAsia="Aptos" w:cs="Arial" w:ascii="Avenir Next" w:hAnsi="Avenir Next"/>
                                 <w:b/>
                                 <w:bCs/>
                                 <w:color w:val="000000"/>
-                                <w:kern w:val="24"/>
+                                <w:kern w:val="2"/>
                                 <w:sz w:val="24"/>
                                 <w:szCs w:val="24"/>
                               </w:rPr>
@@ -517,11 +209,11 @@
                             </w:r>
                             <w:r>
                               <w:rPr>
-                                <w:rFonts w:ascii="Aptos" w:eastAsia="Aptos" w:hAnsi="Aptos" w:cs="Arial"/>
+                                <w:rFonts w:eastAsia="Aptos" w:cs="Arial"/>
                                 <w:b/>
                                 <w:bCs/>
                                 <w:color w:val="000000"/>
-                                <w:kern w:val="24"/>
+                                <w:kern w:val="2"/>
                                 <w:sz w:val="24"/>
                                 <w:szCs w:val="24"/>
                               </w:rPr>
@@ -529,11 +221,11 @@
                             </w:r>
                             <w:r>
                               <w:rPr>
-                                <w:rFonts w:ascii="Avenir Next" w:eastAsia="Aptos" w:hAnsi="Avenir Next" w:cs="Arial"/>
+                                <w:rFonts w:eastAsia="Aptos" w:cs="Arial" w:ascii="Avenir Next" w:hAnsi="Avenir Next"/>
                                 <w:b/>
                                 <w:bCs/>
                                 <w:color w:val="000000"/>
-                                <w:kern w:val="24"/>
+                                <w:kern w:val="2"/>
                                 <w:sz w:val="24"/>
                                 <w:szCs w:val="24"/>
                               </w:rPr>
@@ -542,84 +234,69 @@
                           </w:p>
                           <w:p>
                             <w:pPr>
-                              <w:kinsoku w:val="0"/>
-                              <w:overflowPunct w:val="0"/>
-                              <w:spacing w:after="0" w:line="240" w:lineRule="auto"/>
+                              <w:pStyle w:val="Contenidodelmarcouser"/>
+                              <w:overflowPunct w:val="false"/>
+                              <w:spacing w:lineRule="auto" w:line="240" w:before="0" w:after="0"/>
                               <w:ind w:firstLine="706"/>
                               <w:jc w:val="center"/>
                               <w:textAlignment w:val="baseline"/>
                               <w:rPr>
-                                <w:rFonts w:ascii="Avenir Next" w:eastAsia="Aptos" w:hAnsi="Avenir Next" w:cs="Arial"/>
+                                <w:rFonts w:ascii="Avenir Next" w:hAnsi="Avenir Next" w:eastAsia="Aptos" w:cs="Arial"/>
                                 <w:b/>
                                 <w:bCs/>
                                 <w:color w:val="000000"/>
-                                <w:kern w:val="24"/>
-                                <w:sz w:val="24"/>
-                                <w:szCs w:val="24"/>
-                              </w:rPr>
-                            </w:pPr>
-                          </w:p>
-                          <w:p>
-                            <w:pPr>
-                              <w:kinsoku w:val="0"/>
-                              <w:overflowPunct w:val="0"/>
-                              <w:spacing w:after="0" w:line="240" w:lineRule="auto"/>
-                              <w:ind w:firstLine="706"/>
-                              <w:jc w:val="center"/>
-                              <w:textAlignment w:val="baseline"/>
-                              <w:rPr>
-                                <w:rFonts w:ascii="Avenir Next" w:eastAsia="Aptos" w:hAnsi="Avenir Next" w:cs="Arial"/>
-                                <w:b/>
-                                <w:bCs/>
-                                <w:color w:val="00B0F0"/>
-                                <w:kern w:val="24"/>
+                                <w:kern w:val="2"/>
                                 <w:sz w:val="24"/>
                                 <w:szCs w:val="24"/>
                               </w:rPr>
                             </w:pPr>
                             <w:r>
                               <w:rPr>
-                                <w:rFonts w:ascii="Avenir Next" w:eastAsia="Aptos" w:hAnsi="Avenir Next" w:cs="Arial"/>
+                                <w:rFonts w:eastAsia="Aptos" w:cs="Arial" w:ascii="Avenir Next" w:hAnsi="Avenir Next"/>
+                                <w:b/>
+                                <w:bCs/>
+                                <w:color w:val="000000"/>
+                                <w:kern w:val="2"/>
+                                <w:sz w:val="24"/>
+                                <w:szCs w:val="24"/>
+                              </w:rPr>
+                            </w:r>
+                          </w:p>
+                          <w:p>
+                            <w:pPr>
+                              <w:pStyle w:val="Contenidodelmarcouser"/>
+                              <w:overflowPunct w:val="false"/>
+                              <w:spacing w:lineRule="auto" w:line="240" w:before="0" w:after="0"/>
+                              <w:ind w:firstLine="706"/>
+                              <w:jc w:val="center"/>
+                              <w:textAlignment w:val="baseline"/>
+                              <w:rPr>
+                                <w:rFonts w:ascii="Avenir Next" w:hAnsi="Avenir Next" w:eastAsia="Aptos" w:cs="Arial"/>
                                 <w:b/>
                                 <w:bCs/>
                                 <w:color w:val="00B0F0"/>
-                                <w:kern w:val="24"/>
+                                <w:kern w:val="2"/>
                                 <w:sz w:val="24"/>
                                 <w:szCs w:val="24"/>
                               </w:rPr>
-                              <w:t xml:space="preserve">CURSO </w:t>
-                            </w:r>
+                            </w:pPr>
                             <w:r>
                               <w:rPr>
-                                <w:rFonts w:ascii="Avenir Next" w:eastAsia="Aptos" w:hAnsi="Avenir Next" w:cs="Arial"/>
+                                <w:rFonts w:eastAsia="Aptos" w:cs="Arial" w:ascii="Avenir Next" w:hAnsi="Avenir Next"/>
                                 <w:b/>
                                 <w:bCs/>
                                 <w:color w:val="00B0F0"/>
-                                <w:kern w:val="24"/>
+                                <w:kern w:val="2"/>
                                 <w:sz w:val="24"/>
                                 <w:szCs w:val="24"/>
                               </w:rPr>
-                              <w:t>LICENCIATURA</w:t>
-                            </w:r>
-                            <w:r>
-                              <w:rPr>
-                                <w:rFonts w:ascii="Avenir Next" w:eastAsia="Aptos" w:hAnsi="Avenir Next" w:cs="Arial"/>
-                                <w:b/>
-                                <w:bCs/>
-                                <w:color w:val="00B0F0"/>
-                                <w:kern w:val="24"/>
-                                <w:sz w:val="24"/>
-                                <w:szCs w:val="24"/>
-                              </w:rPr>
-                              <w:t xml:space="preserve"> 2026</w:t>
+                              <w:t>CURSO LICENCIATURA 2026</w:t>
                             </w:r>
                           </w:p>
                         </w:txbxContent>
                       </wps:txbx>
-                      <wps:bodyPr vert="horz" wrap="square" lIns="91440" tIns="45720" rIns="91440" bIns="45720" numCol="1" anchor="ctr" anchorCtr="0" compatLnSpc="1">
-                        <a:prstTxWarp prst="textNoShape">
-                          <a:avLst/>
-                        </a:prstTxWarp>
+                      <wps:bodyPr anchor="ctr">
+                        <a:prstTxWarp prst="textNoShape"/>
                         <a:spAutoFit/>
                       </wps:bodyPr>
                     </wps:wsp>
@@ -630,35 +307,36 @@
           </mc:Choice>
           <mc:Fallback>
             <w:pict>
-              <v:rect w14:anchorId="336B92E9" id="_x0000_s1027" style="position:absolute;margin-left:168.35pt;margin-top:-24.55pt;width:398.95pt;height:79.95pt;z-index:251668480;visibility:visible;mso-wrap-style:square;mso-wrap-distance-left:9pt;mso-wrap-distance-top:0;mso-wrap-distance-right:9pt;mso-wrap-distance-bottom:0;mso-position-horizontal:absolute;mso-position-horizontal-relative:text;mso-position-vertical:absolute;mso-position-vertical-relative:text;v-text-anchor:middle" o:gfxdata="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" filled="f" fillcolor="#156082 [3204]" stroked="f" strokecolor="black [3213]">
-                <v:shadow color="#e8e8e8 [3214]"/>
-                <v:textbox style="mso-fit-shape-to-text:t">
+              <v:rect id="shape_0" ID="Rectangle 4" path="m0,0l-2147483645,0l-2147483645,-2147483646l0,-2147483646xe" stroked="f" o:allowincell="f" style="position:absolute;margin-left:168.35pt;margin-top:-24.5pt;width:398.9pt;height:70.1pt;mso-wrap-style:square;v-text-anchor:middle" wp14:anchorId="336B92E9">
+                <v:fill o:detectmouseclick="t" on="false"/>
+                <v:stroke color="#3465a4" joinstyle="round" endcap="flat"/>
+                <v:textbox>
                   <w:txbxContent>
                     <w:p>
                       <w:pPr>
-                        <w:kinsoku w:val="0"/>
-                        <w:overflowPunct w:val="0"/>
-                        <w:spacing w:after="0" w:line="240" w:lineRule="auto"/>
+                        <w:pStyle w:val="Contenidodelmarcouser"/>
+                        <w:overflowPunct w:val="false"/>
+                        <w:spacing w:lineRule="auto" w:line="240" w:before="0" w:after="0"/>
                         <w:ind w:firstLine="706"/>
                         <w:jc w:val="center"/>
                         <w:textAlignment w:val="baseline"/>
                         <w:rPr>
-                          <w:rFonts w:ascii="Avenir Next" w:eastAsia="Aptos" w:hAnsi="Avenir Next" w:cs="Arial"/>
+                          <w:rFonts w:ascii="Avenir Next" w:hAnsi="Avenir Next" w:eastAsia="Aptos" w:cs="Arial"/>
                           <w:b/>
                           <w:bCs/>
                           <w:color w:val="FF0000"/>
-                          <w:kern w:val="24"/>
+                          <w:kern w:val="2"/>
                           <w:sz w:val="36"/>
                           <w:szCs w:val="36"/>
                         </w:rPr>
                       </w:pPr>
                       <w:r>
                         <w:rPr>
-                          <w:rFonts w:ascii="Avenir Next" w:eastAsia="Aptos" w:hAnsi="Avenir Next" w:cs="Arial"/>
+                          <w:rFonts w:eastAsia="Aptos" w:cs="Arial" w:ascii="Avenir Next" w:hAnsi="Avenir Next"/>
                           <w:b/>
                           <w:bCs/>
                           <w:color w:val="FF0000"/>
-                          <w:kern w:val="24"/>
+                          <w:kern w:val="2"/>
                           <w:sz w:val="36"/>
                           <w:szCs w:val="36"/>
                         </w:rPr>
@@ -667,29 +345,29 @@
                     </w:p>
                     <w:p>
                       <w:pPr>
-                        <w:kinsoku w:val="0"/>
-                        <w:overflowPunct w:val="0"/>
-                        <w:spacing w:after="0" w:line="240" w:lineRule="auto"/>
+                        <w:pStyle w:val="Contenidodelmarcouser"/>
+                        <w:overflowPunct w:val="false"/>
+                        <w:spacing w:lineRule="auto" w:line="240" w:before="0" w:after="0"/>
                         <w:ind w:firstLine="706"/>
                         <w:jc w:val="center"/>
                         <w:textAlignment w:val="baseline"/>
                         <w:rPr>
-                          <w:rFonts w:ascii="Avenir Next" w:eastAsia="Aptos" w:hAnsi="Avenir Next" w:cs="Arial"/>
+                          <w:rFonts w:ascii="Avenir Next" w:hAnsi="Avenir Next" w:eastAsia="Aptos" w:cs="Arial"/>
                           <w:b/>
                           <w:bCs/>
                           <w:color w:val="000000"/>
-                          <w:kern w:val="24"/>
+                          <w:kern w:val="2"/>
                           <w:sz w:val="24"/>
                           <w:szCs w:val="24"/>
                         </w:rPr>
                       </w:pPr>
                       <w:r>
                         <w:rPr>
-                          <w:rFonts w:ascii="Avenir Next" w:eastAsia="Aptos" w:hAnsi="Avenir Next" w:cs="Arial"/>
+                          <w:rFonts w:eastAsia="Aptos" w:cs="Arial" w:ascii="Avenir Next" w:hAnsi="Avenir Next"/>
                           <w:b/>
                           <w:bCs/>
                           <w:color w:val="000000"/>
-                          <w:kern w:val="24"/>
+                          <w:kern w:val="2"/>
                           <w:sz w:val="24"/>
                           <w:szCs w:val="24"/>
                         </w:rPr>
@@ -697,11 +375,11 @@
                       </w:r>
                       <w:r>
                         <w:rPr>
-                          <w:rFonts w:ascii="Aptos" w:eastAsia="Aptos" w:hAnsi="Aptos" w:cs="Arial"/>
+                          <w:rFonts w:eastAsia="Aptos" w:cs="Arial"/>
                           <w:b/>
                           <w:bCs/>
                           <w:color w:val="000000"/>
-                          <w:kern w:val="24"/>
+                          <w:kern w:val="2"/>
                           <w:sz w:val="24"/>
                           <w:szCs w:val="24"/>
                         </w:rPr>
@@ -709,11 +387,11 @@
                       </w:r>
                       <w:r>
                         <w:rPr>
-                          <w:rFonts w:ascii="Avenir Next" w:eastAsia="Aptos" w:hAnsi="Avenir Next" w:cs="Arial"/>
+                          <w:rFonts w:eastAsia="Aptos" w:cs="Arial" w:ascii="Avenir Next" w:hAnsi="Avenir Next"/>
                           <w:b/>
                           <w:bCs/>
                           <w:color w:val="000000"/>
-                          <w:kern w:val="24"/>
+                          <w:kern w:val="2"/>
                           <w:sz w:val="24"/>
                           <w:szCs w:val="24"/>
                         </w:rPr>
@@ -722,80 +400,68 @@
                     </w:p>
                     <w:p>
                       <w:pPr>
-                        <w:kinsoku w:val="0"/>
-                        <w:overflowPunct w:val="0"/>
-                        <w:spacing w:after="0" w:line="240" w:lineRule="auto"/>
+                        <w:pStyle w:val="Contenidodelmarcouser"/>
+                        <w:overflowPunct w:val="false"/>
+                        <w:spacing w:lineRule="auto" w:line="240" w:before="0" w:after="0"/>
                         <w:ind w:firstLine="706"/>
                         <w:jc w:val="center"/>
                         <w:textAlignment w:val="baseline"/>
                         <w:rPr>
-                          <w:rFonts w:ascii="Avenir Next" w:eastAsia="Aptos" w:hAnsi="Avenir Next" w:cs="Arial"/>
+                          <w:rFonts w:ascii="Avenir Next" w:hAnsi="Avenir Next" w:eastAsia="Aptos" w:cs="Arial"/>
                           <w:b/>
                           <w:bCs/>
                           <w:color w:val="000000"/>
-                          <w:kern w:val="24"/>
-                          <w:sz w:val="24"/>
-                          <w:szCs w:val="24"/>
-                        </w:rPr>
-                      </w:pPr>
-                    </w:p>
-                    <w:p>
-                      <w:pPr>
-                        <w:kinsoku w:val="0"/>
-                        <w:overflowPunct w:val="0"/>
-                        <w:spacing w:after="0" w:line="240" w:lineRule="auto"/>
-                        <w:ind w:firstLine="706"/>
-                        <w:jc w:val="center"/>
-                        <w:textAlignment w:val="baseline"/>
-                        <w:rPr>
-                          <w:rFonts w:ascii="Avenir Next" w:eastAsia="Aptos" w:hAnsi="Avenir Next" w:cs="Arial"/>
-                          <w:b/>
-                          <w:bCs/>
-                          <w:color w:val="00B0F0"/>
-                          <w:kern w:val="24"/>
+                          <w:kern w:val="2"/>
                           <w:sz w:val="24"/>
                           <w:szCs w:val="24"/>
                         </w:rPr>
                       </w:pPr>
                       <w:r>
                         <w:rPr>
-                          <w:rFonts w:ascii="Avenir Next" w:eastAsia="Aptos" w:hAnsi="Avenir Next" w:cs="Arial"/>
+                          <w:rFonts w:eastAsia="Aptos" w:cs="Arial" w:ascii="Avenir Next" w:hAnsi="Avenir Next"/>
+                          <w:b/>
+                          <w:bCs/>
+                          <w:color w:val="000000"/>
+                          <w:kern w:val="2"/>
+                          <w:sz w:val="24"/>
+                          <w:szCs w:val="24"/>
+                        </w:rPr>
+                      </w:r>
+                    </w:p>
+                    <w:p>
+                      <w:pPr>
+                        <w:pStyle w:val="Contenidodelmarcouser"/>
+                        <w:overflowPunct w:val="false"/>
+                        <w:spacing w:lineRule="auto" w:line="240" w:before="0" w:after="0"/>
+                        <w:ind w:firstLine="706"/>
+                        <w:jc w:val="center"/>
+                        <w:textAlignment w:val="baseline"/>
+                        <w:rPr>
+                          <w:rFonts w:ascii="Avenir Next" w:hAnsi="Avenir Next" w:eastAsia="Aptos" w:cs="Arial"/>
                           <w:b/>
                           <w:bCs/>
                           <w:color w:val="00B0F0"/>
-                          <w:kern w:val="24"/>
+                          <w:kern w:val="2"/>
                           <w:sz w:val="24"/>
                           <w:szCs w:val="24"/>
                         </w:rPr>
-                        <w:t xml:space="preserve">CURSO </w:t>
-                      </w:r>
+                      </w:pPr>
                       <w:r>
                         <w:rPr>
-                          <w:rFonts w:ascii="Avenir Next" w:eastAsia="Aptos" w:hAnsi="Avenir Next" w:cs="Arial"/>
+                          <w:rFonts w:eastAsia="Aptos" w:cs="Arial" w:ascii="Avenir Next" w:hAnsi="Avenir Next"/>
                           <w:b/>
                           <w:bCs/>
                           <w:color w:val="00B0F0"/>
-                          <w:kern w:val="24"/>
+                          <w:kern w:val="2"/>
                           <w:sz w:val="24"/>
                           <w:szCs w:val="24"/>
                         </w:rPr>
-                        <w:t>LICENCIATURA</w:t>
-                      </w:r>
-                      <w:r>
-                        <w:rPr>
-                          <w:rFonts w:ascii="Avenir Next" w:eastAsia="Aptos" w:hAnsi="Avenir Next" w:cs="Arial"/>
-                          <w:b/>
-                          <w:bCs/>
-                          <w:color w:val="00B0F0"/>
-                          <w:kern w:val="24"/>
-                          <w:sz w:val="24"/>
-                          <w:szCs w:val="24"/>
-                        </w:rPr>
-                        <w:t xml:space="preserve"> 2026</w:t>
+                        <w:t>CURSO LICENCIATURA 2026</w:t>
                       </w:r>
                     </w:p>
                   </w:txbxContent>
                 </v:textbox>
+                <w10:wrap type="none"/>
               </v:rect>
             </w:pict>
           </mc:Fallback>
@@ -804,57 +470,278 @@
     </w:p>
     <w:p>
       <w:pPr>
-        <w:spacing w:after="0" w:line="240" w:lineRule="auto"/>
+        <w:pStyle w:val="Normal"/>
+        <w:spacing w:lineRule="auto" w:line="240" w:before="0" w:after="0"/>
         <w:rPr>
           <w:rFonts w:ascii="Avenir Next" w:hAnsi="Avenir Next"/>
           <w:sz w:val="24"/>
           <w:szCs w:val="24"/>
         </w:rPr>
       </w:pPr>
+      <w:r>
+        <w:rPr>
+          <w:rFonts w:ascii="Avenir Next" w:hAnsi="Avenir Next"/>
+          <w:sz w:val="24"/>
+          <w:szCs w:val="24"/>
+        </w:rPr>
+      </w:r>
     </w:p>
     <w:p>
       <w:pPr>
-        <w:spacing w:after="0" w:line="240" w:lineRule="auto"/>
+        <w:pStyle w:val="Normal"/>
+        <w:spacing w:lineRule="auto" w:line="240" w:before="0" w:after="0"/>
         <w:rPr>
           <w:rFonts w:ascii="Avenir Next" w:hAnsi="Avenir Next"/>
           <w:sz w:val="24"/>
           <w:szCs w:val="24"/>
         </w:rPr>
       </w:pPr>
+      <w:r>
+        <w:rPr>
+          <w:rFonts w:ascii="Avenir Next" w:hAnsi="Avenir Next"/>
+          <w:sz w:val="24"/>
+          <w:szCs w:val="24"/>
+        </w:rPr>
+        <mc:AlternateContent>
+          <mc:Choice Requires="wps">
+            <w:drawing>
+              <wp:anchor behindDoc="0" distT="0" distB="0" distL="0" distR="0" simplePos="0" locked="0" layoutInCell="1" allowOverlap="1" relativeHeight="6" wp14:anchorId="0760527D">
+                <wp:simplePos x="0" y="0"/>
+                <wp:positionH relativeFrom="column">
+                  <wp:posOffset>-584200</wp:posOffset>
+                </wp:positionH>
+                <wp:positionV relativeFrom="paragraph">
+                  <wp:posOffset>245110</wp:posOffset>
+                </wp:positionV>
+                <wp:extent cx="2342515" cy="209550"/>
+                <wp:effectExtent l="0" t="0" r="0" b="0"/>
+                <wp:wrapNone/>
+                <wp:docPr id="4" name="Rectangle 4"/>
+                <a:graphic xmlns:a="http://schemas.openxmlformats.org/drawingml/2006/main">
+                  <a:graphicData uri="http://schemas.microsoft.com/office/word/2010/wordprocessingShape">
+                    <wps:wsp>
+                      <wps:cNvSpPr/>
+                      <wps:spPr>
+                        <a:xfrm>
+                          <a:off x="0" y="0"/>
+                          <a:ext cx="2342520" cy="209520"/>
+                        </a:xfrm>
+                        <a:prstGeom prst="rect">
+                          <a:avLst/>
+                        </a:prstGeom>
+                        <a:noFill/>
+                        <a:ln w="0">
+                          <a:noFill/>
+                        </a:ln>
+                      </wps:spPr>
+                      <wps:style>
+                        <a:lnRef idx="0"/>
+                        <a:fillRef idx="0"/>
+                        <a:effectRef idx="0"/>
+                        <a:fontRef idx="minor"/>
+                      </wps:style>
+                      <wps:txbx>
+                        <w:txbxContent>
+                          <w:p>
+                            <w:pPr>
+                              <w:pStyle w:val="Contenidodelmarcouser"/>
+                              <w:overflowPunct w:val="false"/>
+                              <w:spacing w:before="0" w:after="160"/>
+                              <w:ind w:firstLine="706"/>
+                              <w:textAlignment w:val="baseline"/>
+                              <w:rPr>
+                                <w:rFonts w:ascii="Aptos" w:hAnsi="Aptos" w:eastAsia="Aptos" w:cs="Arial"/>
+                                <w:b/>
+                                <w:bCs/>
+                                <w:i/>
+                                <w:i/>
+                                <w:iCs/>
+                                <w:color w:val="000000"/>
+                                <w:kern w:val="2"/>
+                                <w:sz w:val="16"/>
+                                <w:szCs w:val="16"/>
+                              </w:rPr>
+                            </w:pPr>
+                            <w:r>
+                              <w:rPr>
+                                <w:rFonts w:eastAsia="Aptos" w:cs="Arial"/>
+                                <w:b/>
+                                <w:bCs/>
+                                <w:i/>
+                                <w:iCs/>
+                                <w:color w:val="000000"/>
+                                <w:kern w:val="2"/>
+                                <w:sz w:val="16"/>
+                                <w:szCs w:val="16"/>
+                              </w:rPr>
+                              <w:t>“</w:t>
+                            </w:r>
+                            <w:r>
+                              <w:rPr>
+                                <w:rFonts w:eastAsia="Aptos" w:cs="Arial" w:ascii="Avenir Next" w:hAnsi="Avenir Next"/>
+                                <w:b/>
+                                <w:bCs/>
+                                <w:color w:val="000000"/>
+                                <w:kern w:val="2"/>
+                                <w:sz w:val="16"/>
+                                <w:szCs w:val="16"/>
+                              </w:rPr>
+                              <w:t>El futuro es tu presente</w:t>
+                            </w:r>
+                            <w:r>
+                              <w:rPr>
+                                <w:rFonts w:eastAsia="Aptos" w:cs="Arial"/>
+                                <w:b/>
+                                <w:bCs/>
+                                <w:color w:val="000000"/>
+                                <w:kern w:val="2"/>
+                                <w:sz w:val="16"/>
+                                <w:szCs w:val="16"/>
+                              </w:rPr>
+                              <w:t>”</w:t>
+                            </w:r>
+                          </w:p>
+                        </w:txbxContent>
+                      </wps:txbx>
+                      <wps:bodyPr anchor="ctr">
+                        <a:prstTxWarp prst="textNoShape"/>
+                        <a:spAutoFit/>
+                      </wps:bodyPr>
+                    </wps:wsp>
+                  </a:graphicData>
+                </a:graphic>
+              </wp:anchor>
+            </w:drawing>
+          </mc:Choice>
+          <mc:Fallback>
+            <w:pict>
+              <v:rect id="shape_0" ID="Rectangle 4" path="m0,0l-2147483645,0l-2147483645,-2147483646l0,-2147483646xe" stroked="f" o:allowincell="f" style="position:absolute;margin-left:-46pt;margin-top:19.3pt;width:184.4pt;height:16.45pt;mso-wrap-style:square;v-text-anchor:middle" wp14:anchorId="0760527D">
+                <v:fill o:detectmouseclick="t" on="false"/>
+                <v:stroke color="#3465a4" joinstyle="round" endcap="flat"/>
+                <v:textbox>
+                  <w:txbxContent>
+                    <w:p>
+                      <w:pPr>
+                        <w:pStyle w:val="Contenidodelmarcouser"/>
+                        <w:overflowPunct w:val="false"/>
+                        <w:spacing w:before="0" w:after="160"/>
+                        <w:ind w:firstLine="706"/>
+                        <w:textAlignment w:val="baseline"/>
+                        <w:rPr>
+                          <w:rFonts w:ascii="Aptos" w:hAnsi="Aptos" w:eastAsia="Aptos" w:cs="Arial"/>
+                          <w:b/>
+                          <w:bCs/>
+                          <w:i/>
+                          <w:i/>
+                          <w:iCs/>
+                          <w:color w:val="000000"/>
+                          <w:kern w:val="2"/>
+                          <w:sz w:val="16"/>
+                          <w:szCs w:val="16"/>
+                        </w:rPr>
+                      </w:pPr>
+                      <w:r>
+                        <w:rPr>
+                          <w:rFonts w:eastAsia="Aptos" w:cs="Arial"/>
+                          <w:b/>
+                          <w:bCs/>
+                          <w:i/>
+                          <w:iCs/>
+                          <w:color w:val="000000"/>
+                          <w:kern w:val="2"/>
+                          <w:sz w:val="16"/>
+                          <w:szCs w:val="16"/>
+                        </w:rPr>
+                        <w:t>“</w:t>
+                      </w:r>
+                      <w:r>
+                        <w:rPr>
+                          <w:rFonts w:eastAsia="Aptos" w:cs="Arial" w:ascii="Avenir Next" w:hAnsi="Avenir Next"/>
+                          <w:b/>
+                          <w:bCs/>
+                          <w:color w:val="000000"/>
+                          <w:kern w:val="2"/>
+                          <w:sz w:val="16"/>
+                          <w:szCs w:val="16"/>
+                        </w:rPr>
+                        <w:t>El futuro es tu presente</w:t>
+                      </w:r>
+                      <w:r>
+                        <w:rPr>
+                          <w:rFonts w:eastAsia="Aptos" w:cs="Arial"/>
+                          <w:b/>
+                          <w:bCs/>
+                          <w:color w:val="000000"/>
+                          <w:kern w:val="2"/>
+                          <w:sz w:val="16"/>
+                          <w:szCs w:val="16"/>
+                        </w:rPr>
+                        <w:t>”</w:t>
+                      </w:r>
+                    </w:p>
+                  </w:txbxContent>
+                </v:textbox>
+                <w10:wrap type="none"/>
+              </v:rect>
+            </w:pict>
+          </mc:Fallback>
+        </mc:AlternateContent>
+      </w:r>
     </w:p>
     <w:p>
       <w:pPr>
-        <w:spacing w:line="240" w:lineRule="auto"/>
+        <w:pStyle w:val="Normal"/>
+        <w:spacing w:lineRule="auto" w:line="240"/>
         <w:rPr>
           <w:rFonts w:ascii="Avenir Next" w:hAnsi="Avenir Next"/>
           <w:sz w:val="20"/>
           <w:szCs w:val="20"/>
         </w:rPr>
       </w:pPr>
+      <w:r>
+        <w:rPr>
+          <w:rFonts w:ascii="Avenir Next" w:hAnsi="Avenir Next"/>
+          <w:sz w:val="20"/>
+          <w:szCs w:val="20"/>
+        </w:rPr>
+      </w:r>
     </w:p>
     <w:tbl>
       <w:tblPr>
         <w:tblStyle w:val="Tablaconcuadrcula"/>
-        <w:tblW w:w="0" w:type="auto"/>
-        <w:tblLook w:val="04A0" w:firstRow="1" w:lastRow="0" w:firstColumn="1" w:lastColumn="0" w:noHBand="0" w:noVBand="1"/>
+        <w:tblW w:w="10790" w:type="dxa"/>
+        <w:jc w:val="left"/>
+        <w:tblInd w:w="0" w:type="dxa"/>
+        <w:tblLayout w:type="fixed"/>
+        <w:tblCellMar>
+          <w:top w:w="0" w:type="dxa"/>
+          <w:left w:w="108" w:type="dxa"/>
+          <w:bottom w:w="0" w:type="dxa"/>
+          <w:right w:w="108" w:type="dxa"/>
+        </w:tblCellMar>
+        <w:tblLook w:val="04a0" w:noHBand="0" w:noVBand="1" w:firstColumn="1" w:lastRow="0" w:lastColumn="0" w:firstRow="1"/>
       </w:tblPr>
       <w:tblGrid>
         <w:gridCol w:w="10790"/>
       </w:tblGrid>
       <w:tr>
+        <w:trPr/>
         <w:tc>
           <w:tcPr>
             <w:tcW w:w="10790" w:type="dxa"/>
             <w:tcBorders>
-              <w:top w:val="single" w:sz="12" w:space="0" w:color="auto"/>
+              <w:top w:val="single" w:sz="12" w:space="0" w:color="000000"/>
               <w:left w:val="nil"/>
-              <w:bottom w:val="single" w:sz="12" w:space="0" w:color="auto"/>
+              <w:bottom w:val="single" w:sz="12" w:space="0" w:color="000000"/>
               <w:right w:val="nil"/>
             </w:tcBorders>
           </w:tcPr>
           <w:p>
             <w:pPr>
-              <w:spacing w:line="240" w:lineRule="auto"/>
+              <w:pStyle w:val="Normal"/>
+              <w:widowControl/>
+              <w:suppressAutoHyphens w:val="true"/>
+              <w:spacing w:lineRule="auto" w:line="240" w:before="0" w:after="0"/>
               <w:jc w:val="center"/>
               <w:rPr>
                 <w:rFonts w:ascii="Avenir Next" w:hAnsi="Avenir Next"/>
@@ -866,11 +753,12 @@
             </w:pPr>
             <w:r>
               <w:rPr>
-                <w:rFonts w:ascii="Avenir Next" w:hAnsi="Avenir Next"/>
+                <w:rFonts w:eastAsia="Aptos" w:cs="" w:ascii="Avenir Next" w:hAnsi="Avenir Next"/>
                 <w:b/>
                 <w:bCs/>
                 <w:sz w:val="32"/>
                 <w:szCs w:val="32"/>
+                <w:lang w:val="es-MX" w:eastAsia="en-US" w:bidi="ar-SA"/>
               </w:rPr>
               <w:t>Registro de escuelas y toma de fotografía (Documento A)</w:t>
             </w:r>
@@ -880,17 +768,26 @@
     </w:tbl>
     <w:p>
       <w:pPr>
-        <w:spacing w:after="0" w:line="240" w:lineRule="auto"/>
+        <w:pStyle w:val="Normal"/>
+        <w:spacing w:lineRule="auto" w:line="240" w:before="0" w:after="0"/>
         <w:rPr>
           <w:rFonts w:ascii="Avenir Next" w:hAnsi="Avenir Next"/>
           <w:sz w:val="20"/>
           <w:szCs w:val="20"/>
         </w:rPr>
       </w:pPr>
+      <w:r>
+        <w:rPr>
+          <w:rFonts w:ascii="Avenir Next" w:hAnsi="Avenir Next"/>
+          <w:sz w:val="20"/>
+          <w:szCs w:val="20"/>
+        </w:rPr>
+      </w:r>
     </w:p>
     <w:p>
       <w:pPr>
-        <w:spacing w:after="0" w:line="240" w:lineRule="auto"/>
+        <w:pStyle w:val="Normal"/>
+        <w:spacing w:lineRule="auto" w:line="240" w:before="0" w:after="0"/>
         <w:jc w:val="center"/>
         <w:rPr>
           <w:rFonts w:ascii="Avenir Next" w:hAnsi="Avenir Next"/>
@@ -908,55 +805,65 @@
           <w:sz w:val="24"/>
           <w:szCs w:val="24"/>
         </w:rPr>
-        <w:t xml:space="preserve">DATOS DE LA PERSONA </w:t>
-      </w:r>
-      <w:r>
-        <w:rPr>
-          <w:rFonts w:ascii="Avenir Next" w:hAnsi="Avenir Next"/>
-          <w:b/>
-          <w:bCs/>
-          <w:sz w:val="24"/>
-          <w:szCs w:val="24"/>
-        </w:rPr>
-        <w:t>INSCRITA</w:t>
+        <w:t>DATOS DE LA PERSONA INSCRITA</w:t>
       </w:r>
     </w:p>
     <w:p>
       <w:pPr>
-        <w:spacing w:after="0" w:line="240" w:lineRule="auto"/>
+        <w:pStyle w:val="Normal"/>
+        <w:spacing w:lineRule="auto" w:line="240" w:before="0" w:after="0"/>
         <w:rPr>
           <w:rFonts w:ascii="Avenir Next" w:hAnsi="Avenir Next"/>
           <w:sz w:val="20"/>
           <w:szCs w:val="20"/>
         </w:rPr>
       </w:pPr>
+      <w:r>
+        <w:rPr>
+          <w:rFonts w:ascii="Avenir Next" w:hAnsi="Avenir Next"/>
+          <w:sz w:val="20"/>
+          <w:szCs w:val="20"/>
+        </w:rPr>
+      </w:r>
     </w:p>
     <w:tbl>
       <w:tblPr>
         <w:tblStyle w:val="Tablaconcuadrcula"/>
-        <w:tblW w:w="0" w:type="auto"/>
-        <w:tblBorders>
-          <w:top w:val="none" w:sz="0" w:space="0" w:color="auto"/>
-          <w:left w:val="none" w:sz="0" w:space="0" w:color="auto"/>
-          <w:bottom w:val="none" w:sz="0" w:space="0" w:color="auto"/>
-          <w:right w:val="none" w:sz="0" w:space="0" w:color="auto"/>
-          <w:insideH w:val="none" w:sz="0" w:space="0" w:color="auto"/>
-          <w:insideV w:val="none" w:sz="0" w:space="0" w:color="auto"/>
-        </w:tblBorders>
-        <w:tblLook w:val="04A0" w:firstRow="1" w:lastRow="0" w:firstColumn="1" w:lastColumn="0" w:noHBand="0" w:noVBand="1"/>
+        <w:tblW w:w="10790" w:type="dxa"/>
+        <w:jc w:val="left"/>
+        <w:tblInd w:w="0" w:type="dxa"/>
+        <w:tblLayout w:type="fixed"/>
+        <w:tblCellMar>
+          <w:top w:w="55" w:type="dxa"/>
+          <w:left w:w="108" w:type="dxa"/>
+          <w:bottom w:w="55" w:type="dxa"/>
+          <w:right w:w="108" w:type="dxa"/>
+        </w:tblCellMar>
+        <w:tblLook w:val="04a0" w:noHBand="0" w:noVBand="1" w:firstColumn="1" w:lastRow="0" w:lastColumn="0" w:firstRow="1"/>
       </w:tblPr>
       <w:tblGrid>
-        <w:gridCol w:w="2263"/>
+        <w:gridCol w:w="2262"/>
         <w:gridCol w:w="8527"/>
       </w:tblGrid>
       <w:tr>
+        <w:trPr/>
         <w:tc>
           <w:tcPr>
-            <w:tcW w:w="2263" w:type="dxa"/>
+            <w:tcW w:w="2262" w:type="dxa"/>
+            <w:tcBorders>
+              <w:top w:val="nil"/>
+              <w:left w:val="nil"/>
+              <w:bottom w:val="nil"/>
+              <w:right w:val="nil"/>
+            </w:tcBorders>
           </w:tcPr>
           <w:p>
             <w:pPr>
-              <w:spacing w:line="276" w:lineRule="auto"/>
+              <w:pStyle w:val="Normal"/>
+              <w:widowControl/>
+              <w:suppressAutoHyphens w:val="true"/>
+              <w:spacing w:lineRule="auto" w:line="276" w:before="0" w:after="0"/>
+              <w:jc w:val="left"/>
               <w:rPr>
                 <w:rFonts w:ascii="Avenir Next" w:hAnsi="Avenir Next"/>
                 <w:b/>
@@ -967,11 +874,12 @@
             </w:pPr>
             <w:r>
               <w:rPr>
-                <w:rFonts w:ascii="Avenir Next" w:hAnsi="Avenir Next"/>
+                <w:rFonts w:eastAsia="Aptos" w:cs="" w:ascii="Avenir Next" w:hAnsi="Avenir Next"/>
                 <w:b/>
                 <w:bCs/>
                 <w:sz w:val="20"/>
                 <w:szCs w:val="20"/>
+                <w:lang w:val="es-MX" w:eastAsia="en-US" w:bidi="ar-SA"/>
               </w:rPr>
               <w:t>Folio de Registro:</w:t>
             </w:r>
@@ -980,10 +888,20 @@
         <w:tc>
           <w:tcPr>
             <w:tcW w:w="8527" w:type="dxa"/>
+            <w:tcBorders>
+              <w:top w:val="nil"/>
+              <w:left w:val="nil"/>
+              <w:bottom w:val="nil"/>
+              <w:right w:val="nil"/>
+            </w:tcBorders>
           </w:tcPr>
           <w:p>
             <w:pPr>
-              <w:spacing w:line="276" w:lineRule="auto"/>
+              <w:pStyle w:val="Normal"/>
+              <w:widowControl/>
+              <w:suppressAutoHyphens w:val="true"/>
+              <w:spacing w:lineRule="auto" w:line="276" w:before="0" w:after="0"/>
+              <w:jc w:val="left"/>
               <w:rPr>
                 <w:rFonts w:ascii="Avenir Next" w:hAnsi="Avenir Next"/>
                 <w:b/>
@@ -995,50 +913,37 @@
             </w:pPr>
             <w:r>
               <w:rPr>
-                <w:rFonts w:ascii="Avenir Next" w:hAnsi="Avenir Next"/>
+                <w:rFonts w:eastAsia="Aptos" w:cs="" w:ascii="Avenir Next" w:hAnsi="Avenir Next"/>
                 <w:b/>
                 <w:bCs/>
                 <w:sz w:val="20"/>
                 <w:szCs w:val="20"/>
-                <w:lang w:val="es-ES_tradnl"/>
-              </w:rPr>
-              <w:t xml:space="preserve">{{ </w:t>
-            </w:r>
-            <w:proofErr w:type="spellStart"/>
-            <w:r>
-              <w:rPr>
-                <w:rFonts w:ascii="Avenir Next" w:hAnsi="Avenir Next"/>
-                <w:b/>
-                <w:bCs/>
-                <w:sz w:val="20"/>
-                <w:szCs w:val="20"/>
-                <w:lang w:val="es-ES_tradnl"/>
-              </w:rPr>
-              <w:t>folio_alumno</w:t>
-            </w:r>
-            <w:proofErr w:type="spellEnd"/>
-            <w:r>
-              <w:rPr>
-                <w:rFonts w:ascii="Avenir Next" w:hAnsi="Avenir Next"/>
-                <w:b/>
-                <w:bCs/>
-                <w:sz w:val="20"/>
-                <w:szCs w:val="20"/>
-                <w:lang w:val="es-ES_tradnl"/>
-              </w:rPr>
-              <w:t xml:space="preserve"> }}</w:t>
+                <w:lang w:val="es-ES_tradnl" w:eastAsia="en-US" w:bidi="ar-SA"/>
+              </w:rPr>
+              <w:t>{{ folio_alumno }}</w:t>
             </w:r>
           </w:p>
         </w:tc>
       </w:tr>
       <w:tr>
+        <w:trPr/>
         <w:tc>
           <w:tcPr>
-            <w:tcW w:w="2263" w:type="dxa"/>
+            <w:tcW w:w="2262" w:type="dxa"/>
+            <w:tcBorders>
+              <w:top w:val="nil"/>
+              <w:left w:val="nil"/>
+              <w:bottom w:val="nil"/>
+              <w:right w:val="nil"/>
+            </w:tcBorders>
           </w:tcPr>
           <w:p>
             <w:pPr>
-              <w:spacing w:line="276" w:lineRule="auto"/>
+              <w:pStyle w:val="Normal"/>
+              <w:widowControl/>
+              <w:suppressAutoHyphens w:val="true"/>
+              <w:spacing w:lineRule="auto" w:line="276" w:before="0" w:after="0"/>
+              <w:jc w:val="left"/>
               <w:rPr>
                 <w:rFonts w:ascii="Avenir Next" w:hAnsi="Avenir Next"/>
                 <w:b/>
@@ -1049,11 +954,12 @@
             </w:pPr>
             <w:r>
               <w:rPr>
-                <w:rFonts w:ascii="Avenir Next" w:hAnsi="Avenir Next"/>
+                <w:rFonts w:eastAsia="Aptos" w:cs="" w:ascii="Avenir Next" w:hAnsi="Avenir Next"/>
                 <w:b/>
                 <w:bCs/>
                 <w:sz w:val="20"/>
                 <w:szCs w:val="20"/>
+                <w:lang w:val="es-MX" w:eastAsia="en-US" w:bidi="ar-SA"/>
               </w:rPr>
               <w:t>Nombre:</w:t>
             </w:r>
@@ -1062,10 +968,20 @@
         <w:tc>
           <w:tcPr>
             <w:tcW w:w="8527" w:type="dxa"/>
+            <w:tcBorders>
+              <w:top w:val="nil"/>
+              <w:left w:val="nil"/>
+              <w:bottom w:val="nil"/>
+              <w:right w:val="nil"/>
+            </w:tcBorders>
           </w:tcPr>
           <w:p>
             <w:pPr>
-              <w:spacing w:line="276" w:lineRule="auto"/>
+              <w:pStyle w:val="Normal"/>
+              <w:widowControl/>
+              <w:suppressAutoHyphens w:val="true"/>
+              <w:spacing w:lineRule="auto" w:line="276" w:before="0" w:after="0"/>
+              <w:jc w:val="left"/>
               <w:rPr>
                 <w:rFonts w:ascii="Avenir Next" w:hAnsi="Avenir Next"/>
                 <w:b/>
@@ -1076,38 +992,14 @@
             </w:pPr>
             <w:r>
               <w:rPr>
-                <w:rFonts w:ascii="Avenir Next" w:hAnsi="Avenir Next"/>
+                <w:rFonts w:eastAsia="Aptos" w:cs="" w:ascii="Avenir Next" w:hAnsi="Avenir Next"/>
                 <w:b/>
                 <w:bCs/>
                 <w:sz w:val="20"/>
                 <w:szCs w:val="20"/>
-                <w:lang w:val="es-ES_tradnl"/>
-              </w:rPr>
-              <w:t xml:space="preserve">{{ </w:t>
-            </w:r>
-            <w:proofErr w:type="spellStart"/>
-            <w:r>
-              <w:rPr>
-                <w:rFonts w:ascii="Avenir Next" w:hAnsi="Avenir Next"/>
-                <w:b/>
-                <w:bCs/>
-                <w:sz w:val="20"/>
-                <w:szCs w:val="20"/>
-                <w:lang w:val="es-ES_tradnl"/>
-              </w:rPr>
-              <w:t>nombre_alumno</w:t>
-            </w:r>
-            <w:proofErr w:type="spellEnd"/>
-            <w:r>
-              <w:rPr>
-                <w:rFonts w:ascii="Avenir Next" w:hAnsi="Avenir Next"/>
-                <w:b/>
-                <w:bCs/>
-                <w:sz w:val="20"/>
-                <w:szCs w:val="20"/>
-                <w:lang w:val="es-ES_tradnl"/>
-              </w:rPr>
-              <w:t xml:space="preserve"> }}</w:t>
+                <w:lang w:val="es-ES_tradnl" w:eastAsia="en-US" w:bidi="ar-SA"/>
+              </w:rPr>
+              <w:t>{{ nombre_alumno }}</w:t>
             </w:r>
           </w:p>
         </w:tc>
@@ -1115,37 +1007,58 @@
     </w:tbl>
     <w:p>
       <w:pPr>
-        <w:spacing w:line="240" w:lineRule="auto"/>
+        <w:pStyle w:val="Normal"/>
+        <w:spacing w:lineRule="auto" w:line="240"/>
         <w:rPr>
           <w:rFonts w:ascii="Avenir Next" w:hAnsi="Avenir Next"/>
           <w:sz w:val="16"/>
           <w:szCs w:val="16"/>
         </w:rPr>
       </w:pPr>
+      <w:r>
+        <w:rPr>
+          <w:rFonts w:ascii="Avenir Next" w:hAnsi="Avenir Next"/>
+          <w:sz w:val="16"/>
+          <w:szCs w:val="16"/>
+        </w:rPr>
+      </w:r>
     </w:p>
     <w:tbl>
       <w:tblPr>
         <w:tblStyle w:val="Tablaconcuadrcula"/>
-        <w:tblW w:w="0" w:type="auto"/>
-        <w:tblLook w:val="04A0" w:firstRow="1" w:lastRow="0" w:firstColumn="1" w:lastColumn="0" w:noHBand="0" w:noVBand="1"/>
+        <w:tblW w:w="10790" w:type="dxa"/>
+        <w:jc w:val="left"/>
+        <w:tblInd w:w="0" w:type="dxa"/>
+        <w:tblLayout w:type="fixed"/>
+        <w:tblCellMar>
+          <w:top w:w="0" w:type="dxa"/>
+          <w:left w:w="108" w:type="dxa"/>
+          <w:bottom w:w="0" w:type="dxa"/>
+          <w:right w:w="108" w:type="dxa"/>
+        </w:tblCellMar>
+        <w:tblLook w:val="04a0" w:noHBand="0" w:noVBand="1" w:firstColumn="1" w:lastRow="0" w:lastColumn="0" w:firstRow="1"/>
       </w:tblPr>
       <w:tblGrid>
         <w:gridCol w:w="10790"/>
       </w:tblGrid>
       <w:tr>
+        <w:trPr/>
         <w:tc>
           <w:tcPr>
             <w:tcW w:w="10790" w:type="dxa"/>
             <w:tcBorders>
-              <w:top w:val="single" w:sz="12" w:space="0" w:color="auto"/>
+              <w:top w:val="single" w:sz="12" w:space="0" w:color="000000"/>
               <w:left w:val="nil"/>
-              <w:bottom w:val="single" w:sz="12" w:space="0" w:color="auto"/>
+              <w:bottom w:val="single" w:sz="12" w:space="0" w:color="000000"/>
               <w:right w:val="nil"/>
             </w:tcBorders>
           </w:tcPr>
           <w:p>
             <w:pPr>
-              <w:spacing w:line="240" w:lineRule="auto"/>
+              <w:pStyle w:val="Normal"/>
+              <w:widowControl/>
+              <w:suppressAutoHyphens w:val="true"/>
+              <w:spacing w:lineRule="auto" w:line="240" w:before="0" w:after="0"/>
               <w:jc w:val="center"/>
               <w:rPr>
                 <w:rFonts w:ascii="Avenir Next" w:hAnsi="Avenir Next"/>
@@ -1157,23 +1070,14 @@
             </w:pPr>
             <w:r>
               <w:rPr>
-                <w:rFonts w:ascii="Avenir Next" w:hAnsi="Avenir Next"/>
+                <w:rFonts w:eastAsia="Aptos" w:cs="" w:ascii="Avenir Next" w:hAnsi="Avenir Next"/>
                 <w:b/>
                 <w:bCs/>
                 <w:sz w:val="24"/>
                 <w:szCs w:val="24"/>
-              </w:rPr>
-              <w:t xml:space="preserve">INSTRUCCIONES </w:t>
-            </w:r>
-            <w:r>
-              <w:rPr>
-                <w:rFonts w:ascii="Avenir Next" w:hAnsi="Avenir Next"/>
-                <w:b/>
-                <w:bCs/>
-                <w:sz w:val="24"/>
-                <w:szCs w:val="24"/>
-              </w:rPr>
-              <w:t>PARA TOMA DE FOTOGRAFÍA</w:t>
+                <w:lang w:val="es-MX" w:eastAsia="en-US" w:bidi="ar-SA"/>
+              </w:rPr>
+              <w:t>INSTRUCCIONES PARA TOMA DE FOTOGRAFÍA</w:t>
             </w:r>
           </w:p>
         </w:tc>
@@ -1181,7 +1085,8 @@
     </w:tbl>
     <w:p>
       <w:pPr>
-        <w:spacing w:after="0" w:line="240" w:lineRule="auto"/>
+        <w:pStyle w:val="Normal"/>
+        <w:spacing w:lineRule="auto" w:line="240" w:before="0" w:after="0"/>
         <w:jc w:val="both"/>
         <w:rPr>
           <w:rFonts w:ascii="Avenir Next" w:hAnsi="Avenir Next"/>
@@ -1189,56 +1094,18 @@
           <w:szCs w:val="20"/>
         </w:rPr>
       </w:pPr>
-    </w:p>
-    <w:p>
-      <w:pPr>
-        <w:spacing w:after="0" w:line="240" w:lineRule="auto"/>
-        <w:jc w:val="both"/>
+      <w:r>
         <w:rPr>
           <w:rFonts w:ascii="Avenir Next" w:hAnsi="Avenir Next"/>
           <w:sz w:val="20"/>
           <w:szCs w:val="20"/>
         </w:rPr>
-      </w:pPr>
-      <w:r>
-        <w:rPr>
-          <w:rFonts w:ascii="Avenir Next" w:hAnsi="Avenir Next"/>
-          <w:sz w:val="20"/>
-          <w:szCs w:val="20"/>
-        </w:rPr>
-        <w:t>1. Deberás presentarte con el rostro completamente descubierto, cabello recogido. Al momento de tomarte</w:t>
-      </w:r>
-      <w:r>
-        <w:rPr>
-          <w:rFonts w:ascii="Avenir Next" w:hAnsi="Avenir Next"/>
-          <w:sz w:val="20"/>
-          <w:szCs w:val="20"/>
-        </w:rPr>
-        <w:t xml:space="preserve"> </w:t>
-      </w:r>
-      <w:r>
-        <w:rPr>
-          <w:rFonts w:ascii="Avenir Next" w:hAnsi="Avenir Next"/>
-          <w:sz w:val="20"/>
-          <w:szCs w:val="20"/>
-        </w:rPr>
-        <w:t>la fotografía no deberás usar gorra, sombrero, lentes graduados, oscuros ni pupilentes de fantasía.</w:t>
       </w:r>
     </w:p>
     <w:p>
       <w:pPr>
-        <w:spacing w:after="0" w:line="240" w:lineRule="auto"/>
-        <w:jc w:val="both"/>
-        <w:rPr>
-          <w:rFonts w:ascii="Avenir Next" w:hAnsi="Avenir Next"/>
-          <w:sz w:val="10"/>
-          <w:szCs w:val="10"/>
-        </w:rPr>
-      </w:pPr>
-    </w:p>
-    <w:p>
-      <w:pPr>
-        <w:spacing w:after="0" w:line="240" w:lineRule="auto"/>
+        <w:pStyle w:val="Normal"/>
+        <w:spacing w:lineRule="auto" w:line="240" w:before="0" w:after="0"/>
         <w:jc w:val="both"/>
         <w:rPr>
           <w:rFonts w:ascii="Avenir Next" w:hAnsi="Avenir Next"/>
@@ -1252,28 +1119,13 @@
           <w:sz w:val="20"/>
           <w:szCs w:val="20"/>
         </w:rPr>
-        <w:t>2.</w:t>
-      </w:r>
-      <w:r>
-        <w:rPr>
-          <w:rFonts w:ascii="Avenir Next" w:hAnsi="Avenir Next"/>
-          <w:sz w:val="20"/>
-          <w:szCs w:val="20"/>
-        </w:rPr>
-        <w:t xml:space="preserve"> Estar presente en el plantel en la </w:t>
-      </w:r>
-      <w:r>
-        <w:rPr>
-          <w:rFonts w:ascii="Avenir Next" w:hAnsi="Avenir Next"/>
-          <w:sz w:val="20"/>
-          <w:szCs w:val="20"/>
-        </w:rPr>
-        <w:t>fecha y hora indicados con los siguiente documentos:</w:t>
+        <w:t>1. Deberás presentarte con el rostro completamente descubierto, cabello recogido. Al momento de tomarte la fotografía no deberás usar gorra, sombrero, lentes graduados, oscuros ni pupilentes de fantasía.</w:t>
       </w:r>
     </w:p>
     <w:p>
       <w:pPr>
-        <w:spacing w:after="0" w:line="240" w:lineRule="auto"/>
+        <w:pStyle w:val="Normal"/>
+        <w:spacing w:lineRule="auto" w:line="240" w:before="0" w:after="0"/>
         <w:jc w:val="both"/>
         <w:rPr>
           <w:rFonts w:ascii="Avenir Next" w:hAnsi="Avenir Next"/>
@@ -1281,10 +1133,57 @@
           <w:szCs w:val="10"/>
         </w:rPr>
       </w:pPr>
+      <w:r>
+        <w:rPr>
+          <w:rFonts w:ascii="Avenir Next" w:hAnsi="Avenir Next"/>
+          <w:sz w:val="10"/>
+          <w:szCs w:val="10"/>
+        </w:rPr>
+      </w:r>
     </w:p>
     <w:p>
       <w:pPr>
-        <w:spacing w:after="0" w:line="240" w:lineRule="auto"/>
+        <w:pStyle w:val="Normal"/>
+        <w:spacing w:lineRule="auto" w:line="240" w:before="0" w:after="0"/>
+        <w:jc w:val="both"/>
+        <w:rPr>
+          <w:rFonts w:ascii="Avenir Next" w:hAnsi="Avenir Next"/>
+          <w:sz w:val="20"/>
+          <w:szCs w:val="20"/>
+        </w:rPr>
+      </w:pPr>
+      <w:r>
+        <w:rPr>
+          <w:rFonts w:ascii="Avenir Next" w:hAnsi="Avenir Next"/>
+          <w:sz w:val="20"/>
+          <w:szCs w:val="20"/>
+        </w:rPr>
+        <w:t>2. Estar presente en el plantel en la fecha y hora indicados con los siguiente documentos:</w:t>
+      </w:r>
+    </w:p>
+    <w:p>
+      <w:pPr>
+        <w:pStyle w:val="Normal"/>
+        <w:spacing w:lineRule="auto" w:line="240" w:before="0" w:after="0"/>
+        <w:jc w:val="both"/>
+        <w:rPr>
+          <w:rFonts w:ascii="Avenir Next" w:hAnsi="Avenir Next"/>
+          <w:sz w:val="10"/>
+          <w:szCs w:val="10"/>
+        </w:rPr>
+      </w:pPr>
+      <w:r>
+        <w:rPr>
+          <w:rFonts w:ascii="Avenir Next" w:hAnsi="Avenir Next"/>
+          <w:sz w:val="10"/>
+          <w:szCs w:val="10"/>
+        </w:rPr>
+      </w:r>
+    </w:p>
+    <w:p>
+      <w:pPr>
+        <w:pStyle w:val="Normal"/>
+        <w:spacing w:lineRule="auto" w:line="240" w:before="0" w:after="0"/>
         <w:jc w:val="both"/>
         <w:rPr>
           <w:rFonts w:ascii="Avenir Next" w:hAnsi="Avenir Next"/>
@@ -1313,7 +1212,8 @@
     </w:p>
     <w:p>
       <w:pPr>
-        <w:spacing w:after="0" w:line="240" w:lineRule="auto"/>
+        <w:pStyle w:val="Normal"/>
+        <w:spacing w:lineRule="auto" w:line="240" w:before="0" w:after="0"/>
         <w:jc w:val="both"/>
         <w:rPr>
           <w:rFonts w:ascii="Avenir Next" w:hAnsi="Avenir Next"/>
@@ -1342,7 +1242,8 @@
     </w:p>
     <w:p>
       <w:pPr>
-        <w:spacing w:after="0" w:line="240" w:lineRule="auto"/>
+        <w:pStyle w:val="Normal"/>
+        <w:spacing w:lineRule="auto" w:line="240" w:before="0" w:after="0"/>
         <w:jc w:val="both"/>
         <w:rPr>
           <w:rFonts w:ascii="Avenir Next" w:hAnsi="Avenir Next"/>
@@ -1358,78 +1259,21 @@
           <w:sz w:val="20"/>
           <w:szCs w:val="20"/>
         </w:rPr>
-        <w:t>c</w:t>
+        <w:t>c) "Documento A" impreso.</w:t>
       </w:r>
       <w:r>
         <w:rPr>
           <w:rFonts w:ascii="Avenir Next" w:hAnsi="Avenir Next"/>
-          <w:b/>
-          <w:bCs/>
           <w:sz w:val="20"/>
           <w:szCs w:val="20"/>
         </w:rPr>
-        <w:t>) "Documento A" impreso.</w:t>
-      </w:r>
-      <w:r>
-        <w:rPr>
-          <w:rFonts w:ascii="Avenir Next" w:hAnsi="Avenir Next"/>
-          <w:sz w:val="20"/>
-          <w:szCs w:val="20"/>
-        </w:rPr>
-        <w:t xml:space="preserve"> Sobre las líneas ubicadas en la parte inferior de este documento, </w:t>
-      </w:r>
-      <w:r>
-        <w:rPr>
-          <w:rFonts w:ascii="Avenir Next" w:hAnsi="Avenir Next"/>
-          <w:sz w:val="20"/>
-          <w:szCs w:val="20"/>
-        </w:rPr>
-        <w:t>realiza tu firma de manera autógrafa sobre el tu nombre previamente escrito.</w:t>
-      </w:r>
-      <w:r>
-        <w:rPr>
-          <w:rFonts w:ascii="Avenir Next" w:hAnsi="Avenir Next"/>
-          <w:sz w:val="20"/>
-          <w:szCs w:val="20"/>
-        </w:rPr>
-        <w:t xml:space="preserve"> U</w:t>
-      </w:r>
-      <w:r>
-        <w:rPr>
-          <w:rFonts w:ascii="Avenir Next" w:hAnsi="Avenir Next"/>
-          <w:sz w:val="20"/>
-          <w:szCs w:val="20"/>
-        </w:rPr>
-        <w:t>tiliza un</w:t>
-      </w:r>
-      <w:r>
-        <w:rPr>
-          <w:rFonts w:ascii="Avenir Next" w:hAnsi="Avenir Next"/>
-          <w:sz w:val="20"/>
-          <w:szCs w:val="20"/>
-        </w:rPr>
-        <w:t xml:space="preserve"> bolígrafo </w:t>
-      </w:r>
-      <w:r>
-        <w:rPr>
-          <w:rFonts w:ascii="Avenir Next" w:hAnsi="Avenir Next"/>
-          <w:sz w:val="20"/>
-          <w:szCs w:val="20"/>
-        </w:rPr>
-        <w:t xml:space="preserve">de </w:t>
-      </w:r>
-      <w:r>
-        <w:rPr>
-          <w:rFonts w:ascii="Avenir Next" w:hAnsi="Avenir Next"/>
-          <w:sz w:val="20"/>
-          <w:szCs w:val="20"/>
-        </w:rPr>
-        <w:t>tinta azul o negra.</w:t>
+        <w:t xml:space="preserve"> Sobre las líneas ubicadas en la parte inferior de este documento, realiza tu firma de manera autógrafa sobre el tu nombre previamente escrito. Utiliza un bolígrafo de tinta azul o negra.</w:t>
       </w:r>
     </w:p>
     <w:p>
       <w:pPr>
-        <w:spacing w:after="0" w:line="240" w:lineRule="auto"/>
+        <w:pStyle w:val="Normal"/>
+        <w:spacing w:lineRule="auto" w:line="240" w:before="0" w:after="0"/>
         <w:jc w:val="both"/>
         <w:rPr>
           <w:rFonts w:ascii="Avenir Next" w:hAnsi="Avenir Next"/>
@@ -1437,85 +1281,38 @@
           <w:szCs w:val="10"/>
         </w:rPr>
       </w:pPr>
-    </w:p>
-    <w:p>
-      <w:pPr>
-        <w:spacing w:after="0" w:line="240" w:lineRule="auto"/>
-        <w:jc w:val="both"/>
-        <w:rPr>
-          <w:rFonts w:ascii="Avenir Next" w:hAnsi="Avenir Next"/>
-          <w:sz w:val="20"/>
-          <w:szCs w:val="20"/>
-        </w:rPr>
-      </w:pPr>
       <w:r>
         <w:rPr>
           <w:rFonts w:ascii="Avenir Next" w:hAnsi="Avenir Next"/>
-          <w:sz w:val="20"/>
-          <w:szCs w:val="20"/>
-        </w:rPr>
-        <w:t>Si cumples con todos estos requisitos, se te tomará una fotografía para identificarte durante</w:t>
-      </w:r>
-      <w:r>
-        <w:rPr>
-          <w:rFonts w:ascii="Avenir Next" w:hAnsi="Avenir Next"/>
-          <w:sz w:val="20"/>
-          <w:szCs w:val="20"/>
-        </w:rPr>
-        <w:t xml:space="preserve"> tu estadia del curso, de este modo otorgando un realizmo como ninguno otro</w:t>
-      </w:r>
-      <w:r>
-        <w:rPr>
-          <w:rFonts w:ascii="Avenir Next" w:hAnsi="Avenir Next"/>
-          <w:sz w:val="20"/>
-          <w:szCs w:val="20"/>
-        </w:rPr>
-        <w:t xml:space="preserve">. </w:t>
-      </w:r>
-      <w:r>
-        <w:rPr>
-          <w:rFonts w:ascii="Avenir Next" w:hAnsi="Avenir Next"/>
-          <w:sz w:val="20"/>
-          <w:szCs w:val="20"/>
-        </w:rPr>
-        <w:t xml:space="preserve">Para el proceso real </w:t>
-      </w:r>
-      <w:r>
-        <w:rPr>
-          <w:rFonts w:ascii="Avenir Next" w:hAnsi="Avenir Next"/>
-          <w:sz w:val="20"/>
-          <w:szCs w:val="20"/>
-        </w:rPr>
-        <w:t>de selección de escuelas de nivel superior,</w:t>
-      </w:r>
-      <w:r>
-        <w:rPr>
-          <w:rFonts w:ascii="Avenir Next" w:hAnsi="Avenir Next"/>
-          <w:sz w:val="20"/>
-          <w:szCs w:val="20"/>
-        </w:rPr>
-        <w:t xml:space="preserve"> es importante </w:t>
-      </w:r>
-      <w:r>
-        <w:rPr>
-          <w:rFonts w:ascii="Avenir Next" w:hAnsi="Avenir Next"/>
-          <w:sz w:val="20"/>
-          <w:szCs w:val="20"/>
-        </w:rPr>
-        <w:t>ir</w:t>
-      </w:r>
-      <w:r>
-        <w:rPr>
-          <w:rFonts w:ascii="Avenir Next" w:hAnsi="Avenir Next"/>
-          <w:sz w:val="20"/>
-          <w:szCs w:val="20"/>
-        </w:rPr>
-        <w:t xml:space="preserve"> bien peinado ya que esa fotografía es la que se utilizará para su credencial de sus respectivas escuelas.</w:t>
+          <w:sz w:val="10"/>
+          <w:szCs w:val="10"/>
+        </w:rPr>
       </w:r>
     </w:p>
     <w:p>
       <w:pPr>
-        <w:spacing w:after="0" w:line="240" w:lineRule="auto"/>
+        <w:pStyle w:val="Normal"/>
+        <w:spacing w:lineRule="auto" w:line="240" w:before="0" w:after="0"/>
+        <w:jc w:val="both"/>
+        <w:rPr>
+          <w:rFonts w:ascii="Avenir Next" w:hAnsi="Avenir Next"/>
+          <w:sz w:val="20"/>
+          <w:szCs w:val="20"/>
+        </w:rPr>
+      </w:pPr>
+      <w:r>
+        <w:rPr>
+          <w:rFonts w:ascii="Avenir Next" w:hAnsi="Avenir Next"/>
+          <w:sz w:val="20"/>
+          <w:szCs w:val="20"/>
+        </w:rPr>
+        <w:t>Si cumples con todos estos requisitos, se te tomará una fotografía para identificarte durante tu estadia del curso, de este modo otorgando un realizmo como ninguno otro. Para el proceso real de selección de escuelas de nivel superior, es importante ir bien peinado ya que esa fotografía es la que se utilizará para su credencial de sus respectivas escuelas.</w:t>
+      </w:r>
+    </w:p>
+    <w:p>
+      <w:pPr>
+        <w:pStyle w:val="Normal"/>
+        <w:spacing w:lineRule="auto" w:line="240" w:before="0" w:after="0"/>
         <w:jc w:val="both"/>
         <w:rPr>
           <w:rFonts w:ascii="Avenir Next" w:hAnsi="Avenir Next"/>
@@ -1523,32 +1320,52 @@
           <w:szCs w:val="10"/>
         </w:rPr>
       </w:pPr>
+      <w:r>
+        <w:rPr>
+          <w:rFonts w:ascii="Avenir Next" w:hAnsi="Avenir Next"/>
+          <w:sz w:val="10"/>
+          <w:szCs w:val="10"/>
+        </w:rPr>
+      </w:r>
     </w:p>
     <w:tbl>
       <w:tblPr>
         <w:tblStyle w:val="Tablaconcuadrcula"/>
-        <w:tblW w:w="0" w:type="auto"/>
-        <w:tblLook w:val="04A0" w:firstRow="1" w:lastRow="0" w:firstColumn="1" w:lastColumn="0" w:noHBand="0" w:noVBand="1"/>
+        <w:tblW w:w="10790" w:type="dxa"/>
+        <w:jc w:val="left"/>
+        <w:tblInd w:w="0" w:type="dxa"/>
+        <w:tblLayout w:type="fixed"/>
+        <w:tblCellMar>
+          <w:top w:w="0" w:type="dxa"/>
+          <w:left w:w="108" w:type="dxa"/>
+          <w:bottom w:w="0" w:type="dxa"/>
+          <w:right w:w="108" w:type="dxa"/>
+        </w:tblCellMar>
+        <w:tblLook w:val="04a0" w:noHBand="0" w:noVBand="1" w:firstColumn="1" w:lastRow="0" w:lastColumn="0" w:firstRow="1"/>
       </w:tblPr>
       <w:tblGrid>
-        <w:gridCol w:w="420"/>
-        <w:gridCol w:w="4942"/>
-        <w:gridCol w:w="475"/>
-        <w:gridCol w:w="4953"/>
+        <w:gridCol w:w="418"/>
+        <w:gridCol w:w="4943"/>
+        <w:gridCol w:w="589"/>
+        <w:gridCol w:w="4839"/>
       </w:tblGrid>
       <w:tr>
+        <w:trPr/>
         <w:tc>
           <w:tcPr>
-            <w:tcW w:w="10790" w:type="dxa"/>
+            <w:tcW w:w="10789" w:type="dxa"/>
             <w:gridSpan w:val="4"/>
             <w:tcBorders>
               <w:bottom w:val="nil"/>
             </w:tcBorders>
-            <w:shd w:val="clear" w:color="auto" w:fill="BFBFBF" w:themeFill="background1" w:themeFillShade="BF"/>
+            <w:shd w:color="auto" w:fill="BFBFBF" w:themeFill="background1" w:themeFillShade="bf" w:val="clear"/>
           </w:tcPr>
           <w:p>
             <w:pPr>
-              <w:spacing w:line="240" w:lineRule="auto"/>
+              <w:pStyle w:val="Normal"/>
+              <w:widowControl/>
+              <w:suppressAutoHyphens w:val="true"/>
+              <w:spacing w:lineRule="auto" w:line="240" w:before="0" w:after="0"/>
               <w:jc w:val="center"/>
               <w:rPr>
                 <w:rFonts w:ascii="Avenir Next" w:hAnsi="Avenir Next"/>
@@ -1560,11 +1377,12 @@
             </w:pPr>
             <w:r>
               <w:rPr>
-                <w:rFonts w:ascii="Avenir Next" w:hAnsi="Avenir Next"/>
+                <w:rFonts w:eastAsia="Aptos" w:cs="" w:ascii="Avenir Next" w:hAnsi="Avenir Next"/>
                 <w:b/>
                 <w:bCs/>
                 <w:sz w:val="20"/>
                 <w:szCs w:val="20"/>
+                <w:lang w:val="es-MX" w:eastAsia="en-US" w:bidi="ar-SA"/>
               </w:rPr>
               <w:t>LA CITA SERÁ EN:</w:t>
             </w:r>
@@ -1573,21 +1391,24 @@
       </w:tr>
       <w:tr>
         <w:trPr>
-          <w:trHeight w:val="840"/>
+          <w:trHeight w:val="840" w:hRule="atLeast"/>
         </w:trPr>
         <w:tc>
           <w:tcPr>
-            <w:tcW w:w="10790" w:type="dxa"/>
+            <w:tcW w:w="10789" w:type="dxa"/>
             <w:gridSpan w:val="4"/>
             <w:tcBorders>
               <w:top w:val="nil"/>
-              <w:bottom w:val="single" w:sz="4" w:space="0" w:color="auto"/>
             </w:tcBorders>
-            <w:shd w:val="clear" w:color="auto" w:fill="BFBFBF" w:themeFill="background1" w:themeFillShade="BF"/>
+            <w:shd w:color="auto" w:fill="BFBFBF" w:themeFill="background1" w:themeFillShade="bf" w:val="clear"/>
           </w:tcPr>
           <w:p>
             <w:pPr>
-              <w:spacing w:line="240" w:lineRule="auto"/>
+              <w:pStyle w:val="Normal"/>
+              <w:widowControl/>
+              <w:suppressAutoHyphens w:val="true"/>
+              <w:spacing w:lineRule="auto" w:line="240" w:before="0" w:after="0"/>
+              <w:jc w:val="left"/>
               <w:rPr>
                 <w:rFonts w:ascii="Avenir Next" w:hAnsi="Avenir Next"/>
                 <w:sz w:val="20"/>
@@ -1596,36 +1417,53 @@
             </w:pPr>
             <w:r>
               <w:rPr>
-                <w:rFonts w:ascii="Avenir Next" w:hAnsi="Avenir Next"/>
+                <w:rFonts w:eastAsia="Aptos" w:cs="" w:ascii="Avenir Next" w:hAnsi="Avenir Next"/>
                 <w:b/>
                 <w:bCs/>
                 <w:sz w:val="20"/>
                 <w:szCs w:val="20"/>
+                <w:lang w:val="es-MX" w:eastAsia="en-US" w:bidi="ar-SA"/>
               </w:rPr>
               <w:t xml:space="preserve">Lugar: </w:t>
             </w:r>
             <w:r>
               <w:rPr>
-                <w:rFonts w:ascii="Avenir Next" w:hAnsi="Avenir Next"/>
-                <w:sz w:val="20"/>
-                <w:szCs w:val="20"/>
+                <w:rFonts w:eastAsia="Aptos" w:cs="" w:ascii="Avenir Next" w:hAnsi="Avenir Next"/>
+                <w:sz w:val="20"/>
+                <w:szCs w:val="20"/>
+                <w:lang w:val="es-MX" w:eastAsia="en-US" w:bidi="ar-SA"/>
               </w:rPr>
               <w:t>C.A.E.P. PLANTEL ECATEPEC.</w:t>
             </w:r>
           </w:p>
           <w:p>
             <w:pPr>
-              <w:spacing w:line="240" w:lineRule="auto"/>
+              <w:pStyle w:val="Normal"/>
+              <w:widowControl/>
+              <w:suppressAutoHyphens w:val="true"/>
+              <w:spacing w:lineRule="auto" w:line="240" w:before="0" w:after="0"/>
+              <w:jc w:val="left"/>
               <w:rPr>
                 <w:rFonts w:ascii="Avenir Next" w:hAnsi="Avenir Next"/>
                 <w:sz w:val="20"/>
                 <w:szCs w:val="20"/>
               </w:rPr>
             </w:pPr>
+            <w:r>
+              <w:rPr>
+                <w:rFonts w:ascii="Avenir Next" w:hAnsi="Avenir Next"/>
+                <w:sz w:val="20"/>
+                <w:szCs w:val="20"/>
+              </w:rPr>
+            </w:r>
           </w:p>
           <w:p>
             <w:pPr>
-              <w:spacing w:line="240" w:lineRule="auto"/>
+              <w:pStyle w:val="Normal"/>
+              <w:widowControl/>
+              <w:suppressAutoHyphens w:val="true"/>
+              <w:spacing w:lineRule="auto" w:line="240" w:before="0" w:after="0"/>
+              <w:jc w:val="left"/>
               <w:rPr>
                 <w:rFonts w:ascii="Avenir Next" w:hAnsi="Avenir Next"/>
                 <w:sz w:val="20"/>
@@ -1634,36 +1472,53 @@
             </w:pPr>
             <w:r>
               <w:rPr>
-                <w:rFonts w:ascii="Avenir Next" w:hAnsi="Avenir Next"/>
+                <w:rFonts w:eastAsia="Aptos" w:cs="" w:ascii="Avenir Next" w:hAnsi="Avenir Next"/>
                 <w:b/>
                 <w:bCs/>
                 <w:sz w:val="20"/>
                 <w:szCs w:val="20"/>
+                <w:lang w:val="es-MX" w:eastAsia="en-US" w:bidi="ar-SA"/>
               </w:rPr>
               <w:t>Dirección:</w:t>
             </w:r>
             <w:r>
               <w:rPr>
-                <w:rFonts w:ascii="Avenir Next" w:hAnsi="Avenir Next"/>
-                <w:sz w:val="20"/>
-                <w:szCs w:val="20"/>
+                <w:rFonts w:eastAsia="Aptos" w:cs="" w:ascii="Avenir Next" w:hAnsi="Avenir Next"/>
+                <w:sz w:val="20"/>
+                <w:szCs w:val="20"/>
+                <w:lang w:val="es-MX" w:eastAsia="en-US" w:bidi="ar-SA"/>
               </w:rPr>
               <w:t xml:space="preserve"> Sur 80 161, Nuevo Paseo de San Agustín 3ra Sección “B”, Ecatepec de Morelos, Estado de México.</w:t>
             </w:r>
           </w:p>
           <w:p>
             <w:pPr>
-              <w:spacing w:line="240" w:lineRule="auto"/>
+              <w:pStyle w:val="Normal"/>
+              <w:widowControl/>
+              <w:suppressAutoHyphens w:val="true"/>
+              <w:spacing w:lineRule="auto" w:line="240" w:before="0" w:after="0"/>
+              <w:jc w:val="left"/>
               <w:rPr>
                 <w:rFonts w:ascii="Avenir Next" w:hAnsi="Avenir Next"/>
                 <w:sz w:val="20"/>
                 <w:szCs w:val="20"/>
               </w:rPr>
             </w:pPr>
+            <w:r>
+              <w:rPr>
+                <w:rFonts w:ascii="Avenir Next" w:hAnsi="Avenir Next"/>
+                <w:sz w:val="20"/>
+                <w:szCs w:val="20"/>
+              </w:rPr>
+            </w:r>
           </w:p>
           <w:p>
             <w:pPr>
-              <w:spacing w:line="240" w:lineRule="auto"/>
+              <w:pStyle w:val="Normal"/>
+              <w:widowControl/>
+              <w:suppressAutoHyphens w:val="true"/>
+              <w:spacing w:lineRule="auto" w:line="240" w:before="0" w:after="0"/>
+              <w:jc w:val="left"/>
               <w:rPr>
                 <w:rFonts w:ascii="Avenir Next" w:hAnsi="Avenir Next"/>
                 <w:sz w:val="20"/>
@@ -1672,108 +1527,75 @@
             </w:pPr>
             <w:r>
               <w:rPr>
-                <w:rFonts w:ascii="Avenir Next" w:hAnsi="Avenir Next"/>
+                <w:rFonts w:eastAsia="Aptos" w:cs="" w:ascii="Avenir Next" w:hAnsi="Avenir Next"/>
                 <w:b/>
                 <w:bCs/>
                 <w:sz w:val="20"/>
                 <w:szCs w:val="20"/>
+                <w:lang w:val="es-MX" w:eastAsia="en-US" w:bidi="ar-SA"/>
               </w:rPr>
               <w:t>Fecha:</w:t>
             </w:r>
             <w:r>
               <w:rPr>
-                <w:rFonts w:ascii="Avenir Next" w:hAnsi="Avenir Next"/>
-                <w:sz w:val="20"/>
-                <w:szCs w:val="20"/>
-              </w:rPr>
-              <w:t xml:space="preserve"> 1</w:t>
+                <w:rFonts w:eastAsia="Aptos" w:cs="" w:ascii="Avenir Next" w:hAnsi="Avenir Next"/>
+                <w:sz w:val="20"/>
+                <w:szCs w:val="20"/>
+                <w:lang w:val="es-MX" w:eastAsia="en-US" w:bidi="ar-SA"/>
+              </w:rPr>
+              <w:t xml:space="preserve"> 18 de octubre de 2025.                                   </w:t>
             </w:r>
             <w:r>
               <w:rPr>
-                <w:rFonts w:ascii="Avenir Next" w:hAnsi="Avenir Next"/>
-                <w:sz w:val="20"/>
-                <w:szCs w:val="20"/>
-              </w:rPr>
-              <w:t>8</w:t>
-            </w:r>
-            <w:r>
-              <w:rPr>
-                <w:rFonts w:ascii="Avenir Next" w:hAnsi="Avenir Next"/>
-                <w:sz w:val="20"/>
-                <w:szCs w:val="20"/>
-              </w:rPr>
-              <w:t xml:space="preserve"> de </w:t>
-            </w:r>
-            <w:r>
-              <w:rPr>
-                <w:rFonts w:ascii="Avenir Next" w:hAnsi="Avenir Next"/>
-                <w:sz w:val="20"/>
-                <w:szCs w:val="20"/>
-              </w:rPr>
-              <w:t>octubre</w:t>
-            </w:r>
-            <w:r>
-              <w:rPr>
-                <w:rFonts w:ascii="Avenir Next" w:hAnsi="Avenir Next"/>
-                <w:sz w:val="20"/>
-                <w:szCs w:val="20"/>
-              </w:rPr>
-              <w:t xml:space="preserve"> de 202</w:t>
-            </w:r>
-            <w:r>
-              <w:rPr>
-                <w:rFonts w:ascii="Avenir Next" w:hAnsi="Avenir Next"/>
-                <w:sz w:val="20"/>
-                <w:szCs w:val="20"/>
-              </w:rPr>
-              <w:t>5</w:t>
-            </w:r>
-            <w:r>
-              <w:rPr>
-                <w:rFonts w:ascii="Avenir Next" w:hAnsi="Avenir Next"/>
-                <w:sz w:val="20"/>
-                <w:szCs w:val="20"/>
-              </w:rPr>
-              <w:t xml:space="preserve">.                                   </w:t>
-            </w:r>
-            <w:r>
-              <w:rPr>
-                <w:rFonts w:ascii="Avenir Next" w:hAnsi="Avenir Next"/>
+                <w:rFonts w:eastAsia="Aptos" w:cs="" w:ascii="Avenir Next" w:hAnsi="Avenir Next"/>
                 <w:b/>
                 <w:bCs/>
                 <w:sz w:val="20"/>
                 <w:szCs w:val="20"/>
+                <w:lang w:val="es-MX" w:eastAsia="en-US" w:bidi="ar-SA"/>
               </w:rPr>
               <w:t>Hora:</w:t>
             </w:r>
             <w:r>
               <w:rPr>
-                <w:rFonts w:ascii="Avenir Next" w:hAnsi="Avenir Next"/>
-                <w:sz w:val="20"/>
-                <w:szCs w:val="20"/>
+                <w:rFonts w:eastAsia="Aptos" w:cs="" w:ascii="Avenir Next" w:hAnsi="Avenir Next"/>
+                <w:sz w:val="20"/>
+                <w:szCs w:val="20"/>
+                <w:lang w:val="es-MX" w:eastAsia="en-US" w:bidi="ar-SA"/>
               </w:rPr>
               <w:t xml:space="preserve"> 9:00.</w:t>
             </w:r>
           </w:p>
           <w:p>
             <w:pPr>
-              <w:spacing w:line="240" w:lineRule="auto"/>
+              <w:pStyle w:val="Normal"/>
+              <w:widowControl/>
+              <w:suppressAutoHyphens w:val="true"/>
+              <w:spacing w:lineRule="auto" w:line="240" w:before="0" w:after="0"/>
+              <w:jc w:val="left"/>
               <w:rPr>
                 <w:rFonts w:ascii="Avenir Next" w:hAnsi="Avenir Next"/>
                 <w:sz w:val="20"/>
                 <w:szCs w:val="20"/>
               </w:rPr>
             </w:pPr>
+            <w:r>
+              <w:rPr>
+                <w:rFonts w:ascii="Avenir Next" w:hAnsi="Avenir Next"/>
+                <w:sz w:val="20"/>
+                <w:szCs w:val="20"/>
+              </w:rPr>
+            </w:r>
           </w:p>
         </w:tc>
       </w:tr>
       <w:tr>
         <w:trPr>
-          <w:trHeight w:val="63"/>
+          <w:trHeight w:val="63" w:hRule="atLeast"/>
         </w:trPr>
         <w:tc>
           <w:tcPr>
-            <w:tcW w:w="10790" w:type="dxa"/>
+            <w:tcW w:w="10789" w:type="dxa"/>
             <w:gridSpan w:val="4"/>
             <w:tcBorders>
               <w:left w:val="nil"/>
@@ -1783,7 +1605,10 @@
           </w:tcPr>
           <w:p>
             <w:pPr>
-              <w:spacing w:line="276" w:lineRule="auto"/>
+              <w:pStyle w:val="Normal"/>
+              <w:widowControl/>
+              <w:suppressAutoHyphens w:val="true"/>
+              <w:spacing w:lineRule="auto" w:line="276" w:before="0" w:after="0"/>
               <w:jc w:val="center"/>
               <w:rPr>
                 <w:rFonts w:ascii="Avenir Next" w:hAnsi="Avenir Next"/>
@@ -1793,13 +1618,23 @@
                 <w:szCs w:val="8"/>
               </w:rPr>
             </w:pPr>
+            <w:r>
+              <w:rPr>
+                <w:rFonts w:ascii="Avenir Next" w:hAnsi="Avenir Next"/>
+                <w:b/>
+                <w:bCs/>
+                <w:sz w:val="8"/>
+                <w:szCs w:val="8"/>
+              </w:rPr>
+            </w:r>
           </w:p>
         </w:tc>
       </w:tr>
       <w:tr>
+        <w:trPr/>
         <w:tc>
           <w:tcPr>
-            <w:tcW w:w="10790" w:type="dxa"/>
+            <w:tcW w:w="10789" w:type="dxa"/>
             <w:gridSpan w:val="4"/>
             <w:tcBorders>
               <w:top w:val="nil"/>
@@ -1809,7 +1644,10 @@
           </w:tcPr>
           <w:p>
             <w:pPr>
-              <w:spacing w:line="360" w:lineRule="auto"/>
+              <w:pStyle w:val="Normal"/>
+              <w:widowControl/>
+              <w:suppressAutoHyphens w:val="true"/>
+              <w:spacing w:lineRule="auto" w:line="360" w:before="0" w:after="0"/>
               <w:jc w:val="center"/>
               <w:rPr>
                 <w:rFonts w:ascii="Avenir Next" w:hAnsi="Avenir Next"/>
@@ -1821,11 +1659,12 @@
             </w:pPr>
             <w:r>
               <w:rPr>
-                <w:rFonts w:ascii="Avenir Next" w:hAnsi="Avenir Next"/>
+                <w:rFonts w:eastAsia="Aptos" w:cs="" w:ascii="Avenir Next" w:hAnsi="Avenir Next"/>
                 <w:b/>
                 <w:bCs/>
                 <w:sz w:val="20"/>
                 <w:szCs w:val="20"/>
+                <w:lang w:val="es-MX" w:eastAsia="en-US" w:bidi="ar-SA"/>
               </w:rPr>
               <w:t>OPCIONES EDUCATIVAS REGISTRADAS</w:t>
             </w:r>
@@ -1833,13 +1672,24 @@
         </w:tc>
       </w:tr>
       <w:tr>
+        <w:trPr/>
         <w:tc>
           <w:tcPr>
-            <w:tcW w:w="420" w:type="dxa"/>
+            <w:tcW w:w="418" w:type="dxa"/>
+            <w:tcBorders>
+              <w:right w:val="nil"/>
+            </w:tcBorders>
+            <w:tcMar>
+              <w:top w:w="55" w:type="dxa"/>
+              <w:bottom w:w="55" w:type="dxa"/>
+            </w:tcMar>
           </w:tcPr>
           <w:p>
             <w:pPr>
-              <w:spacing w:line="240" w:lineRule="auto"/>
+              <w:pStyle w:val="Normal"/>
+              <w:widowControl/>
+              <w:suppressAutoHyphens w:val="true"/>
+              <w:spacing w:lineRule="auto" w:line="240" w:before="0" w:after="0"/>
               <w:jc w:val="center"/>
               <w:rPr>
                 <w:rFonts w:ascii="Avenir Next" w:hAnsi="Avenir Next"/>
@@ -1851,11 +1701,12 @@
             </w:pPr>
             <w:r>
               <w:rPr>
-                <w:rFonts w:ascii="Avenir Next" w:hAnsi="Avenir Next"/>
+                <w:rFonts w:eastAsia="Aptos" w:cs="" w:ascii="Avenir Next" w:hAnsi="Avenir Next"/>
                 <w:b/>
                 <w:bCs/>
                 <w:sz w:val="20"/>
                 <w:szCs w:val="20"/>
+                <w:lang w:val="es-MX" w:eastAsia="en-US" w:bidi="ar-SA"/>
               </w:rPr>
               <w:t>1</w:t>
             </w:r>
@@ -1863,11 +1714,21 @@
         </w:tc>
         <w:tc>
           <w:tcPr>
-            <w:tcW w:w="4942" w:type="dxa"/>
+            <w:tcW w:w="4943" w:type="dxa"/>
+            <w:tcBorders>
+              <w:right w:val="nil"/>
+            </w:tcBorders>
+            <w:tcMar>
+              <w:top w:w="55" w:type="dxa"/>
+              <w:bottom w:w="55" w:type="dxa"/>
+            </w:tcMar>
           </w:tcPr>
           <w:p>
             <w:pPr>
-              <w:spacing w:line="240" w:lineRule="auto"/>
+              <w:pStyle w:val="Normal"/>
+              <w:widowControl/>
+              <w:suppressAutoHyphens w:val="true"/>
+              <w:spacing w:lineRule="auto" w:line="240" w:before="0" w:after="0"/>
               <w:jc w:val="center"/>
               <w:rPr>
                 <w:rFonts w:ascii="Avenir Next" w:hAnsi="Avenir Next"/>
@@ -1877,9 +1738,10 @@
             </w:pPr>
             <w:r>
               <w:rPr>
-                <w:rFonts w:ascii="Avenir Next" w:hAnsi="Avenir Next"/>
-                <w:sz w:val="20"/>
-                <w:szCs w:val="20"/>
+                <w:rFonts w:eastAsia="Aptos" w:cs="" w:ascii="Avenir Next" w:hAnsi="Avenir Next"/>
+                <w:sz w:val="20"/>
+                <w:szCs w:val="20"/>
+                <w:lang w:val="es-MX" w:eastAsia="en-US" w:bidi="ar-SA"/>
               </w:rPr>
               <w:t>{{ opcion1 }}.</w:t>
             </w:r>
@@ -1887,11 +1749,21 @@
         </w:tc>
         <w:tc>
           <w:tcPr>
-            <w:tcW w:w="475" w:type="dxa"/>
+            <w:tcW w:w="589" w:type="dxa"/>
+            <w:tcBorders>
+              <w:right w:val="nil"/>
+            </w:tcBorders>
+            <w:tcMar>
+              <w:top w:w="55" w:type="dxa"/>
+              <w:bottom w:w="55" w:type="dxa"/>
+            </w:tcMar>
           </w:tcPr>
           <w:p>
             <w:pPr>
-              <w:spacing w:line="240" w:lineRule="auto"/>
+              <w:pStyle w:val="Normal"/>
+              <w:widowControl/>
+              <w:suppressAutoHyphens w:val="true"/>
+              <w:spacing w:lineRule="auto" w:line="240" w:before="0" w:after="0"/>
               <w:jc w:val="center"/>
               <w:rPr>
                 <w:rFonts w:ascii="Avenir Next" w:hAnsi="Avenir Next"/>
@@ -1903,11 +1775,12 @@
             </w:pPr>
             <w:r>
               <w:rPr>
-                <w:rFonts w:ascii="Avenir Next" w:hAnsi="Avenir Next"/>
+                <w:rFonts w:eastAsia="Aptos" w:cs="" w:ascii="Avenir Next" w:hAnsi="Avenir Next"/>
                 <w:b/>
                 <w:bCs/>
                 <w:sz w:val="20"/>
                 <w:szCs w:val="20"/>
+                <w:lang w:val="es-MX" w:eastAsia="en-US" w:bidi="ar-SA"/>
               </w:rPr>
               <w:t>6</w:t>
             </w:r>
@@ -1915,11 +1788,19 @@
         </w:tc>
         <w:tc>
           <w:tcPr>
-            <w:tcW w:w="4953" w:type="dxa"/>
+            <w:tcW w:w="4839" w:type="dxa"/>
+            <w:tcBorders/>
+            <w:tcMar>
+              <w:top w:w="55" w:type="dxa"/>
+              <w:bottom w:w="55" w:type="dxa"/>
+            </w:tcMar>
           </w:tcPr>
           <w:p>
             <w:pPr>
-              <w:spacing w:line="240" w:lineRule="auto"/>
+              <w:pStyle w:val="Normal"/>
+              <w:widowControl/>
+              <w:suppressAutoHyphens w:val="true"/>
+              <w:spacing w:lineRule="auto" w:line="240" w:before="0" w:after="0"/>
               <w:jc w:val="center"/>
               <w:rPr>
                 <w:rFonts w:ascii="Avenir Next" w:hAnsi="Avenir Next"/>
@@ -1929,9 +1810,10 @@
             </w:pPr>
             <w:r>
               <w:rPr>
-                <w:rFonts w:ascii="Avenir Next" w:hAnsi="Avenir Next"/>
-                <w:sz w:val="20"/>
-                <w:szCs w:val="20"/>
+                <w:rFonts w:eastAsia="Aptos" w:cs="" w:ascii="Avenir Next" w:hAnsi="Avenir Next"/>
+                <w:sz w:val="20"/>
+                <w:szCs w:val="20"/>
+                <w:lang w:val="es-MX" w:eastAsia="en-US" w:bidi="ar-SA"/>
               </w:rPr>
               <w:t>{{ opcion6 }}.</w:t>
             </w:r>
@@ -1939,13 +1821,25 @@
         </w:tc>
       </w:tr>
       <w:tr>
+        <w:trPr/>
         <w:tc>
           <w:tcPr>
-            <w:tcW w:w="420" w:type="dxa"/>
+            <w:tcW w:w="418" w:type="dxa"/>
+            <w:tcBorders>
+              <w:top w:val="nil"/>
+              <w:right w:val="nil"/>
+            </w:tcBorders>
+            <w:tcMar>
+              <w:top w:w="55" w:type="dxa"/>
+              <w:bottom w:w="55" w:type="dxa"/>
+            </w:tcMar>
           </w:tcPr>
           <w:p>
             <w:pPr>
-              <w:spacing w:line="240" w:lineRule="auto"/>
+              <w:pStyle w:val="Normal"/>
+              <w:widowControl/>
+              <w:suppressAutoHyphens w:val="true"/>
+              <w:spacing w:lineRule="auto" w:line="240" w:before="0" w:after="0"/>
               <w:jc w:val="center"/>
               <w:rPr>
                 <w:rFonts w:ascii="Avenir Next" w:hAnsi="Avenir Next"/>
@@ -1957,11 +1851,12 @@
             </w:pPr>
             <w:r>
               <w:rPr>
-                <w:rFonts w:ascii="Avenir Next" w:hAnsi="Avenir Next"/>
+                <w:rFonts w:eastAsia="Aptos" w:cs="" w:ascii="Avenir Next" w:hAnsi="Avenir Next"/>
                 <w:b/>
                 <w:bCs/>
                 <w:sz w:val="20"/>
                 <w:szCs w:val="20"/>
+                <w:lang w:val="es-MX" w:eastAsia="en-US" w:bidi="ar-SA"/>
               </w:rPr>
               <w:t>2</w:t>
             </w:r>
@@ -1969,11 +1864,22 @@
         </w:tc>
         <w:tc>
           <w:tcPr>
-            <w:tcW w:w="4942" w:type="dxa"/>
+            <w:tcW w:w="4943" w:type="dxa"/>
+            <w:tcBorders>
+              <w:top w:val="nil"/>
+              <w:right w:val="nil"/>
+            </w:tcBorders>
+            <w:tcMar>
+              <w:top w:w="55" w:type="dxa"/>
+              <w:bottom w:w="55" w:type="dxa"/>
+            </w:tcMar>
           </w:tcPr>
           <w:p>
             <w:pPr>
-              <w:spacing w:line="240" w:lineRule="auto"/>
+              <w:pStyle w:val="Normal"/>
+              <w:widowControl/>
+              <w:suppressAutoHyphens w:val="true"/>
+              <w:spacing w:lineRule="auto" w:line="240" w:before="0" w:after="0"/>
               <w:jc w:val="center"/>
               <w:rPr>
                 <w:rFonts w:ascii="Avenir Next" w:hAnsi="Avenir Next"/>
@@ -1983,9 +1889,10 @@
             </w:pPr>
             <w:r>
               <w:rPr>
-                <w:rFonts w:ascii="Avenir Next" w:hAnsi="Avenir Next"/>
-                <w:sz w:val="20"/>
-                <w:szCs w:val="20"/>
+                <w:rFonts w:eastAsia="Aptos" w:cs="" w:ascii="Avenir Next" w:hAnsi="Avenir Next"/>
+                <w:sz w:val="20"/>
+                <w:szCs w:val="20"/>
+                <w:lang w:val="es-MX" w:eastAsia="en-US" w:bidi="ar-SA"/>
               </w:rPr>
               <w:t>{{ opcion2 }}.</w:t>
             </w:r>
@@ -1993,11 +1900,22 @@
         </w:tc>
         <w:tc>
           <w:tcPr>
-            <w:tcW w:w="475" w:type="dxa"/>
+            <w:tcW w:w="589" w:type="dxa"/>
+            <w:tcBorders>
+              <w:top w:val="nil"/>
+              <w:right w:val="nil"/>
+            </w:tcBorders>
+            <w:tcMar>
+              <w:top w:w="55" w:type="dxa"/>
+              <w:bottom w:w="55" w:type="dxa"/>
+            </w:tcMar>
           </w:tcPr>
           <w:p>
             <w:pPr>
-              <w:spacing w:line="240" w:lineRule="auto"/>
+              <w:pStyle w:val="Normal"/>
+              <w:widowControl/>
+              <w:suppressAutoHyphens w:val="true"/>
+              <w:spacing w:lineRule="auto" w:line="240" w:before="0" w:after="0"/>
               <w:jc w:val="center"/>
               <w:rPr>
                 <w:rFonts w:ascii="Avenir Next" w:hAnsi="Avenir Next"/>
@@ -2009,11 +1927,12 @@
             </w:pPr>
             <w:r>
               <w:rPr>
-                <w:rFonts w:ascii="Avenir Next" w:hAnsi="Avenir Next"/>
+                <w:rFonts w:eastAsia="Aptos" w:cs="" w:ascii="Avenir Next" w:hAnsi="Avenir Next"/>
                 <w:b/>
                 <w:bCs/>
                 <w:sz w:val="20"/>
                 <w:szCs w:val="20"/>
+                <w:lang w:val="es-MX" w:eastAsia="en-US" w:bidi="ar-SA"/>
               </w:rPr>
               <w:t>7</w:t>
             </w:r>
@@ -2021,11 +1940,21 @@
         </w:tc>
         <w:tc>
           <w:tcPr>
-            <w:tcW w:w="4953" w:type="dxa"/>
+            <w:tcW w:w="4839" w:type="dxa"/>
+            <w:tcBorders>
+              <w:top w:val="nil"/>
+            </w:tcBorders>
+            <w:tcMar>
+              <w:top w:w="55" w:type="dxa"/>
+              <w:bottom w:w="55" w:type="dxa"/>
+            </w:tcMar>
           </w:tcPr>
           <w:p>
             <w:pPr>
-              <w:spacing w:line="240" w:lineRule="auto"/>
+              <w:pStyle w:val="Normal"/>
+              <w:widowControl/>
+              <w:suppressAutoHyphens w:val="true"/>
+              <w:spacing w:lineRule="auto" w:line="240" w:before="0" w:after="0"/>
               <w:jc w:val="center"/>
               <w:rPr>
                 <w:rFonts w:ascii="Avenir Next" w:hAnsi="Avenir Next"/>
@@ -2035,9 +1964,10 @@
             </w:pPr>
             <w:r>
               <w:rPr>
-                <w:rFonts w:ascii="Avenir Next" w:hAnsi="Avenir Next"/>
-                <w:sz w:val="20"/>
-                <w:szCs w:val="20"/>
+                <w:rFonts w:eastAsia="Aptos" w:cs="" w:ascii="Avenir Next" w:hAnsi="Avenir Next"/>
+                <w:sz w:val="20"/>
+                <w:szCs w:val="20"/>
+                <w:lang w:val="es-MX" w:eastAsia="en-US" w:bidi="ar-SA"/>
               </w:rPr>
               <w:t>{{ opcion7 }}.</w:t>
             </w:r>
@@ -2045,13 +1975,25 @@
         </w:tc>
       </w:tr>
       <w:tr>
+        <w:trPr/>
         <w:tc>
           <w:tcPr>
-            <w:tcW w:w="420" w:type="dxa"/>
+            <w:tcW w:w="418" w:type="dxa"/>
+            <w:tcBorders>
+              <w:top w:val="nil"/>
+              <w:right w:val="nil"/>
+            </w:tcBorders>
+            <w:tcMar>
+              <w:top w:w="55" w:type="dxa"/>
+              <w:bottom w:w="55" w:type="dxa"/>
+            </w:tcMar>
           </w:tcPr>
           <w:p>
             <w:pPr>
-              <w:spacing w:line="240" w:lineRule="auto"/>
+              <w:pStyle w:val="Normal"/>
+              <w:widowControl/>
+              <w:suppressAutoHyphens w:val="true"/>
+              <w:spacing w:lineRule="auto" w:line="240" w:before="0" w:after="0"/>
               <w:jc w:val="center"/>
               <w:rPr>
                 <w:rFonts w:ascii="Avenir Next" w:hAnsi="Avenir Next"/>
@@ -2063,11 +2005,12 @@
             </w:pPr>
             <w:r>
               <w:rPr>
-                <w:rFonts w:ascii="Avenir Next" w:hAnsi="Avenir Next"/>
+                <w:rFonts w:eastAsia="Aptos" w:cs="" w:ascii="Avenir Next" w:hAnsi="Avenir Next"/>
                 <w:b/>
                 <w:bCs/>
                 <w:sz w:val="20"/>
                 <w:szCs w:val="20"/>
+                <w:lang w:val="es-MX" w:eastAsia="en-US" w:bidi="ar-SA"/>
               </w:rPr>
               <w:t>3</w:t>
             </w:r>
@@ -2075,11 +2018,22 @@
         </w:tc>
         <w:tc>
           <w:tcPr>
-            <w:tcW w:w="4942" w:type="dxa"/>
+            <w:tcW w:w="4943" w:type="dxa"/>
+            <w:tcBorders>
+              <w:top w:val="nil"/>
+              <w:right w:val="nil"/>
+            </w:tcBorders>
+            <w:tcMar>
+              <w:top w:w="55" w:type="dxa"/>
+              <w:bottom w:w="55" w:type="dxa"/>
+            </w:tcMar>
           </w:tcPr>
           <w:p>
             <w:pPr>
-              <w:spacing w:line="240" w:lineRule="auto"/>
+              <w:pStyle w:val="Normal"/>
+              <w:widowControl/>
+              <w:suppressAutoHyphens w:val="true"/>
+              <w:spacing w:lineRule="auto" w:line="240" w:before="0" w:after="0"/>
               <w:jc w:val="center"/>
               <w:rPr>
                 <w:rFonts w:ascii="Avenir Next" w:hAnsi="Avenir Next"/>
@@ -2089,9 +2043,10 @@
             </w:pPr>
             <w:r>
               <w:rPr>
-                <w:rFonts w:ascii="Avenir Next" w:hAnsi="Avenir Next"/>
-                <w:sz w:val="20"/>
-                <w:szCs w:val="20"/>
+                <w:rFonts w:eastAsia="Aptos" w:cs="" w:ascii="Avenir Next" w:hAnsi="Avenir Next"/>
+                <w:sz w:val="20"/>
+                <w:szCs w:val="20"/>
+                <w:lang w:val="es-MX" w:eastAsia="en-US" w:bidi="ar-SA"/>
               </w:rPr>
               <w:t>{{ opcion3 }}.</w:t>
             </w:r>
@@ -2099,11 +2054,22 @@
         </w:tc>
         <w:tc>
           <w:tcPr>
-            <w:tcW w:w="475" w:type="dxa"/>
+            <w:tcW w:w="589" w:type="dxa"/>
+            <w:tcBorders>
+              <w:top w:val="nil"/>
+              <w:right w:val="nil"/>
+            </w:tcBorders>
+            <w:tcMar>
+              <w:top w:w="55" w:type="dxa"/>
+              <w:bottom w:w="55" w:type="dxa"/>
+            </w:tcMar>
           </w:tcPr>
           <w:p>
             <w:pPr>
-              <w:spacing w:line="240" w:lineRule="auto"/>
+              <w:pStyle w:val="Normal"/>
+              <w:widowControl/>
+              <w:suppressAutoHyphens w:val="true"/>
+              <w:spacing w:lineRule="auto" w:line="240" w:before="0" w:after="0"/>
               <w:jc w:val="center"/>
               <w:rPr>
                 <w:rFonts w:ascii="Avenir Next" w:hAnsi="Avenir Next"/>
@@ -2115,11 +2081,12 @@
             </w:pPr>
             <w:r>
               <w:rPr>
-                <w:rFonts w:ascii="Avenir Next" w:hAnsi="Avenir Next"/>
+                <w:rFonts w:eastAsia="Aptos" w:cs="" w:ascii="Avenir Next" w:hAnsi="Avenir Next"/>
                 <w:b/>
                 <w:bCs/>
                 <w:sz w:val="20"/>
                 <w:szCs w:val="20"/>
+                <w:lang w:val="es-MX" w:eastAsia="en-US" w:bidi="ar-SA"/>
               </w:rPr>
               <w:t>8</w:t>
             </w:r>
@@ -2127,11 +2094,21 @@
         </w:tc>
         <w:tc>
           <w:tcPr>
-            <w:tcW w:w="4953" w:type="dxa"/>
+            <w:tcW w:w="4839" w:type="dxa"/>
+            <w:tcBorders>
+              <w:top w:val="nil"/>
+            </w:tcBorders>
+            <w:tcMar>
+              <w:top w:w="55" w:type="dxa"/>
+              <w:bottom w:w="55" w:type="dxa"/>
+            </w:tcMar>
           </w:tcPr>
           <w:p>
             <w:pPr>
-              <w:spacing w:line="240" w:lineRule="auto"/>
+              <w:pStyle w:val="Normal"/>
+              <w:widowControl/>
+              <w:suppressAutoHyphens w:val="true"/>
+              <w:spacing w:lineRule="auto" w:line="240" w:before="0" w:after="0"/>
               <w:jc w:val="center"/>
               <w:rPr>
                 <w:rFonts w:ascii="Avenir Next" w:hAnsi="Avenir Next"/>
@@ -2141,9 +2118,10 @@
             </w:pPr>
             <w:r>
               <w:rPr>
-                <w:rFonts w:ascii="Avenir Next" w:hAnsi="Avenir Next"/>
-                <w:sz w:val="20"/>
-                <w:szCs w:val="20"/>
+                <w:rFonts w:eastAsia="Aptos" w:cs="" w:ascii="Avenir Next" w:hAnsi="Avenir Next"/>
+                <w:sz w:val="20"/>
+                <w:szCs w:val="20"/>
+                <w:lang w:val="es-MX" w:eastAsia="en-US" w:bidi="ar-SA"/>
               </w:rPr>
               <w:t>{{ opcion8 }}.</w:t>
             </w:r>
@@ -2151,13 +2129,25 @@
         </w:tc>
       </w:tr>
       <w:tr>
+        <w:trPr/>
         <w:tc>
           <w:tcPr>
-            <w:tcW w:w="420" w:type="dxa"/>
+            <w:tcW w:w="418" w:type="dxa"/>
+            <w:tcBorders>
+              <w:top w:val="nil"/>
+              <w:right w:val="nil"/>
+            </w:tcBorders>
+            <w:tcMar>
+              <w:top w:w="55" w:type="dxa"/>
+              <w:bottom w:w="55" w:type="dxa"/>
+            </w:tcMar>
           </w:tcPr>
           <w:p>
             <w:pPr>
-              <w:spacing w:line="240" w:lineRule="auto"/>
+              <w:pStyle w:val="Normal"/>
+              <w:widowControl/>
+              <w:suppressAutoHyphens w:val="true"/>
+              <w:spacing w:lineRule="auto" w:line="240" w:before="0" w:after="0"/>
               <w:jc w:val="center"/>
               <w:rPr>
                 <w:rFonts w:ascii="Avenir Next" w:hAnsi="Avenir Next"/>
@@ -2169,11 +2159,12 @@
             </w:pPr>
             <w:r>
               <w:rPr>
-                <w:rFonts w:ascii="Avenir Next" w:hAnsi="Avenir Next"/>
+                <w:rFonts w:eastAsia="Aptos" w:cs="" w:ascii="Avenir Next" w:hAnsi="Avenir Next"/>
                 <w:b/>
                 <w:bCs/>
                 <w:sz w:val="20"/>
                 <w:szCs w:val="20"/>
+                <w:lang w:val="es-MX" w:eastAsia="en-US" w:bidi="ar-SA"/>
               </w:rPr>
               <w:t>4</w:t>
             </w:r>
@@ -2181,11 +2172,22 @@
         </w:tc>
         <w:tc>
           <w:tcPr>
-            <w:tcW w:w="4942" w:type="dxa"/>
+            <w:tcW w:w="4943" w:type="dxa"/>
+            <w:tcBorders>
+              <w:top w:val="nil"/>
+              <w:right w:val="nil"/>
+            </w:tcBorders>
+            <w:tcMar>
+              <w:top w:w="55" w:type="dxa"/>
+              <w:bottom w:w="55" w:type="dxa"/>
+            </w:tcMar>
           </w:tcPr>
           <w:p>
             <w:pPr>
-              <w:spacing w:line="240" w:lineRule="auto"/>
+              <w:pStyle w:val="Normal"/>
+              <w:widowControl/>
+              <w:suppressAutoHyphens w:val="true"/>
+              <w:spacing w:lineRule="auto" w:line="240" w:before="0" w:after="0"/>
               <w:jc w:val="center"/>
               <w:rPr>
                 <w:rFonts w:ascii="Avenir Next" w:hAnsi="Avenir Next"/>
@@ -2195,9 +2197,10 @@
             </w:pPr>
             <w:r>
               <w:rPr>
-                <w:rFonts w:ascii="Avenir Next" w:hAnsi="Avenir Next"/>
-                <w:sz w:val="20"/>
-                <w:szCs w:val="20"/>
+                <w:rFonts w:eastAsia="Aptos" w:cs="" w:ascii="Avenir Next" w:hAnsi="Avenir Next"/>
+                <w:sz w:val="20"/>
+                <w:szCs w:val="20"/>
+                <w:lang w:val="es-MX" w:eastAsia="en-US" w:bidi="ar-SA"/>
               </w:rPr>
               <w:t>{{ opcion4 }}.</w:t>
             </w:r>
@@ -2205,11 +2208,22 @@
         </w:tc>
         <w:tc>
           <w:tcPr>
-            <w:tcW w:w="475" w:type="dxa"/>
+            <w:tcW w:w="589" w:type="dxa"/>
+            <w:tcBorders>
+              <w:top w:val="nil"/>
+              <w:right w:val="nil"/>
+            </w:tcBorders>
+            <w:tcMar>
+              <w:top w:w="55" w:type="dxa"/>
+              <w:bottom w:w="55" w:type="dxa"/>
+            </w:tcMar>
           </w:tcPr>
           <w:p>
             <w:pPr>
-              <w:spacing w:line="240" w:lineRule="auto"/>
+              <w:pStyle w:val="Normal"/>
+              <w:widowControl/>
+              <w:suppressAutoHyphens w:val="true"/>
+              <w:spacing w:lineRule="auto" w:line="240" w:before="0" w:after="0"/>
               <w:jc w:val="center"/>
               <w:rPr>
                 <w:rFonts w:ascii="Avenir Next" w:hAnsi="Avenir Next"/>
@@ -2221,11 +2235,12 @@
             </w:pPr>
             <w:r>
               <w:rPr>
-                <w:rFonts w:ascii="Avenir Next" w:hAnsi="Avenir Next"/>
+                <w:rFonts w:eastAsia="Aptos" w:cs="" w:ascii="Avenir Next" w:hAnsi="Avenir Next"/>
                 <w:b/>
                 <w:bCs/>
                 <w:sz w:val="20"/>
                 <w:szCs w:val="20"/>
+                <w:lang w:val="es-MX" w:eastAsia="en-US" w:bidi="ar-SA"/>
               </w:rPr>
               <w:t>9</w:t>
             </w:r>
@@ -2233,11 +2248,21 @@
         </w:tc>
         <w:tc>
           <w:tcPr>
-            <w:tcW w:w="4953" w:type="dxa"/>
+            <w:tcW w:w="4839" w:type="dxa"/>
+            <w:tcBorders>
+              <w:top w:val="nil"/>
+            </w:tcBorders>
+            <w:tcMar>
+              <w:top w:w="55" w:type="dxa"/>
+              <w:bottom w:w="55" w:type="dxa"/>
+            </w:tcMar>
           </w:tcPr>
           <w:p>
             <w:pPr>
-              <w:spacing w:line="240" w:lineRule="auto"/>
+              <w:pStyle w:val="Normal"/>
+              <w:widowControl/>
+              <w:suppressAutoHyphens w:val="true"/>
+              <w:spacing w:lineRule="auto" w:line="240" w:before="0" w:after="0"/>
               <w:jc w:val="center"/>
               <w:rPr>
                 <w:rFonts w:ascii="Avenir Next" w:hAnsi="Avenir Next"/>
@@ -2247,9 +2272,10 @@
             </w:pPr>
             <w:r>
               <w:rPr>
-                <w:rFonts w:ascii="Avenir Next" w:hAnsi="Avenir Next"/>
-                <w:sz w:val="20"/>
-                <w:szCs w:val="20"/>
+                <w:rFonts w:eastAsia="Aptos" w:cs="" w:ascii="Avenir Next" w:hAnsi="Avenir Next"/>
+                <w:sz w:val="20"/>
+                <w:szCs w:val="20"/>
+                <w:lang w:val="es-MX" w:eastAsia="en-US" w:bidi="ar-SA"/>
               </w:rPr>
               <w:t>{{ opcion9 }}.</w:t>
             </w:r>
@@ -2257,16 +2283,25 @@
         </w:tc>
       </w:tr>
       <w:tr>
+        <w:trPr/>
         <w:tc>
           <w:tcPr>
-            <w:tcW w:w="420" w:type="dxa"/>
+            <w:tcW w:w="418" w:type="dxa"/>
             <w:tcBorders>
-              <w:bottom w:val="single" w:sz="4" w:space="0" w:color="auto"/>
+              <w:top w:val="nil"/>
+              <w:right w:val="nil"/>
             </w:tcBorders>
+            <w:tcMar>
+              <w:top w:w="55" w:type="dxa"/>
+              <w:bottom w:w="55" w:type="dxa"/>
+            </w:tcMar>
           </w:tcPr>
           <w:p>
             <w:pPr>
-              <w:spacing w:line="240" w:lineRule="auto"/>
+              <w:pStyle w:val="Normal"/>
+              <w:widowControl/>
+              <w:suppressAutoHyphens w:val="true"/>
+              <w:spacing w:lineRule="auto" w:line="240" w:before="0" w:after="0"/>
               <w:jc w:val="center"/>
               <w:rPr>
                 <w:rFonts w:ascii="Avenir Next" w:hAnsi="Avenir Next"/>
@@ -2278,11 +2313,12 @@
             </w:pPr>
             <w:r>
               <w:rPr>
-                <w:rFonts w:ascii="Avenir Next" w:hAnsi="Avenir Next"/>
+                <w:rFonts w:eastAsia="Aptos" w:cs="" w:ascii="Avenir Next" w:hAnsi="Avenir Next"/>
                 <w:b/>
                 <w:bCs/>
                 <w:sz w:val="20"/>
                 <w:szCs w:val="20"/>
+                <w:lang w:val="es-MX" w:eastAsia="en-US" w:bidi="ar-SA"/>
               </w:rPr>
               <w:t>5</w:t>
             </w:r>
@@ -2290,14 +2326,22 @@
         </w:tc>
         <w:tc>
           <w:tcPr>
-            <w:tcW w:w="4942" w:type="dxa"/>
+            <w:tcW w:w="4943" w:type="dxa"/>
             <w:tcBorders>
-              <w:bottom w:val="single" w:sz="4" w:space="0" w:color="auto"/>
+              <w:top w:val="nil"/>
+              <w:right w:val="nil"/>
             </w:tcBorders>
+            <w:tcMar>
+              <w:top w:w="55" w:type="dxa"/>
+              <w:bottom w:w="55" w:type="dxa"/>
+            </w:tcMar>
           </w:tcPr>
           <w:p>
             <w:pPr>
-              <w:spacing w:line="240" w:lineRule="auto"/>
+              <w:pStyle w:val="Normal"/>
+              <w:widowControl/>
+              <w:suppressAutoHyphens w:val="true"/>
+              <w:spacing w:lineRule="auto" w:line="240" w:before="0" w:after="0"/>
               <w:jc w:val="center"/>
               <w:rPr>
                 <w:rFonts w:ascii="Avenir Next" w:hAnsi="Avenir Next"/>
@@ -2307,9 +2351,10 @@
             </w:pPr>
             <w:r>
               <w:rPr>
-                <w:rFonts w:ascii="Avenir Next" w:hAnsi="Avenir Next"/>
-                <w:sz w:val="20"/>
-                <w:szCs w:val="20"/>
+                <w:rFonts w:eastAsia="Aptos" w:cs="" w:ascii="Avenir Next" w:hAnsi="Avenir Next"/>
+                <w:sz w:val="20"/>
+                <w:szCs w:val="20"/>
+                <w:lang w:val="es-MX" w:eastAsia="en-US" w:bidi="ar-SA"/>
               </w:rPr>
               <w:t>{{ opcion5 }}.</w:t>
             </w:r>
@@ -2317,14 +2362,22 @@
         </w:tc>
         <w:tc>
           <w:tcPr>
-            <w:tcW w:w="475" w:type="dxa"/>
+            <w:tcW w:w="589" w:type="dxa"/>
             <w:tcBorders>
-              <w:bottom w:val="single" w:sz="4" w:space="0" w:color="auto"/>
+              <w:top w:val="nil"/>
+              <w:right w:val="nil"/>
             </w:tcBorders>
+            <w:tcMar>
+              <w:top w:w="55" w:type="dxa"/>
+              <w:bottom w:w="55" w:type="dxa"/>
+            </w:tcMar>
           </w:tcPr>
           <w:p>
             <w:pPr>
-              <w:spacing w:line="240" w:lineRule="auto"/>
+              <w:pStyle w:val="Normal"/>
+              <w:widowControl/>
+              <w:suppressAutoHyphens w:val="true"/>
+              <w:spacing w:lineRule="auto" w:line="240" w:before="0" w:after="0"/>
               <w:jc w:val="center"/>
               <w:rPr>
                 <w:rFonts w:ascii="Avenir Next" w:hAnsi="Avenir Next"/>
@@ -2336,11 +2389,12 @@
             </w:pPr>
             <w:r>
               <w:rPr>
-                <w:rFonts w:ascii="Avenir Next" w:hAnsi="Avenir Next"/>
+                <w:rFonts w:eastAsia="Aptos" w:cs="" w:ascii="Avenir Next" w:hAnsi="Avenir Next"/>
                 <w:b/>
                 <w:bCs/>
                 <w:sz w:val="20"/>
                 <w:szCs w:val="20"/>
+                <w:lang w:val="es-MX" w:eastAsia="en-US" w:bidi="ar-SA"/>
               </w:rPr>
               <w:t>10</w:t>
             </w:r>
@@ -2348,14 +2402,21 @@
         </w:tc>
         <w:tc>
           <w:tcPr>
-            <w:tcW w:w="4953" w:type="dxa"/>
+            <w:tcW w:w="4839" w:type="dxa"/>
             <w:tcBorders>
-              <w:bottom w:val="single" w:sz="4" w:space="0" w:color="auto"/>
+              <w:top w:val="nil"/>
             </w:tcBorders>
+            <w:tcMar>
+              <w:top w:w="55" w:type="dxa"/>
+              <w:bottom w:w="55" w:type="dxa"/>
+            </w:tcMar>
           </w:tcPr>
           <w:p>
             <w:pPr>
-              <w:spacing w:line="240" w:lineRule="auto"/>
+              <w:pStyle w:val="Normal"/>
+              <w:widowControl/>
+              <w:suppressAutoHyphens w:val="true"/>
+              <w:spacing w:lineRule="auto" w:line="240" w:before="0" w:after="0"/>
               <w:jc w:val="center"/>
               <w:rPr>
                 <w:rFonts w:ascii="Avenir Next" w:hAnsi="Avenir Next"/>
@@ -2365,9 +2426,10 @@
             </w:pPr>
             <w:r>
               <w:rPr>
-                <w:rFonts w:ascii="Avenir Next" w:hAnsi="Avenir Next"/>
-                <w:sz w:val="20"/>
-                <w:szCs w:val="20"/>
+                <w:rFonts w:eastAsia="Aptos" w:cs="" w:ascii="Avenir Next" w:hAnsi="Avenir Next"/>
+                <w:sz w:val="20"/>
+                <w:szCs w:val="20"/>
+                <w:lang w:val="es-MX" w:eastAsia="en-US" w:bidi="ar-SA"/>
               </w:rPr>
               <w:t>{{ opcion10 }}.</w:t>
             </w:r>
@@ -2375,9 +2437,10 @@
         </w:tc>
       </w:tr>
       <w:tr>
+        <w:trPr/>
         <w:tc>
           <w:tcPr>
-            <w:tcW w:w="10790" w:type="dxa"/>
+            <w:tcW w:w="10789" w:type="dxa"/>
             <w:gridSpan w:val="4"/>
             <w:tcBorders>
               <w:left w:val="nil"/>
@@ -2386,7 +2449,10 @@
           </w:tcPr>
           <w:p>
             <w:pPr>
-              <w:spacing w:line="240" w:lineRule="auto"/>
+              <w:pStyle w:val="Normal"/>
+              <w:widowControl/>
+              <w:suppressAutoHyphens w:val="true"/>
+              <w:spacing w:lineRule="auto" w:line="240" w:before="0" w:after="0"/>
               <w:jc w:val="center"/>
               <w:rPr>
                 <w:rFonts w:ascii="Avenir Next" w:hAnsi="Avenir Next"/>
@@ -2394,22 +2460,33 @@
                 <w:szCs w:val="10"/>
               </w:rPr>
             </w:pPr>
+            <w:r>
+              <w:rPr>
+                <w:rFonts w:ascii="Avenir Next" w:hAnsi="Avenir Next"/>
+                <w:sz w:val="10"/>
+                <w:szCs w:val="10"/>
+              </w:rPr>
+            </w:r>
           </w:p>
         </w:tc>
       </w:tr>
       <w:tr>
         <w:trPr>
-          <w:trHeight w:val="735"/>
+          <w:trHeight w:val="735" w:hRule="atLeast"/>
         </w:trPr>
         <w:tc>
           <w:tcPr>
-            <w:tcW w:w="10790" w:type="dxa"/>
+            <w:tcW w:w="10789" w:type="dxa"/>
             <w:gridSpan w:val="4"/>
-            <w:shd w:val="clear" w:color="auto" w:fill="BFBFBF" w:themeFill="background1" w:themeFillShade="BF"/>
+            <w:tcBorders/>
+            <w:shd w:color="auto" w:fill="BFBFBF" w:themeFill="background1" w:themeFillShade="bf" w:val="clear"/>
           </w:tcPr>
           <w:p>
             <w:pPr>
-              <w:spacing w:line="240" w:lineRule="auto"/>
+              <w:pStyle w:val="Normal"/>
+              <w:widowControl/>
+              <w:suppressAutoHyphens w:val="true"/>
+              <w:spacing w:lineRule="auto" w:line="240" w:before="0" w:after="0"/>
               <w:jc w:val="both"/>
               <w:rPr>
                 <w:rFonts w:ascii="Avenir Next" w:hAnsi="Avenir Next"/>
@@ -2419,11 +2496,21 @@
             </w:pPr>
             <w:r>
               <w:rPr>
-                <w:rFonts w:ascii="Avenir Next" w:hAnsi="Avenir Next"/>
+                <w:rFonts w:eastAsia="Aptos" w:cs="" w:ascii="Avenir Next" w:hAnsi="Avenir Next"/>
                 <w:sz w:val="16"/>
                 <w:szCs w:val="16"/>
-              </w:rPr>
-              <w:t>“Hacemos constar que las opciones de registro de escuelas no corresponden exactamente a las oficiales. No obstante, este recurso permite a nuestros alumnos elaborar un listado de opciones educativas ordenadas de mayor a menor puntaje, con el fin de incrementar la probabilidad de ingresar a la institución de su preferencia y, al mismo tiempo, familiarizarse plenamente con todo el proceso.”</w:t>
+                <w:lang w:val="es-MX" w:eastAsia="en-US" w:bidi="ar-SA"/>
+              </w:rPr>
+              <w:t>“</w:t>
+            </w:r>
+            <w:r>
+              <w:rPr>
+                <w:rFonts w:eastAsia="Aptos" w:cs="" w:ascii="Avenir Next" w:hAnsi="Avenir Next"/>
+                <w:sz w:val="16"/>
+                <w:szCs w:val="16"/>
+                <w:lang w:val="es-MX" w:eastAsia="en-US" w:bidi="ar-SA"/>
+              </w:rPr>
+              <w:t>Hacemos constar que las opciones de registro de escuelas no corresponden exactamente a las oficiales. No obstante, este recurso permite a nuestros alumnos elaborar un listado de opciones educativas ordenadas de mayor a menor puntaje, con el fin de incrementar la probabilidad de ingresar a la institución de su preferencia y, al mismo tiempo, familiarizarse plenamente con todo el proceso.”</w:t>
             </w:r>
           </w:p>
         </w:tc>
@@ -2431,42 +2518,52 @@
     </w:tbl>
     <w:p>
       <w:pPr>
-        <w:spacing w:after="0" w:line="240" w:lineRule="auto"/>
-        <w:jc w:val="both"/>
-        <w:rPr>
-          <w:rFonts w:ascii="Avenir Next" w:hAnsi="Avenir Next"/>
-          <w:sz w:val="20"/>
-          <w:szCs w:val="20"/>
-        </w:rPr>
         <w:sectPr>
+          <w:type w:val="nextPage"/>
           <w:pgSz w:w="12240" w:h="15840"/>
-          <w:pgMar w:top="720" w:right="720" w:bottom="720" w:left="720" w:header="708" w:footer="708" w:gutter="0"/>
-          <w:cols w:space="708"/>
-          <w:docGrid w:linePitch="360"/>
+          <w:pgMar w:left="720" w:right="720" w:gutter="0" w:header="0" w:top="720" w:footer="0" w:bottom="720"/>
+          <w:pgNumType w:fmt="decimal"/>
+          <w:formProt w:val="false"/>
+          <w:textDirection w:val="lrTb"/>
+          <w:docGrid w:type="default" w:linePitch="360" w:charSpace="0"/>
         </w:sectPr>
       </w:pPr>
     </w:p>
     <w:p>
       <w:pPr>
-        <w:spacing w:after="0" w:line="240" w:lineRule="auto"/>
+        <w:pStyle w:val="Normal"/>
+        <w:spacing w:lineRule="auto" w:line="240" w:before="0" w:after="0"/>
         <w:jc w:val="both"/>
         <w:rPr>
           <w:rFonts w:ascii="Avenir Next" w:hAnsi="Avenir Next"/>
           <w:sz w:val="20"/>
           <w:szCs w:val="20"/>
         </w:rPr>
+      </w:pPr>
+      <w:r>
+        <w:rPr>
+          <w:rFonts w:ascii="Avenir Next" w:hAnsi="Avenir Next"/>
+          <w:sz w:val="20"/>
+          <w:szCs w:val="20"/>
+        </w:rPr>
+      </w:r>
+    </w:p>
+    <w:p>
+      <w:pPr>
         <w:sectPr>
           <w:type w:val="continuous"/>
           <w:pgSz w:w="12240" w:h="15840"/>
-          <w:pgMar w:top="720" w:right="720" w:bottom="720" w:left="720" w:header="708" w:footer="708" w:gutter="0"/>
-          <w:cols w:space="708"/>
-          <w:docGrid w:linePitch="360"/>
+          <w:pgMar w:left="720" w:right="720" w:gutter="0" w:header="0" w:top="720" w:footer="0" w:bottom="720"/>
+          <w:formProt w:val="false"/>
+          <w:textDirection w:val="lrTb"/>
+          <w:docGrid w:type="default" w:linePitch="360" w:charSpace="0"/>
         </w:sectPr>
       </w:pPr>
     </w:p>
     <w:p>
       <w:pPr>
-        <w:spacing w:after="0" w:line="240" w:lineRule="auto"/>
+        <w:pStyle w:val="Normal"/>
+        <w:spacing w:lineRule="auto" w:line="240" w:before="0" w:after="0"/>
         <w:jc w:val="both"/>
         <w:rPr>
           <w:rFonts w:ascii="Avenir Next" w:hAnsi="Avenir Next"/>
@@ -2477,35 +2574,32 @@
       <w:r>
         <w:rPr>
           <w:rFonts w:ascii="Avenir Next" w:hAnsi="Avenir Next"/>
-          <w:noProof/>
           <w:sz w:val="20"/>
           <w:szCs w:val="20"/>
-          <w14:ligatures w14:val="standardContextual"/>
         </w:rPr>
         <mc:AlternateContent>
           <mc:Choice Requires="wps">
             <w:drawing>
-              <wp:anchor distT="0" distB="0" distL="114300" distR="114300" simplePos="0" relativeHeight="251672576" behindDoc="0" locked="0" layoutInCell="1" allowOverlap="1" wp14:anchorId="54D167CB" wp14:editId="0087AC3E">
+              <wp:anchor behindDoc="0" distT="0" distB="0" distL="0" distR="0" simplePos="0" locked="0" layoutInCell="1" allowOverlap="1" relativeHeight="8" wp14:anchorId="54D167CB">
                 <wp:simplePos x="0" y="0"/>
                 <wp:positionH relativeFrom="column">
                   <wp:posOffset>41910</wp:posOffset>
                 </wp:positionH>
                 <wp:positionV relativeFrom="paragraph">
-                  <wp:posOffset>55669</wp:posOffset>
+                  <wp:posOffset>55880</wp:posOffset>
                 </wp:positionV>
                 <wp:extent cx="3124200" cy="254000"/>
                 <wp:effectExtent l="0" t="0" r="0" b="0"/>
                 <wp:wrapNone/>
-                <wp:docPr id="1546053110" name="Cuadro de texto 3"/>
-                <wp:cNvGraphicFramePr/>
+                <wp:docPr id="5" name="Cuadro de texto 3"/>
                 <a:graphic xmlns:a="http://schemas.openxmlformats.org/drawingml/2006/main">
                   <a:graphicData uri="http://schemas.microsoft.com/office/word/2010/wordprocessingShape">
                     <wps:wsp>
-                      <wps:cNvSpPr txBox="1"/>
+                      <wps:cNvSpPr/>
                       <wps:spPr>
                         <a:xfrm>
                           <a:off x="0" y="0"/>
-                          <a:ext cx="3124200" cy="254000"/>
+                          <a:ext cx="3124080" cy="254160"/>
                         </a:xfrm>
                         <a:prstGeom prst="rect">
                           <a:avLst/>
@@ -2515,10 +2609,18 @@
                           <a:noFill/>
                         </a:ln>
                       </wps:spPr>
+                      <wps:style>
+                        <a:lnRef idx="0"/>
+                        <a:fillRef idx="0"/>
+                        <a:effectRef idx="0"/>
+                        <a:fontRef idx="minor"/>
+                      </wps:style>
                       <wps:txbx>
                         <w:txbxContent>
                           <w:p>
                             <w:pPr>
+                              <w:pStyle w:val="Contenidodelmarcouser"/>
+                              <w:spacing w:before="0" w:after="160"/>
                               <w:jc w:val="center"/>
                               <w:rPr>
                                 <w:rFonts w:ascii="Avenir Next" w:hAnsi="Avenir Next"/>
@@ -2530,61 +2632,37 @@
                             <w:r>
                               <w:rPr>
                                 <w:rFonts w:ascii="Avenir Next" w:hAnsi="Avenir Next"/>
+                                <w:color w:val="000000"/>
                                 <w:sz w:val="20"/>
                                 <w:szCs w:val="20"/>
                                 <w:lang w:val="es-ES_tradnl"/>
                               </w:rPr>
-                              <w:t xml:space="preserve">{{ </w:t>
-                            </w:r>
-                            <w:proofErr w:type="spellStart"/>
-                            <w:r>
-                              <w:rPr>
-                                <w:rFonts w:ascii="Avenir Next" w:hAnsi="Avenir Next"/>
-                                <w:sz w:val="20"/>
-                                <w:szCs w:val="20"/>
-                                <w:lang w:val="es-ES_tradnl"/>
-                              </w:rPr>
-                              <w:t>nombre_alumno</w:t>
-                            </w:r>
-                            <w:proofErr w:type="spellEnd"/>
-                            <w:r>
-                              <w:rPr>
-                                <w:rFonts w:ascii="Avenir Next" w:hAnsi="Avenir Next"/>
-                                <w:sz w:val="20"/>
-                                <w:szCs w:val="20"/>
-                                <w:lang w:val="es-ES_tradnl"/>
-                              </w:rPr>
-                              <w:t xml:space="preserve"> }}</w:t>
+                              <w:t>{{ nombre_alumno }}</w:t>
                             </w:r>
                           </w:p>
                         </w:txbxContent>
                       </wps:txbx>
-                      <wps:bodyPr rot="0" spcFirstLastPara="0" vertOverflow="overflow" horzOverflow="overflow" vert="horz" wrap="square" lIns="91440" tIns="45720" rIns="91440" bIns="45720" numCol="1" spcCol="0" rtlCol="0" fromWordArt="0" anchor="t" anchorCtr="0" forceAA="0" compatLnSpc="1">
-                        <a:prstTxWarp prst="textNoShape">
-                          <a:avLst/>
-                        </a:prstTxWarp>
+                      <wps:bodyPr anchor="t">
+                        <a:prstTxWarp prst="textNoShape"/>
                         <a:noAutofit/>
                       </wps:bodyPr>
                     </wps:wsp>
                   </a:graphicData>
                 </a:graphic>
-                <wp14:sizeRelH relativeFrom="margin">
-                  <wp14:pctWidth>0</wp14:pctWidth>
-                </wp14:sizeRelH>
               </wp:anchor>
             </w:drawing>
           </mc:Choice>
           <mc:Fallback>
             <w:pict>
-              <v:shapetype w14:anchorId="54D167CB" id="_x0000_t202" coordsize="21600,21600" o:spt="202" path="m,l,21600r21600,l21600,xe">
-                <v:stroke joinstyle="miter"/>
-                <v:path gradientshapeok="t" o:connecttype="rect"/>
-              </v:shapetype>
-              <v:shape id="Cuadro de texto 3" o:spid="_x0000_s1028" type="#_x0000_t202" style="position:absolute;left:0;text-align:left;margin-left:3.3pt;margin-top:4.4pt;width:246pt;height:20pt;z-index:251672576;visibility:visible;mso-wrap-style:square;mso-width-percent:0;mso-wrap-distance-left:9pt;mso-wrap-distance-top:0;mso-wrap-distance-right:9pt;mso-wrap-distance-bottom:0;mso-position-horizontal:absolute;mso-position-horizontal-relative:text;mso-position-vertical:absolute;mso-position-vertical-relative:text;mso-width-percent:0;mso-width-relative:margin;v-text-anchor:top" o:gfxdata="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" filled="f" stroked="f" strokeweight=".5pt">
+              <v:rect id="shape_0" ID="Cuadro de texto 3" path="m0,0l-2147483645,0l-2147483645,-2147483646l0,-2147483646xe" stroked="f" o:allowincell="f" style="position:absolute;margin-left:3.3pt;margin-top:4.4pt;width:245.95pt;height:19.95pt;mso-wrap-style:square;v-text-anchor:top" wp14:anchorId="54D167CB">
+                <v:fill o:detectmouseclick="t" on="false"/>
+                <v:stroke color="#3465a4" weight="6480" joinstyle="round" endcap="flat"/>
                 <v:textbox>
                   <w:txbxContent>
                     <w:p>
                       <w:pPr>
+                        <w:pStyle w:val="Contenidodelmarcouser"/>
+                        <w:spacing w:before="0" w:after="160"/>
                         <w:jc w:val="center"/>
                         <w:rPr>
                           <w:rFonts w:ascii="Avenir Next" w:hAnsi="Avenir Next"/>
@@ -2596,36 +2674,18 @@
                       <w:r>
                         <w:rPr>
                           <w:rFonts w:ascii="Avenir Next" w:hAnsi="Avenir Next"/>
+                          <w:color w:val="000000"/>
                           <w:sz w:val="20"/>
                           <w:szCs w:val="20"/>
                           <w:lang w:val="es-ES_tradnl"/>
                         </w:rPr>
-                        <w:t xml:space="preserve">{{ </w:t>
-                      </w:r>
-                      <w:proofErr w:type="spellStart"/>
-                      <w:r>
-                        <w:rPr>
-                          <w:rFonts w:ascii="Avenir Next" w:hAnsi="Avenir Next"/>
-                          <w:sz w:val="20"/>
-                          <w:szCs w:val="20"/>
-                          <w:lang w:val="es-ES_tradnl"/>
-                        </w:rPr>
-                        <w:t>nombre_alumno</w:t>
-                      </w:r>
-                      <w:proofErr w:type="spellEnd"/>
-                      <w:r>
-                        <w:rPr>
-                          <w:rFonts w:ascii="Avenir Next" w:hAnsi="Avenir Next"/>
-                          <w:sz w:val="20"/>
-                          <w:szCs w:val="20"/>
-                          <w:lang w:val="es-ES_tradnl"/>
-                        </w:rPr>
-                        <w:t xml:space="preserve"> }}</w:t>
+                        <w:t>{{ nombre_alumno }}</w:t>
                       </w:r>
                     </w:p>
                   </w:txbxContent>
                 </v:textbox>
-              </v:shape>
+                <w10:wrap type="none"/>
+              </v:rect>
             </w:pict>
           </mc:Fallback>
         </mc:AlternateContent>
@@ -2633,7 +2693,8 @@
     </w:p>
     <w:p>
       <w:pPr>
-        <w:spacing w:after="0" w:line="240" w:lineRule="auto"/>
+        <w:pStyle w:val="Normal"/>
+        <w:spacing w:lineRule="auto" w:line="240" w:before="0" w:after="0"/>
         <w:jc w:val="center"/>
         <w:rPr>
           <w:rFonts w:ascii="Avenir Next" w:hAnsi="Avenir Next"/>
@@ -2652,7 +2713,8 @@
     </w:p>
     <w:p>
       <w:pPr>
-        <w:spacing w:after="0" w:line="240" w:lineRule="auto"/>
+        <w:pStyle w:val="Normal"/>
+        <w:spacing w:lineRule="auto" w:line="240" w:before="0" w:after="0"/>
         <w:jc w:val="center"/>
         <w:rPr>
           <w:rFonts w:ascii="Avenir Next" w:hAnsi="Avenir Next"/>
@@ -2671,7 +2733,8 @@
     </w:p>
     <w:p>
       <w:pPr>
-        <w:spacing w:after="0" w:line="240" w:lineRule="auto"/>
+        <w:pStyle w:val="Normal"/>
+        <w:spacing w:lineRule="auto" w:line="240" w:before="0" w:after="0"/>
         <w:rPr>
           <w:rFonts w:ascii="Avenir Next" w:hAnsi="Avenir Next"/>
           <w:sz w:val="20"/>
@@ -2681,18 +2744,34 @@
       <w:r>
         <w:rPr>
           <w:rFonts w:ascii="Avenir Next" w:hAnsi="Avenir Next"/>
-          <w:noProof/>
           <w:sz w:val="20"/>
           <w:szCs w:val="20"/>
-          <w14:ligatures w14:val="standardContextual"/>
+        </w:rPr>
+      </w:r>
+    </w:p>
+    <w:p>
+      <w:pPr>
+        <w:pStyle w:val="Normal"/>
+        <w:spacing w:lineRule="auto" w:line="240" w:before="0" w:after="0"/>
+        <w:rPr>
+          <w:rFonts w:ascii="Avenir Next" w:hAnsi="Avenir Next"/>
+          <w:sz w:val="20"/>
+          <w:szCs w:val="20"/>
+        </w:rPr>
+      </w:pPr>
+      <w:r>
+        <w:rPr>
+          <w:rFonts w:ascii="Avenir Next" w:hAnsi="Avenir Next"/>
+          <w:sz w:val="20"/>
+          <w:szCs w:val="20"/>
         </w:rPr>
         <mc:AlternateContent>
           <mc:Choice Requires="wps">
             <w:drawing>
-              <wp:anchor distT="0" distB="0" distL="114300" distR="114300" simplePos="0" relativeHeight="251673600" behindDoc="0" locked="0" layoutInCell="1" allowOverlap="1" wp14:anchorId="6FE783AA" wp14:editId="1FB2F2FE">
+              <wp:anchor behindDoc="0" distT="0" distB="0" distL="0" distR="0" simplePos="0" locked="0" layoutInCell="1" allowOverlap="1" relativeHeight="10" wp14:anchorId="6FE783AA">
                 <wp:simplePos x="0" y="0"/>
                 <wp:positionH relativeFrom="column">
-                  <wp:posOffset>49742</wp:posOffset>
+                  <wp:posOffset>49530</wp:posOffset>
                 </wp:positionH>
                 <wp:positionV relativeFrom="paragraph">
                   <wp:posOffset>54610</wp:posOffset>
@@ -2700,16 +2779,15 @@
                 <wp:extent cx="3124200" cy="254000"/>
                 <wp:effectExtent l="0" t="0" r="0" b="0"/>
                 <wp:wrapNone/>
-                <wp:docPr id="1518611907" name="Cuadro de texto 3"/>
-                <wp:cNvGraphicFramePr/>
+                <wp:docPr id="6" name="Cuadro de texto 3"/>
                 <a:graphic xmlns:a="http://schemas.openxmlformats.org/drawingml/2006/main">
                   <a:graphicData uri="http://schemas.microsoft.com/office/word/2010/wordprocessingShape">
                     <wps:wsp>
-                      <wps:cNvSpPr txBox="1"/>
+                      <wps:cNvSpPr/>
                       <wps:spPr>
                         <a:xfrm>
                           <a:off x="0" y="0"/>
-                          <a:ext cx="3124200" cy="254000"/>
+                          <a:ext cx="3124080" cy="254160"/>
                         </a:xfrm>
                         <a:prstGeom prst="rect">
                           <a:avLst/>
@@ -2719,10 +2797,18 @@
                           <a:noFill/>
                         </a:ln>
                       </wps:spPr>
+                      <wps:style>
+                        <a:lnRef idx="0"/>
+                        <a:fillRef idx="0"/>
+                        <a:effectRef idx="0"/>
+                        <a:fontRef idx="minor"/>
+                      </wps:style>
                       <wps:txbx>
                         <w:txbxContent>
                           <w:p>
                             <w:pPr>
+                              <w:pStyle w:val="Contenidodelmarcouser"/>
+                              <w:spacing w:before="0" w:after="160"/>
                               <w:jc w:val="center"/>
                               <w:rPr>
                                 <w:rFonts w:ascii="Avenir Next" w:hAnsi="Avenir Next"/>
@@ -2734,57 +2820,37 @@
                             <w:r>
                               <w:rPr>
                                 <w:rFonts w:ascii="Avenir Next" w:hAnsi="Avenir Next"/>
+                                <w:color w:val="000000"/>
                                 <w:sz w:val="20"/>
                                 <w:szCs w:val="20"/>
                                 <w:lang w:val="es-ES_tradnl"/>
                               </w:rPr>
-                              <w:t xml:space="preserve">{{ </w:t>
-                            </w:r>
-                            <w:proofErr w:type="spellStart"/>
-                            <w:r>
-                              <w:rPr>
-                                <w:rFonts w:ascii="Avenir Next" w:hAnsi="Avenir Next"/>
-                                <w:sz w:val="20"/>
-                                <w:szCs w:val="20"/>
-                                <w:lang w:val="es-ES_tradnl"/>
-                              </w:rPr>
-                              <w:t>nombre_tutor</w:t>
-                            </w:r>
-                            <w:proofErr w:type="spellEnd"/>
-                            <w:r>
-                              <w:rPr>
-                                <w:rFonts w:ascii="Avenir Next" w:hAnsi="Avenir Next"/>
-                                <w:sz w:val="20"/>
-                                <w:szCs w:val="20"/>
-                                <w:lang w:val="es-ES_tradnl"/>
-                              </w:rPr>
-                              <w:t xml:space="preserve"> }}</w:t>
+                              <w:t>{{ nombre_tutor }}</w:t>
                             </w:r>
                           </w:p>
                         </w:txbxContent>
                       </wps:txbx>
-                      <wps:bodyPr rot="0" spcFirstLastPara="0" vertOverflow="overflow" horzOverflow="overflow" vert="horz" wrap="square" lIns="91440" tIns="45720" rIns="91440" bIns="45720" numCol="1" spcCol="0" rtlCol="0" fromWordArt="0" anchor="t" anchorCtr="0" forceAA="0" compatLnSpc="1">
-                        <a:prstTxWarp prst="textNoShape">
-                          <a:avLst/>
-                        </a:prstTxWarp>
+                      <wps:bodyPr anchor="t">
+                        <a:prstTxWarp prst="textNoShape"/>
                         <a:noAutofit/>
                       </wps:bodyPr>
                     </wps:wsp>
                   </a:graphicData>
                 </a:graphic>
-                <wp14:sizeRelH relativeFrom="margin">
-                  <wp14:pctWidth>0</wp14:pctWidth>
-                </wp14:sizeRelH>
               </wp:anchor>
             </w:drawing>
           </mc:Choice>
           <mc:Fallback>
             <w:pict>
-              <v:shape w14:anchorId="6FE783AA" id="_x0000_s1029" type="#_x0000_t202" style="position:absolute;margin-left:3.9pt;margin-top:4.3pt;width:246pt;height:20pt;z-index:251673600;visibility:visible;mso-wrap-style:square;mso-width-percent:0;mso-wrap-distance-left:9pt;mso-wrap-distance-top:0;mso-wrap-distance-right:9pt;mso-wrap-distance-bottom:0;mso-position-horizontal:absolute;mso-position-horizontal-relative:text;mso-position-vertical:absolute;mso-position-vertical-relative:text;mso-width-percent:0;mso-width-relative:margin;v-text-anchor:top" o:gfxdata="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" filled="f" stroked="f" strokeweight=".5pt">
+              <v:rect id="shape_0" ID="Cuadro de texto 3" path="m0,0l-2147483645,0l-2147483645,-2147483646l0,-2147483646xe" stroked="f" o:allowincell="f" style="position:absolute;margin-left:3.9pt;margin-top:4.3pt;width:245.95pt;height:19.95pt;mso-wrap-style:square;v-text-anchor:top" wp14:anchorId="6FE783AA">
+                <v:fill o:detectmouseclick="t" on="false"/>
+                <v:stroke color="#3465a4" weight="6480" joinstyle="round" endcap="flat"/>
                 <v:textbox>
                   <w:txbxContent>
                     <w:p>
                       <w:pPr>
+                        <w:pStyle w:val="Contenidodelmarcouser"/>
+                        <w:spacing w:before="0" w:after="160"/>
                         <w:jc w:val="center"/>
                         <w:rPr>
                           <w:rFonts w:ascii="Avenir Next" w:hAnsi="Avenir Next"/>
@@ -2796,36 +2862,18 @@
                       <w:r>
                         <w:rPr>
                           <w:rFonts w:ascii="Avenir Next" w:hAnsi="Avenir Next"/>
+                          <w:color w:val="000000"/>
                           <w:sz w:val="20"/>
                           <w:szCs w:val="20"/>
                           <w:lang w:val="es-ES_tradnl"/>
                         </w:rPr>
-                        <w:t xml:space="preserve">{{ </w:t>
-                      </w:r>
-                      <w:proofErr w:type="spellStart"/>
-                      <w:r>
-                        <w:rPr>
-                          <w:rFonts w:ascii="Avenir Next" w:hAnsi="Avenir Next"/>
-                          <w:sz w:val="20"/>
-                          <w:szCs w:val="20"/>
-                          <w:lang w:val="es-ES_tradnl"/>
-                        </w:rPr>
-                        <w:t>nombre_tutor</w:t>
-                      </w:r>
-                      <w:proofErr w:type="spellEnd"/>
-                      <w:r>
-                        <w:rPr>
-                          <w:rFonts w:ascii="Avenir Next" w:hAnsi="Avenir Next"/>
-                          <w:sz w:val="20"/>
-                          <w:szCs w:val="20"/>
-                          <w:lang w:val="es-ES_tradnl"/>
-                        </w:rPr>
-                        <w:t xml:space="preserve"> }}</w:t>
+                        <w:t>{{ nombre_tutor }}</w:t>
                       </w:r>
                     </w:p>
                   </w:txbxContent>
                 </v:textbox>
-              </v:shape>
+                <w10:wrap type="none"/>
+              </v:rect>
             </w:pict>
           </mc:Fallback>
         </mc:AlternateContent>
@@ -2833,7 +2881,8 @@
     </w:p>
     <w:p>
       <w:pPr>
-        <w:spacing w:after="0" w:line="240" w:lineRule="auto"/>
+        <w:pStyle w:val="Normal"/>
+        <w:spacing w:lineRule="auto" w:line="240" w:before="0" w:after="0"/>
         <w:jc w:val="center"/>
         <w:rPr>
           <w:rFonts w:ascii="Avenir Next" w:hAnsi="Avenir Next"/>
@@ -2852,7 +2901,8 @@
     </w:p>
     <w:p>
       <w:pPr>
-        <w:spacing w:after="0" w:line="240" w:lineRule="auto"/>
+        <w:pStyle w:val="Normal"/>
+        <w:spacing w:lineRule="auto" w:line="240" w:before="0" w:after="0"/>
         <w:jc w:val="center"/>
         <w:rPr>
           <w:rFonts w:ascii="Avenir Next" w:hAnsi="Avenir Next"/>
@@ -2872,141 +2922,22 @@
     <w:sectPr>
       <w:type w:val="continuous"/>
       <w:pgSz w:w="12240" w:h="15840"/>
-      <w:pgMar w:top="720" w:right="720" w:bottom="720" w:left="720" w:header="708" w:footer="708" w:gutter="0"/>
-      <w:cols w:num="2" w:space="708"/>
-      <w:docGrid w:linePitch="360"/>
+      <w:pgMar w:left="720" w:right="720" w:gutter="0" w:header="0" w:top="720" w:footer="0" w:bottom="720"/>
+      <w:cols w:num="2" w:space="708" w:equalWidth="true" w:sep="false"/>
+      <w:formProt w:val="false"/>
+      <w:textDirection w:val="lrTb"/>
+      <w:docGrid w:type="default" w:linePitch="360" w:charSpace="0"/>
     </w:sectPr>
   </w:body>
 </w:document>
 </file>
 
-<file path=word/numbering.xml><?xml version="1.0" encoding="utf-8"?>
-<w:numbering xmlns:wpc="http://schemas.microsoft.com/office/word/2010/wordprocessingCanvas" xmlns:cx="http://schemas.microsoft.com/office/drawing/2014/chartex" xmlns:cx1="http://schemas.microsoft.com/office/drawing/2015/9/8/chartex" xmlns:cx2="http://schemas.microsoft.com/office/drawing/2015/10/21/chartex" xmlns:cx3="http://schemas.microsoft.com/office/drawing/2016/5/9/chartex" xmlns:cx4="http://schemas.microsoft.com/office/drawing/2016/5/10/chartex" xmlns:cx5="http://schemas.microsoft.com/office/drawing/2016/5/11/chartex" xmlns:cx6="http://schemas.microsoft.com/office/drawing/2016/5/12/chartex" xmlns:cx7="http://schemas.microsoft.com/office/drawing/2016/5/13/chartex" xmlns:cx8="http://schemas.microsoft.com/office/drawing/2016/5/14/chartex" xmlns:mc="http://schemas.openxmlformats.org/markup-compatibility/2006" xmlns:aink="http://schemas.microsoft.com/office/drawing/2016/ink" xmlns:am3d="http://schemas.microsoft.com/office/drawing/2017/model3d" xmlns:o="urn:schemas-microsoft-com:office:office" xmlns:oel="http://schemas.microsoft.com/office/2019/extlst" xmlns:r="http://schemas.openxmlformats.org/officeDocument/2006/relationships" xmlns:m="http://schemas.openxmlformats.org/officeDocument/2006/math" xmlns:v="urn:schemas-microsoft-com:vml" xmlns:wp14="http://schemas.microsoft.com/office/word/2010/wordprocessingDrawing" xmlns:wp="http://schemas.openxmlformats.org/drawingml/2006/wordprocessingDrawing" xmlns:w10="urn:schemas-microsoft-com:office:word" xmlns:w="http://schemas.openxmlformats.org/wordprocessingml/2006/main" xmlns:w14="http://schemas.microsoft.com/office/word/2010/wordml" xmlns:w15="http://schemas.microsoft.com/office/word/2012/wordml" xmlns:w16cex="http://schemas.microsoft.com/office/word/2018/wordml/cex" xmlns:w16cid="http://schemas.microsoft.com/office/word/2016/wordml/cid" xmlns:w16="http://schemas.microsoft.com/office/word/2018/wordml" xmlns:w16du="http://schemas.microsoft.com/office/word/2023/wordml/word16du" xmlns:w16sdtdh="http://schemas.microsoft.com/office/word/2020/wordml/sdtdatahash" xmlns:w16sdtfl="http://schemas.microsoft.com/office/word/2024/wordml/sdtformatlock" xmlns:w16se="http://schemas.microsoft.com/office/word/2015/wordml/symex" xmlns:wpg="http://schemas.microsoft.com/office/word/2010/wordprocessingGroup" xmlns:wpi="http://schemas.microsoft.com/office/word/2010/wordprocessingInk" xmlns:wne="http://schemas.microsoft.com/office/word/2006/wordml" xmlns:wps="http://schemas.microsoft.com/office/word/2010/wordprocessingShape" mc:Ignorable="w14 w15 w16se w16cid w16 w16cex w16sdtdh w16sdtfl w16du wp14">
-  <w:abstractNum w:abstractNumId="0" w15:restartNumberingAfterBreak="0">
-    <w:nsid w:val="51590E1D"/>
-    <w:multiLevelType w:val="hybridMultilevel"/>
-    <w:tmpl w:val="5BC02AF2"/>
-    <w:lvl w:ilvl="0" w:tplc="080A0001">
-      <w:start w:val="1"/>
-      <w:numFmt w:val="bullet"/>
-      <w:lvlText w:val=""/>
-      <w:lvlJc w:val="left"/>
-      <w:pPr>
-        <w:ind w:left="720" w:hanging="360"/>
-      </w:pPr>
-      <w:rPr>
-        <w:rFonts w:ascii="Symbol" w:hAnsi="Symbol" w:hint="default"/>
-      </w:rPr>
-    </w:lvl>
-    <w:lvl w:ilvl="1" w:tplc="080A0003" w:tentative="1">
-      <w:start w:val="1"/>
-      <w:numFmt w:val="bullet"/>
-      <w:lvlText w:val="o"/>
-      <w:lvlJc w:val="left"/>
-      <w:pPr>
-        <w:ind w:left="1440" w:hanging="360"/>
-      </w:pPr>
-      <w:rPr>
-        <w:rFonts w:ascii="Courier New" w:hAnsi="Courier New" w:cs="Courier New" w:hint="default"/>
-      </w:rPr>
-    </w:lvl>
-    <w:lvl w:ilvl="2" w:tplc="080A0005" w:tentative="1">
-      <w:start w:val="1"/>
-      <w:numFmt w:val="bullet"/>
-      <w:lvlText w:val=""/>
-      <w:lvlJc w:val="left"/>
-      <w:pPr>
-        <w:ind w:left="2160" w:hanging="360"/>
-      </w:pPr>
-      <w:rPr>
-        <w:rFonts w:ascii="Wingdings" w:hAnsi="Wingdings" w:hint="default"/>
-      </w:rPr>
-    </w:lvl>
-    <w:lvl w:ilvl="3" w:tplc="080A0001" w:tentative="1">
-      <w:start w:val="1"/>
-      <w:numFmt w:val="bullet"/>
-      <w:lvlText w:val=""/>
-      <w:lvlJc w:val="left"/>
-      <w:pPr>
-        <w:ind w:left="2880" w:hanging="360"/>
-      </w:pPr>
-      <w:rPr>
-        <w:rFonts w:ascii="Symbol" w:hAnsi="Symbol" w:hint="default"/>
-      </w:rPr>
-    </w:lvl>
-    <w:lvl w:ilvl="4" w:tplc="080A0003" w:tentative="1">
-      <w:start w:val="1"/>
-      <w:numFmt w:val="bullet"/>
-      <w:lvlText w:val="o"/>
-      <w:lvlJc w:val="left"/>
-      <w:pPr>
-        <w:ind w:left="3600" w:hanging="360"/>
-      </w:pPr>
-      <w:rPr>
-        <w:rFonts w:ascii="Courier New" w:hAnsi="Courier New" w:cs="Courier New" w:hint="default"/>
-      </w:rPr>
-    </w:lvl>
-    <w:lvl w:ilvl="5" w:tplc="080A0005" w:tentative="1">
-      <w:start w:val="1"/>
-      <w:numFmt w:val="bullet"/>
-      <w:lvlText w:val=""/>
-      <w:lvlJc w:val="left"/>
-      <w:pPr>
-        <w:ind w:left="4320" w:hanging="360"/>
-      </w:pPr>
-      <w:rPr>
-        <w:rFonts w:ascii="Wingdings" w:hAnsi="Wingdings" w:hint="default"/>
-      </w:rPr>
-    </w:lvl>
-    <w:lvl w:ilvl="6" w:tplc="080A0001" w:tentative="1">
-      <w:start w:val="1"/>
-      <w:numFmt w:val="bullet"/>
-      <w:lvlText w:val=""/>
-      <w:lvlJc w:val="left"/>
-      <w:pPr>
-        <w:ind w:left="5040" w:hanging="360"/>
-      </w:pPr>
-      <w:rPr>
-        <w:rFonts w:ascii="Symbol" w:hAnsi="Symbol" w:hint="default"/>
-      </w:rPr>
-    </w:lvl>
-    <w:lvl w:ilvl="7" w:tplc="080A0003" w:tentative="1">
-      <w:start w:val="1"/>
-      <w:numFmt w:val="bullet"/>
-      <w:lvlText w:val="o"/>
-      <w:lvlJc w:val="left"/>
-      <w:pPr>
-        <w:ind w:left="5760" w:hanging="360"/>
-      </w:pPr>
-      <w:rPr>
-        <w:rFonts w:ascii="Courier New" w:hAnsi="Courier New" w:cs="Courier New" w:hint="default"/>
-      </w:rPr>
-    </w:lvl>
-    <w:lvl w:ilvl="8" w:tplc="080A0005" w:tentative="1">
-      <w:start w:val="1"/>
-      <w:numFmt w:val="bullet"/>
-      <w:lvlText w:val=""/>
-      <w:lvlJc w:val="left"/>
-      <w:pPr>
-        <w:ind w:left="6480" w:hanging="360"/>
-      </w:pPr>
-      <w:rPr>
-        <w:rFonts w:ascii="Wingdings" w:hAnsi="Wingdings" w:hint="default"/>
-      </w:rPr>
-    </w:lvl>
-  </w:abstractNum>
-  <w:num w:numId="1" w16cid:durableId="1060984165">
-    <w:abstractNumId w:val="0"/>
-  </w:num>
-</w:numbering>
-</file>
-
 <file path=word/styles.xml><?xml version="1.0" encoding="utf-8"?>
-<w:styles xmlns:mc="http://schemas.openxmlformats.org/markup-compatibility/2006" xmlns:r="http://schemas.openxmlformats.org/officeDocument/2006/relationships" xmlns:w="http://schemas.openxmlformats.org/wordprocessingml/2006/main" xmlns:w14="http://schemas.microsoft.com/office/word/2010/wordml" xmlns:w15="http://schemas.microsoft.com/office/word/2012/wordml" xmlns:w16cex="http://schemas.microsoft.com/office/word/2018/wordml/cex" xmlns:w16cid="http://schemas.microsoft.com/office/word/2016/wordml/cid" xmlns:w16="http://schemas.microsoft.com/office/word/2018/wordml" xmlns:w16du="http://schemas.microsoft.com/office/word/2023/wordml/word16du" xmlns:w16sdtdh="http://schemas.microsoft.com/office/word/2020/wordml/sdtdatahash" xmlns:w16sdtfl="http://schemas.microsoft.com/office/word/2024/wordml/sdtformatlock" xmlns:w16se="http://schemas.microsoft.com/office/word/2015/wordml/symex" mc:Ignorable="w14 w15 w16se w16cid w16 w16cex w16sdtdh w16sdtfl w16du">
+<w:styles xmlns:w="http://schemas.openxmlformats.org/wordprocessingml/2006/main" xmlns:w14="http://schemas.microsoft.com/office/word/2010/wordml" xmlns:mc="http://schemas.openxmlformats.org/markup-compatibility/2006" mc:Ignorable="w14">
   <w:docDefaults>
     <w:rPrDefault>
       <w:rPr>
-        <w:rFonts w:asciiTheme="minorHAnsi" w:eastAsiaTheme="minorHAnsi" w:hAnsiTheme="minorHAnsi" w:cstheme="minorBidi"/>
+        <w:rFonts w:ascii="Aptos" w:hAnsi="Aptos" w:eastAsia="Aptos" w:cs="" w:asciiTheme="minorHAnsi" w:cstheme="minorBidi" w:eastAsiaTheme="minorHAnsi" w:hAnsiTheme="minorHAnsi"/>
         <w:kern w:val="2"/>
         <w:sz w:val="24"/>
         <w:szCs w:val="24"/>
@@ -3016,21 +2947,21 @@
     </w:rPrDefault>
     <w:pPrDefault>
       <w:pPr>
-        <w:spacing w:after="160" w:line="278" w:lineRule="auto"/>
+        <w:suppressAutoHyphens w:val="true"/>
       </w:pPr>
     </w:pPrDefault>
   </w:docDefaults>
   <w:latentStyles w:defLockedState="0" w:defUIPriority="99" w:defSemiHidden="0" w:defUnhideWhenUsed="0" w:defQFormat="0" w:count="376">
     <w:lsdException w:name="Normal" w:uiPriority="0" w:qFormat="1"/>
     <w:lsdException w:name="heading 1" w:uiPriority="9" w:qFormat="1"/>
-    <w:lsdException w:name="heading 2" w:semiHidden="1" w:uiPriority="9" w:unhideWhenUsed="1" w:qFormat="1"/>
-    <w:lsdException w:name="heading 3" w:semiHidden="1" w:uiPriority="9" w:unhideWhenUsed="1" w:qFormat="1"/>
-    <w:lsdException w:name="heading 4" w:semiHidden="1" w:uiPriority="9" w:unhideWhenUsed="1" w:qFormat="1"/>
-    <w:lsdException w:name="heading 5" w:semiHidden="1" w:uiPriority="9" w:unhideWhenUsed="1" w:qFormat="1"/>
-    <w:lsdException w:name="heading 6" w:semiHidden="1" w:uiPriority="9" w:unhideWhenUsed="1" w:qFormat="1"/>
-    <w:lsdException w:name="heading 7" w:semiHidden="1" w:uiPriority="9" w:unhideWhenUsed="1" w:qFormat="1"/>
-    <w:lsdException w:name="heading 8" w:semiHidden="1" w:uiPriority="9" w:unhideWhenUsed="1" w:qFormat="1"/>
-    <w:lsdException w:name="heading 9" w:semiHidden="1" w:uiPriority="9" w:unhideWhenUsed="1" w:qFormat="1"/>
+    <w:lsdException w:name="heading 2" w:uiPriority="9" w:semiHidden="1" w:unhideWhenUsed="1" w:qFormat="1"/>
+    <w:lsdException w:name="heading 3" w:uiPriority="9" w:semiHidden="1" w:unhideWhenUsed="1" w:qFormat="1"/>
+    <w:lsdException w:name="heading 4" w:uiPriority="9" w:semiHidden="1" w:unhideWhenUsed="1" w:qFormat="1"/>
+    <w:lsdException w:name="heading 5" w:uiPriority="9" w:semiHidden="1" w:unhideWhenUsed="1" w:qFormat="1"/>
+    <w:lsdException w:name="heading 6" w:uiPriority="9" w:semiHidden="1" w:unhideWhenUsed="1" w:qFormat="1"/>
+    <w:lsdException w:name="heading 7" w:uiPriority="9" w:semiHidden="1" w:unhideWhenUsed="1" w:qFormat="1"/>
+    <w:lsdException w:name="heading 8" w:uiPriority="9" w:semiHidden="1" w:unhideWhenUsed="1" w:qFormat="1"/>
+    <w:lsdException w:name="heading 9" w:uiPriority="9" w:semiHidden="1" w:unhideWhenUsed="1" w:qFormat="1"/>
     <w:lsdException w:name="index 1" w:semiHidden="1" w:unhideWhenUsed="1"/>
     <w:lsdException w:name="index 2" w:semiHidden="1" w:unhideWhenUsed="1"/>
     <w:lsdException w:name="index 3" w:semiHidden="1" w:unhideWhenUsed="1"/>
@@ -3040,22 +2971,22 @@
     <w:lsdException w:name="index 7" w:semiHidden="1" w:unhideWhenUsed="1"/>
     <w:lsdException w:name="index 8" w:semiHidden="1" w:unhideWhenUsed="1"/>
     <w:lsdException w:name="index 9" w:semiHidden="1" w:unhideWhenUsed="1"/>
-    <w:lsdException w:name="toc 1" w:semiHidden="1" w:uiPriority="39" w:unhideWhenUsed="1"/>
-    <w:lsdException w:name="toc 2" w:semiHidden="1" w:uiPriority="39" w:unhideWhenUsed="1"/>
-    <w:lsdException w:name="toc 3" w:semiHidden="1" w:uiPriority="39" w:unhideWhenUsed="1"/>
-    <w:lsdException w:name="toc 4" w:semiHidden="1" w:uiPriority="39" w:unhideWhenUsed="1"/>
-    <w:lsdException w:name="toc 5" w:semiHidden="1" w:uiPriority="39" w:unhideWhenUsed="1"/>
-    <w:lsdException w:name="toc 6" w:semiHidden="1" w:uiPriority="39" w:unhideWhenUsed="1"/>
-    <w:lsdException w:name="toc 7" w:semiHidden="1" w:uiPriority="39" w:unhideWhenUsed="1"/>
-    <w:lsdException w:name="toc 8" w:semiHidden="1" w:uiPriority="39" w:unhideWhenUsed="1"/>
-    <w:lsdException w:name="toc 9" w:semiHidden="1" w:uiPriority="39" w:unhideWhenUsed="1"/>
+    <w:lsdException w:name="toc 1" w:uiPriority="39" w:semiHidden="1" w:unhideWhenUsed="1"/>
+    <w:lsdException w:name="toc 2" w:uiPriority="39" w:semiHidden="1" w:unhideWhenUsed="1"/>
+    <w:lsdException w:name="toc 3" w:uiPriority="39" w:semiHidden="1" w:unhideWhenUsed="1"/>
+    <w:lsdException w:name="toc 4" w:uiPriority="39" w:semiHidden="1" w:unhideWhenUsed="1"/>
+    <w:lsdException w:name="toc 5" w:uiPriority="39" w:semiHidden="1" w:unhideWhenUsed="1"/>
+    <w:lsdException w:name="toc 6" w:uiPriority="39" w:semiHidden="1" w:unhideWhenUsed="1"/>
+    <w:lsdException w:name="toc 7" w:uiPriority="39" w:semiHidden="1" w:unhideWhenUsed="1"/>
+    <w:lsdException w:name="toc 8" w:uiPriority="39" w:semiHidden="1" w:unhideWhenUsed="1"/>
+    <w:lsdException w:name="toc 9" w:uiPriority="39" w:semiHidden="1" w:unhideWhenUsed="1"/>
     <w:lsdException w:name="Normal Indent" w:semiHidden="1" w:unhideWhenUsed="1"/>
     <w:lsdException w:name="footnote text" w:semiHidden="1" w:unhideWhenUsed="1"/>
     <w:lsdException w:name="annotation text" w:semiHidden="1" w:unhideWhenUsed="1"/>
     <w:lsdException w:name="header" w:semiHidden="1" w:unhideWhenUsed="1"/>
     <w:lsdException w:name="footer" w:semiHidden="1" w:unhideWhenUsed="1"/>
     <w:lsdException w:name="index heading" w:semiHidden="1" w:unhideWhenUsed="1"/>
-    <w:lsdException w:name="caption" w:semiHidden="1" w:uiPriority="35" w:unhideWhenUsed="1" w:qFormat="1"/>
+    <w:lsdException w:name="caption" w:uiPriority="35" w:semiHidden="1" w:unhideWhenUsed="1" w:qFormat="1"/>
     <w:lsdException w:name="table of figures" w:semiHidden="1" w:unhideWhenUsed="1"/>
     <w:lsdException w:name="envelope address" w:semiHidden="1" w:unhideWhenUsed="1"/>
     <w:lsdException w:name="envelope return" w:semiHidden="1" w:unhideWhenUsed="1"/>
@@ -3086,7 +3017,7 @@
     <w:lsdException w:name="Title" w:uiPriority="10" w:qFormat="1"/>
     <w:lsdException w:name="Closing" w:semiHidden="1" w:unhideWhenUsed="1"/>
     <w:lsdException w:name="Signature" w:semiHidden="1" w:unhideWhenUsed="1"/>
-    <w:lsdException w:name="Default Paragraph Font" w:semiHidden="1" w:uiPriority="1" w:unhideWhenUsed="1"/>
+    <w:lsdException w:name="Default Paragraph Font" w:uiPriority="1" w:semiHidden="1" w:unhideWhenUsed="1"/>
     <w:lsdException w:name="Body Text" w:semiHidden="1" w:unhideWhenUsed="1"/>
     <w:lsdException w:name="Body Text Indent" w:semiHidden="1" w:unhideWhenUsed="1"/>
     <w:lsdException w:name="List Continue" w:semiHidden="1" w:unhideWhenUsed="1"/>
@@ -3286,8 +3217,8 @@
     <w:lsdException w:name="Subtle Reference" w:uiPriority="31" w:qFormat="1"/>
     <w:lsdException w:name="Intense Reference" w:uiPriority="32" w:qFormat="1"/>
     <w:lsdException w:name="Book Title" w:uiPriority="33" w:qFormat="1"/>
-    <w:lsdException w:name="Bibliography" w:semiHidden="1" w:uiPriority="37" w:unhideWhenUsed="1"/>
-    <w:lsdException w:name="TOC Heading" w:semiHidden="1" w:uiPriority="39" w:unhideWhenUsed="1" w:qFormat="1"/>
+    <w:lsdException w:name="Bibliography" w:uiPriority="37" w:semiHidden="1" w:unhideWhenUsed="1"/>
+    <w:lsdException w:name="TOC Heading" w:uiPriority="39" w:semiHidden="1" w:unhideWhenUsed="1" w:qFormat="1"/>
     <w:lsdException w:name="Plain Table 1" w:uiPriority="41"/>
     <w:lsdException w:name="Plain Table 2" w:uiPriority="42"/>
     <w:lsdException w:name="Plain Table 3" w:uiPriority="43"/>
@@ -3398,44 +3329,51 @@
     <w:lsdException w:name="Unresolved Mention" w:semiHidden="1" w:unhideWhenUsed="1"/>
     <w:lsdException w:name="Smart Link" w:semiHidden="1" w:unhideWhenUsed="1"/>
   </w:latentStyles>
-  <w:style w:type="paragraph" w:default="1" w:styleId="Normal">
+  <w:style w:type="paragraph" w:styleId="Normal" w:default="1">
     <w:name w:val="Normal"/>
     <w:qFormat/>
-    <w:rsid w:val="00890EAB"/>
+    <w:rsid w:val="00890eab"/>
     <w:pPr>
-      <w:spacing w:line="259" w:lineRule="auto"/>
+      <w:widowControl/>
+      <w:suppressAutoHyphens w:val="true"/>
+      <w:bidi w:val="0"/>
+      <w:spacing w:lineRule="auto" w:line="259" w:before="0" w:after="160"/>
+      <w:jc w:val="left"/>
     </w:pPr>
     <w:rPr>
+      <w:rFonts w:ascii="Aptos" w:hAnsi="Aptos" w:eastAsia="Aptos" w:cs=""/>
+      <w:color w:val="auto"/>
       <w:kern w:val="0"/>
       <w:sz w:val="22"/>
       <w:szCs w:val="22"/>
+      <w:lang w:val="es-MX" w:eastAsia="en-US" w:bidi="ar-SA"/>
       <w14:ligatures w14:val="none"/>
     </w:rPr>
   </w:style>
-  <w:style w:type="paragraph" w:styleId="Ttulo1">
+  <w:style w:type="paragraph" w:styleId="Heading1">
     <w:name w:val="heading 1"/>
     <w:basedOn w:val="Normal"/>
     <w:next w:val="Normal"/>
     <w:link w:val="Ttulo1Car"/>
     <w:uiPriority w:val="9"/>
     <w:qFormat/>
-    <w:rsid w:val="00890EAB"/>
+    <w:rsid w:val="00890eab"/>
     <w:pPr>
-      <w:keepNext/>
+      <w:keepNext w:val="true"/>
       <w:keepLines/>
-      <w:spacing w:before="360" w:after="80" w:line="278" w:lineRule="auto"/>
+      <w:spacing w:lineRule="auto" w:line="278" w:before="360" w:after="80"/>
       <w:outlineLvl w:val="0"/>
     </w:pPr>
     <w:rPr>
-      <w:rFonts w:asciiTheme="majorHAnsi" w:eastAsiaTheme="majorEastAsia" w:hAnsiTheme="majorHAnsi" w:cstheme="majorBidi"/>
-      <w:color w:val="0F4761" w:themeColor="accent1" w:themeShade="BF"/>
+      <w:rFonts w:ascii="Aptos Display" w:hAnsi="Aptos Display" w:eastAsia="" w:cs="" w:asciiTheme="majorHAnsi" w:cstheme="majorBidi" w:eastAsiaTheme="majorEastAsia" w:hAnsiTheme="majorHAnsi"/>
+      <w:color w:themeColor="accent1" w:themeShade="bf" w:val="0F4761"/>
       <w:kern w:val="2"/>
       <w:sz w:val="40"/>
       <w:szCs w:val="40"/>
       <w14:ligatures w14:val="standardContextual"/>
     </w:rPr>
   </w:style>
-  <w:style w:type="paragraph" w:styleId="Ttulo2">
+  <w:style w:type="paragraph" w:styleId="Heading2">
     <w:name w:val="heading 2"/>
     <w:basedOn w:val="Normal"/>
     <w:next w:val="Normal"/>
@@ -3444,23 +3382,23 @@
     <w:semiHidden/>
     <w:unhideWhenUsed/>
     <w:qFormat/>
-    <w:rsid w:val="00890EAB"/>
+    <w:rsid w:val="00890eab"/>
     <w:pPr>
-      <w:keepNext/>
+      <w:keepNext w:val="true"/>
       <w:keepLines/>
-      <w:spacing w:before="160" w:after="80" w:line="278" w:lineRule="auto"/>
+      <w:spacing w:lineRule="auto" w:line="278" w:before="160" w:after="80"/>
       <w:outlineLvl w:val="1"/>
     </w:pPr>
     <w:rPr>
-      <w:rFonts w:asciiTheme="majorHAnsi" w:eastAsiaTheme="majorEastAsia" w:hAnsiTheme="majorHAnsi" w:cstheme="majorBidi"/>
-      <w:color w:val="0F4761" w:themeColor="accent1" w:themeShade="BF"/>
+      <w:rFonts w:ascii="Aptos Display" w:hAnsi="Aptos Display" w:eastAsia="" w:cs="" w:asciiTheme="majorHAnsi" w:cstheme="majorBidi" w:eastAsiaTheme="majorEastAsia" w:hAnsiTheme="majorHAnsi"/>
+      <w:color w:themeColor="accent1" w:themeShade="bf" w:val="0F4761"/>
       <w:kern w:val="2"/>
       <w:sz w:val="32"/>
       <w:szCs w:val="32"/>
       <w14:ligatures w14:val="standardContextual"/>
     </w:rPr>
   </w:style>
-  <w:style w:type="paragraph" w:styleId="Ttulo3">
+  <w:style w:type="paragraph" w:styleId="Heading3">
     <w:name w:val="heading 3"/>
     <w:basedOn w:val="Normal"/>
     <w:next w:val="Normal"/>
@@ -3469,23 +3407,23 @@
     <w:semiHidden/>
     <w:unhideWhenUsed/>
     <w:qFormat/>
-    <w:rsid w:val="00890EAB"/>
+    <w:rsid w:val="00890eab"/>
     <w:pPr>
-      <w:keepNext/>
+      <w:keepNext w:val="true"/>
       <w:keepLines/>
-      <w:spacing w:before="160" w:after="80" w:line="278" w:lineRule="auto"/>
+      <w:spacing w:lineRule="auto" w:line="278" w:before="160" w:after="80"/>
       <w:outlineLvl w:val="2"/>
     </w:pPr>
     <w:rPr>
-      <w:rFonts w:eastAsiaTheme="majorEastAsia" w:cstheme="majorBidi"/>
-      <w:color w:val="0F4761" w:themeColor="accent1" w:themeShade="BF"/>
+      <w:rFonts w:eastAsia="" w:cs="" w:cstheme="majorBidi" w:eastAsiaTheme="majorEastAsia"/>
+      <w:color w:themeColor="accent1" w:themeShade="bf" w:val="0F4761"/>
       <w:kern w:val="2"/>
       <w:sz w:val="28"/>
       <w:szCs w:val="28"/>
       <w14:ligatures w14:val="standardContextual"/>
     </w:rPr>
   </w:style>
-  <w:style w:type="paragraph" w:styleId="Ttulo4">
+  <w:style w:type="paragraph" w:styleId="Heading4">
     <w:name w:val="heading 4"/>
     <w:basedOn w:val="Normal"/>
     <w:next w:val="Normal"/>
@@ -3494,25 +3432,25 @@
     <w:semiHidden/>
     <w:unhideWhenUsed/>
     <w:qFormat/>
-    <w:rsid w:val="00890EAB"/>
+    <w:rsid w:val="00890eab"/>
     <w:pPr>
-      <w:keepNext/>
+      <w:keepNext w:val="true"/>
       <w:keepLines/>
-      <w:spacing w:before="80" w:after="40" w:line="278" w:lineRule="auto"/>
+      <w:spacing w:lineRule="auto" w:line="278" w:before="80" w:after="40"/>
       <w:outlineLvl w:val="3"/>
     </w:pPr>
     <w:rPr>
-      <w:rFonts w:eastAsiaTheme="majorEastAsia" w:cstheme="majorBidi"/>
+      <w:rFonts w:eastAsia="" w:cs="" w:cstheme="majorBidi" w:eastAsiaTheme="majorEastAsia"/>
       <w:i/>
       <w:iCs/>
-      <w:color w:val="0F4761" w:themeColor="accent1" w:themeShade="BF"/>
+      <w:color w:themeColor="accent1" w:themeShade="bf" w:val="0F4761"/>
       <w:kern w:val="2"/>
       <w:sz w:val="24"/>
       <w:szCs w:val="24"/>
       <w14:ligatures w14:val="standardContextual"/>
     </w:rPr>
   </w:style>
-  <w:style w:type="paragraph" w:styleId="Ttulo5">
+  <w:style w:type="paragraph" w:styleId="Heading5">
     <w:name w:val="heading 5"/>
     <w:basedOn w:val="Normal"/>
     <w:next w:val="Normal"/>
@@ -3521,23 +3459,23 @@
     <w:semiHidden/>
     <w:unhideWhenUsed/>
     <w:qFormat/>
-    <w:rsid w:val="00890EAB"/>
+    <w:rsid w:val="00890eab"/>
     <w:pPr>
-      <w:keepNext/>
+      <w:keepNext w:val="true"/>
       <w:keepLines/>
-      <w:spacing w:before="80" w:after="40" w:line="278" w:lineRule="auto"/>
+      <w:spacing w:lineRule="auto" w:line="278" w:before="80" w:after="40"/>
       <w:outlineLvl w:val="4"/>
     </w:pPr>
     <w:rPr>
-      <w:rFonts w:eastAsiaTheme="majorEastAsia" w:cstheme="majorBidi"/>
-      <w:color w:val="0F4761" w:themeColor="accent1" w:themeShade="BF"/>
+      <w:rFonts w:eastAsia="" w:cs="" w:cstheme="majorBidi" w:eastAsiaTheme="majorEastAsia"/>
+      <w:color w:themeColor="accent1" w:themeShade="bf" w:val="0F4761"/>
       <w:kern w:val="2"/>
       <w:sz w:val="24"/>
       <w:szCs w:val="24"/>
       <w14:ligatures w14:val="standardContextual"/>
     </w:rPr>
   </w:style>
-  <w:style w:type="paragraph" w:styleId="Ttulo6">
+  <w:style w:type="paragraph" w:styleId="Heading6">
     <w:name w:val="heading 6"/>
     <w:basedOn w:val="Normal"/>
     <w:next w:val="Normal"/>
@@ -3546,25 +3484,25 @@
     <w:semiHidden/>
     <w:unhideWhenUsed/>
     <w:qFormat/>
-    <w:rsid w:val="00890EAB"/>
+    <w:rsid w:val="00890eab"/>
     <w:pPr>
-      <w:keepNext/>
+      <w:keepNext w:val="true"/>
       <w:keepLines/>
-      <w:spacing w:before="40" w:after="0" w:line="278" w:lineRule="auto"/>
+      <w:spacing w:lineRule="auto" w:line="278" w:before="40" w:after="0"/>
       <w:outlineLvl w:val="5"/>
     </w:pPr>
     <w:rPr>
-      <w:rFonts w:eastAsiaTheme="majorEastAsia" w:cstheme="majorBidi"/>
+      <w:rFonts w:eastAsia="" w:cs="" w:cstheme="majorBidi" w:eastAsiaTheme="majorEastAsia"/>
       <w:i/>
       <w:iCs/>
-      <w:color w:val="595959" w:themeColor="text1" w:themeTint="A6"/>
+      <w:color w:themeColor="text1" w:themeTint="a6" w:val="595959"/>
       <w:kern w:val="2"/>
       <w:sz w:val="24"/>
       <w:szCs w:val="24"/>
       <w14:ligatures w14:val="standardContextual"/>
     </w:rPr>
   </w:style>
-  <w:style w:type="paragraph" w:styleId="Ttulo7">
+  <w:style w:type="paragraph" w:styleId="Heading7">
     <w:name w:val="heading 7"/>
     <w:basedOn w:val="Normal"/>
     <w:next w:val="Normal"/>
@@ -3573,23 +3511,23 @@
     <w:semiHidden/>
     <w:unhideWhenUsed/>
     <w:qFormat/>
-    <w:rsid w:val="00890EAB"/>
+    <w:rsid w:val="00890eab"/>
     <w:pPr>
-      <w:keepNext/>
+      <w:keepNext w:val="true"/>
       <w:keepLines/>
-      <w:spacing w:before="40" w:after="0" w:line="278" w:lineRule="auto"/>
+      <w:spacing w:lineRule="auto" w:line="278" w:before="40" w:after="0"/>
       <w:outlineLvl w:val="6"/>
     </w:pPr>
     <w:rPr>
-      <w:rFonts w:eastAsiaTheme="majorEastAsia" w:cstheme="majorBidi"/>
-      <w:color w:val="595959" w:themeColor="text1" w:themeTint="A6"/>
+      <w:rFonts w:eastAsia="" w:cs="" w:cstheme="majorBidi" w:eastAsiaTheme="majorEastAsia"/>
+      <w:color w:themeColor="text1" w:themeTint="a6" w:val="595959"/>
       <w:kern w:val="2"/>
       <w:sz w:val="24"/>
       <w:szCs w:val="24"/>
       <w14:ligatures w14:val="standardContextual"/>
     </w:rPr>
   </w:style>
-  <w:style w:type="paragraph" w:styleId="Ttulo8">
+  <w:style w:type="paragraph" w:styleId="Heading8">
     <w:name w:val="heading 8"/>
     <w:basedOn w:val="Normal"/>
     <w:next w:val="Normal"/>
@@ -3598,25 +3536,25 @@
     <w:semiHidden/>
     <w:unhideWhenUsed/>
     <w:qFormat/>
-    <w:rsid w:val="00890EAB"/>
+    <w:rsid w:val="00890eab"/>
     <w:pPr>
-      <w:keepNext/>
+      <w:keepNext w:val="true"/>
       <w:keepLines/>
-      <w:spacing w:after="0" w:line="278" w:lineRule="auto"/>
+      <w:spacing w:lineRule="auto" w:line="278" w:before="0" w:after="0"/>
       <w:outlineLvl w:val="7"/>
     </w:pPr>
     <w:rPr>
-      <w:rFonts w:eastAsiaTheme="majorEastAsia" w:cstheme="majorBidi"/>
+      <w:rFonts w:eastAsia="" w:cs="" w:cstheme="majorBidi" w:eastAsiaTheme="majorEastAsia"/>
       <w:i/>
       <w:iCs/>
-      <w:color w:val="272727" w:themeColor="text1" w:themeTint="D8"/>
+      <w:color w:themeColor="text1" w:themeTint="d8" w:val="272727"/>
       <w:kern w:val="2"/>
       <w:sz w:val="24"/>
       <w:szCs w:val="24"/>
       <w14:ligatures w14:val="standardContextual"/>
     </w:rPr>
   </w:style>
-  <w:style w:type="paragraph" w:styleId="Ttulo9">
+  <w:style w:type="paragraph" w:styleId="Heading9">
     <w:name w:val="heading 9"/>
     <w:basedOn w:val="Normal"/>
     <w:next w:val="Normal"/>
@@ -3625,220 +3563,365 @@
     <w:semiHidden/>
     <w:unhideWhenUsed/>
     <w:qFormat/>
-    <w:rsid w:val="00890EAB"/>
+    <w:rsid w:val="00890eab"/>
     <w:pPr>
-      <w:keepNext/>
+      <w:keepNext w:val="true"/>
       <w:keepLines/>
-      <w:spacing w:after="0" w:line="278" w:lineRule="auto"/>
+      <w:spacing w:lineRule="auto" w:line="278" w:before="0" w:after="0"/>
       <w:outlineLvl w:val="8"/>
     </w:pPr>
     <w:rPr>
-      <w:rFonts w:eastAsiaTheme="majorEastAsia" w:cstheme="majorBidi"/>
-      <w:color w:val="272727" w:themeColor="text1" w:themeTint="D8"/>
+      <w:rFonts w:eastAsia="" w:cs="" w:cstheme="majorBidi" w:eastAsiaTheme="majorEastAsia"/>
+      <w:color w:themeColor="text1" w:themeTint="d8" w:val="272727"/>
       <w:kern w:val="2"/>
       <w:sz w:val="24"/>
       <w:szCs w:val="24"/>
       <w14:ligatures w14:val="standardContextual"/>
     </w:rPr>
   </w:style>
-  <w:style w:type="character" w:default="1" w:styleId="Fuentedeprrafopredeter">
+  <w:style w:type="character" w:styleId="DefaultParagraphFont" w:default="1">
     <w:name w:val="Default Paragraph Font"/>
     <w:uiPriority w:val="1"/>
     <w:semiHidden/>
     <w:unhideWhenUsed/>
-  </w:style>
-  <w:style w:type="table" w:default="1" w:styleId="Tablanormal">
-    <w:name w:val="Normal Table"/>
+    <w:qFormat/>
+    <w:rPr/>
+  </w:style>
+  <w:style w:type="character" w:styleId="Ttulo1Car" w:customStyle="1">
+    <w:name w:val="Título 1 Car"/>
+    <w:basedOn w:val="DefaultParagraphFont"/>
+    <w:uiPriority w:val="9"/>
+    <w:qFormat/>
+    <w:rsid w:val="00890eab"/>
+    <w:rPr>
+      <w:rFonts w:ascii="Aptos Display" w:hAnsi="Aptos Display" w:eastAsia="" w:cs="" w:asciiTheme="majorHAnsi" w:cstheme="majorBidi" w:eastAsiaTheme="majorEastAsia" w:hAnsiTheme="majorHAnsi"/>
+      <w:color w:themeColor="accent1" w:themeShade="bf" w:val="0F4761"/>
+      <w:sz w:val="40"/>
+      <w:szCs w:val="40"/>
+    </w:rPr>
+  </w:style>
+  <w:style w:type="character" w:styleId="Ttulo2Car" w:customStyle="1">
+    <w:name w:val="Título 2 Car"/>
+    <w:basedOn w:val="DefaultParagraphFont"/>
+    <w:uiPriority w:val="9"/>
+    <w:semiHidden/>
+    <w:qFormat/>
+    <w:rsid w:val="00890eab"/>
+    <w:rPr>
+      <w:rFonts w:ascii="Aptos Display" w:hAnsi="Aptos Display" w:eastAsia="" w:cs="" w:asciiTheme="majorHAnsi" w:cstheme="majorBidi" w:eastAsiaTheme="majorEastAsia" w:hAnsiTheme="majorHAnsi"/>
+      <w:color w:themeColor="accent1" w:themeShade="bf" w:val="0F4761"/>
+      <w:sz w:val="32"/>
+      <w:szCs w:val="32"/>
+    </w:rPr>
+  </w:style>
+  <w:style w:type="character" w:styleId="Ttulo3Car" w:customStyle="1">
+    <w:name w:val="Título 3 Car"/>
+    <w:basedOn w:val="DefaultParagraphFont"/>
+    <w:uiPriority w:val="9"/>
+    <w:semiHidden/>
+    <w:qFormat/>
+    <w:rsid w:val="00890eab"/>
+    <w:rPr>
+      <w:rFonts w:eastAsia="" w:cs="" w:cstheme="majorBidi" w:eastAsiaTheme="majorEastAsia"/>
+      <w:color w:themeColor="accent1" w:themeShade="bf" w:val="0F4761"/>
+      <w:sz w:val="28"/>
+      <w:szCs w:val="28"/>
+    </w:rPr>
+  </w:style>
+  <w:style w:type="character" w:styleId="Ttulo4Car" w:customStyle="1">
+    <w:name w:val="Título 4 Car"/>
+    <w:basedOn w:val="DefaultParagraphFont"/>
+    <w:uiPriority w:val="9"/>
+    <w:semiHidden/>
+    <w:qFormat/>
+    <w:rsid w:val="00890eab"/>
+    <w:rPr>
+      <w:rFonts w:eastAsia="" w:cs="" w:cstheme="majorBidi" w:eastAsiaTheme="majorEastAsia"/>
+      <w:i/>
+      <w:iCs/>
+      <w:color w:themeColor="accent1" w:themeShade="bf" w:val="0F4761"/>
+    </w:rPr>
+  </w:style>
+  <w:style w:type="character" w:styleId="Ttulo5Car" w:customStyle="1">
+    <w:name w:val="Título 5 Car"/>
+    <w:basedOn w:val="DefaultParagraphFont"/>
+    <w:uiPriority w:val="9"/>
+    <w:semiHidden/>
+    <w:qFormat/>
+    <w:rsid w:val="00890eab"/>
+    <w:rPr>
+      <w:rFonts w:eastAsia="" w:cs="" w:cstheme="majorBidi" w:eastAsiaTheme="majorEastAsia"/>
+      <w:color w:themeColor="accent1" w:themeShade="bf" w:val="0F4761"/>
+    </w:rPr>
+  </w:style>
+  <w:style w:type="character" w:styleId="Ttulo6Car" w:customStyle="1">
+    <w:name w:val="Título 6 Car"/>
+    <w:basedOn w:val="DefaultParagraphFont"/>
+    <w:uiPriority w:val="9"/>
+    <w:semiHidden/>
+    <w:qFormat/>
+    <w:rsid w:val="00890eab"/>
+    <w:rPr>
+      <w:rFonts w:eastAsia="" w:cs="" w:cstheme="majorBidi" w:eastAsiaTheme="majorEastAsia"/>
+      <w:i/>
+      <w:iCs/>
+      <w:color w:themeColor="text1" w:themeTint="a6" w:val="595959"/>
+    </w:rPr>
+  </w:style>
+  <w:style w:type="character" w:styleId="Ttulo7Car" w:customStyle="1">
+    <w:name w:val="Título 7 Car"/>
+    <w:basedOn w:val="DefaultParagraphFont"/>
+    <w:uiPriority w:val="9"/>
+    <w:semiHidden/>
+    <w:qFormat/>
+    <w:rsid w:val="00890eab"/>
+    <w:rPr>
+      <w:rFonts w:eastAsia="" w:cs="" w:cstheme="majorBidi" w:eastAsiaTheme="majorEastAsia"/>
+      <w:color w:themeColor="text1" w:themeTint="a6" w:val="595959"/>
+    </w:rPr>
+  </w:style>
+  <w:style w:type="character" w:styleId="Ttulo8Car" w:customStyle="1">
+    <w:name w:val="Título 8 Car"/>
+    <w:basedOn w:val="DefaultParagraphFont"/>
+    <w:uiPriority w:val="9"/>
+    <w:semiHidden/>
+    <w:qFormat/>
+    <w:rsid w:val="00890eab"/>
+    <w:rPr>
+      <w:rFonts w:eastAsia="" w:cs="" w:cstheme="majorBidi" w:eastAsiaTheme="majorEastAsia"/>
+      <w:i/>
+      <w:iCs/>
+      <w:color w:themeColor="text1" w:themeTint="d8" w:val="272727"/>
+    </w:rPr>
+  </w:style>
+  <w:style w:type="character" w:styleId="Ttulo9Car" w:customStyle="1">
+    <w:name w:val="Título 9 Car"/>
+    <w:basedOn w:val="DefaultParagraphFont"/>
+    <w:uiPriority w:val="9"/>
+    <w:semiHidden/>
+    <w:qFormat/>
+    <w:rsid w:val="00890eab"/>
+    <w:rPr>
+      <w:rFonts w:eastAsia="" w:cs="" w:cstheme="majorBidi" w:eastAsiaTheme="majorEastAsia"/>
+      <w:color w:themeColor="text1" w:themeTint="d8" w:val="272727"/>
+    </w:rPr>
+  </w:style>
+  <w:style w:type="character" w:styleId="TtuloCar" w:customStyle="1">
+    <w:name w:val="Título Car"/>
+    <w:basedOn w:val="DefaultParagraphFont"/>
+    <w:uiPriority w:val="10"/>
+    <w:qFormat/>
+    <w:rsid w:val="00890eab"/>
+    <w:rPr>
+      <w:rFonts w:ascii="Aptos Display" w:hAnsi="Aptos Display" w:eastAsia="" w:cs="" w:asciiTheme="majorHAnsi" w:cstheme="majorBidi" w:eastAsiaTheme="majorEastAsia" w:hAnsiTheme="majorHAnsi"/>
+      <w:spacing w:val="-10"/>
+      <w:kern w:val="2"/>
+      <w:sz w:val="56"/>
+      <w:szCs w:val="56"/>
+    </w:rPr>
+  </w:style>
+  <w:style w:type="character" w:styleId="SubttuloCar" w:customStyle="1">
+    <w:name w:val="Subtítulo Car"/>
+    <w:basedOn w:val="DefaultParagraphFont"/>
+    <w:uiPriority w:val="11"/>
+    <w:qFormat/>
+    <w:rsid w:val="00890eab"/>
+    <w:rPr>
+      <w:rFonts w:eastAsia="" w:cs="" w:cstheme="majorBidi" w:eastAsiaTheme="majorEastAsia"/>
+      <w:color w:themeColor="text1" w:themeTint="a6" w:val="595959"/>
+      <w:spacing w:val="15"/>
+      <w:sz w:val="28"/>
+      <w:szCs w:val="28"/>
+    </w:rPr>
+  </w:style>
+  <w:style w:type="character" w:styleId="CitaCar" w:customStyle="1">
+    <w:name w:val="Cita Car"/>
+    <w:basedOn w:val="DefaultParagraphFont"/>
+    <w:link w:val="Quote"/>
+    <w:uiPriority w:val="29"/>
+    <w:qFormat/>
+    <w:rsid w:val="00890eab"/>
+    <w:rPr>
+      <w:i/>
+      <w:iCs/>
+      <w:color w:themeColor="text1" w:themeTint="bf" w:val="404040"/>
+    </w:rPr>
+  </w:style>
+  <w:style w:type="character" w:styleId="IntenseEmphasis">
+    <w:name w:val="Intense Emphasis"/>
+    <w:basedOn w:val="DefaultParagraphFont"/>
+    <w:uiPriority w:val="21"/>
+    <w:qFormat/>
+    <w:rsid w:val="00890eab"/>
+    <w:rPr>
+      <w:i/>
+      <w:iCs/>
+      <w:color w:themeColor="accent1" w:themeShade="bf" w:val="0F4761"/>
+    </w:rPr>
+  </w:style>
+  <w:style w:type="character" w:styleId="CitadestacadaCar" w:customStyle="1">
+    <w:name w:val="Cita destacada Car"/>
+    <w:basedOn w:val="DefaultParagraphFont"/>
+    <w:link w:val="IntenseQuote"/>
+    <w:uiPriority w:val="30"/>
+    <w:qFormat/>
+    <w:rsid w:val="00890eab"/>
+    <w:rPr>
+      <w:i/>
+      <w:iCs/>
+      <w:color w:themeColor="accent1" w:themeShade="bf" w:val="0F4761"/>
+    </w:rPr>
+  </w:style>
+  <w:style w:type="character" w:styleId="IntenseReference">
+    <w:name w:val="Intense Reference"/>
+    <w:basedOn w:val="DefaultParagraphFont"/>
+    <w:uiPriority w:val="32"/>
+    <w:qFormat/>
+    <w:rsid w:val="00890eab"/>
+    <w:rPr>
+      <w:b/>
+      <w:bCs/>
+      <w:smallCaps/>
+      <w:color w:themeColor="accent1" w:themeShade="bf" w:val="0F4761"/>
+      <w:spacing w:val="5"/>
+    </w:rPr>
+  </w:style>
+  <w:style w:type="character" w:styleId="Hyperlink">
+    <w:name w:val="Hyperlink"/>
+    <w:basedOn w:val="DefaultParagraphFont"/>
+    <w:uiPriority w:val="99"/>
+    <w:unhideWhenUsed/>
+    <w:rsid w:val="003c5ed0"/>
+    <w:rPr>
+      <w:color w:themeColor="hyperlink" w:val="467886"/>
+      <w:u w:val="single"/>
+    </w:rPr>
+  </w:style>
+  <w:style w:type="character" w:styleId="UnresolvedMention">
+    <w:name w:val="Unresolved Mention"/>
+    <w:basedOn w:val="DefaultParagraphFont"/>
     <w:uiPriority w:val="99"/>
     <w:semiHidden/>
     <w:unhideWhenUsed/>
-    <w:tblPr>
-      <w:tblInd w:w="0" w:type="dxa"/>
-      <w:tblCellMar>
-        <w:top w:w="0" w:type="dxa"/>
-        <w:left w:w="108" w:type="dxa"/>
-        <w:bottom w:w="0" w:type="dxa"/>
-        <w:right w:w="108" w:type="dxa"/>
-      </w:tblCellMar>
-    </w:tblPr>
-  </w:style>
-  <w:style w:type="numbering" w:default="1" w:styleId="Sinlista">
-    <w:name w:val="No List"/>
-    <w:uiPriority w:val="99"/>
-    <w:semiHidden/>
-    <w:unhideWhenUsed/>
-  </w:style>
-  <w:style w:type="character" w:customStyle="1" w:styleId="Ttulo1Car">
-    <w:name w:val="Título 1 Car"/>
-    <w:basedOn w:val="Fuentedeprrafopredeter"/>
-    <w:link w:val="Ttulo1"/>
-    <w:uiPriority w:val="9"/>
-    <w:rsid w:val="00890EAB"/>
+    <w:qFormat/>
+    <w:rsid w:val="003c5ed0"/>
     <w:rPr>
-      <w:rFonts w:asciiTheme="majorHAnsi" w:eastAsiaTheme="majorEastAsia" w:hAnsiTheme="majorHAnsi" w:cstheme="majorBidi"/>
-      <w:color w:val="0F4761" w:themeColor="accent1" w:themeShade="BF"/>
-      <w:sz w:val="40"/>
-      <w:szCs w:val="40"/>
+      <w:color w:val="605E5C"/>
+      <w:shd w:fill="E1DFDD" w:val="clear"/>
     </w:rPr>
   </w:style>
-  <w:style w:type="character" w:customStyle="1" w:styleId="Ttulo2Car">
-    <w:name w:val="Título 2 Car"/>
-    <w:basedOn w:val="Fuentedeprrafopredeter"/>
-    <w:link w:val="Ttulo2"/>
-    <w:uiPriority w:val="9"/>
-    <w:semiHidden/>
-    <w:rsid w:val="00890EAB"/>
+  <w:style w:type="paragraph" w:styleId="Ttulo">
+    <w:name w:val="Título"/>
+    <w:basedOn w:val="Normal"/>
+    <w:next w:val="BodyText"/>
+    <w:qFormat/>
+    <w:pPr>
+      <w:keepNext w:val="true"/>
+      <w:spacing w:before="240" w:after="120"/>
+    </w:pPr>
     <w:rPr>
-      <w:rFonts w:asciiTheme="majorHAnsi" w:eastAsiaTheme="majorEastAsia" w:hAnsiTheme="majorHAnsi" w:cstheme="majorBidi"/>
-      <w:color w:val="0F4761" w:themeColor="accent1" w:themeShade="BF"/>
-      <w:sz w:val="32"/>
-      <w:szCs w:val="32"/>
-    </w:rPr>
-  </w:style>
-  <w:style w:type="character" w:customStyle="1" w:styleId="Ttulo3Car">
-    <w:name w:val="Título 3 Car"/>
-    <w:basedOn w:val="Fuentedeprrafopredeter"/>
-    <w:link w:val="Ttulo3"/>
-    <w:uiPriority w:val="9"/>
-    <w:semiHidden/>
-    <w:rsid w:val="00890EAB"/>
-    <w:rPr>
-      <w:rFonts w:eastAsiaTheme="majorEastAsia" w:cstheme="majorBidi"/>
-      <w:color w:val="0F4761" w:themeColor="accent1" w:themeShade="BF"/>
+      <w:rFonts w:ascii="Liberation Sans" w:hAnsi="Liberation Sans" w:eastAsia="DejaVu Sans" w:cs="DejaVu Sans"/>
       <w:sz w:val="28"/>
       <w:szCs w:val="28"/>
     </w:rPr>
   </w:style>
-  <w:style w:type="character" w:customStyle="1" w:styleId="Ttulo4Car">
-    <w:name w:val="Título 4 Car"/>
-    <w:basedOn w:val="Fuentedeprrafopredeter"/>
-    <w:link w:val="Ttulo4"/>
-    <w:uiPriority w:val="9"/>
-    <w:semiHidden/>
-    <w:rsid w:val="00890EAB"/>
+  <w:style w:type="paragraph" w:styleId="BodyText">
+    <w:name w:val="Body Text"/>
+    <w:basedOn w:val="Normal"/>
+    <w:pPr>
+      <w:spacing w:lineRule="auto" w:line="276" w:before="0" w:after="140"/>
+    </w:pPr>
+    <w:rPr/>
+  </w:style>
+  <w:style w:type="paragraph" w:styleId="List">
+    <w:name w:val="List"/>
+    <w:basedOn w:val="BodyText"/>
+    <w:pPr/>
+    <w:rPr/>
+  </w:style>
+  <w:style w:type="paragraph" w:styleId="Caption">
+    <w:name w:val="caption"/>
+    <w:basedOn w:val="Normal"/>
+    <w:qFormat/>
+    <w:pPr>
+      <w:suppressLineNumbers/>
+      <w:spacing w:before="120" w:after="120"/>
+    </w:pPr>
     <w:rPr>
-      <w:rFonts w:eastAsiaTheme="majorEastAsia" w:cstheme="majorBidi"/>
       <w:i/>
       <w:iCs/>
-      <w:color w:val="0F4761" w:themeColor="accent1" w:themeShade="BF"/>
+      <w:sz w:val="24"/>
+      <w:szCs w:val="24"/>
     </w:rPr>
   </w:style>
-  <w:style w:type="character" w:customStyle="1" w:styleId="Ttulo5Car">
-    <w:name w:val="Título 5 Car"/>
-    <w:basedOn w:val="Fuentedeprrafopredeter"/>
-    <w:link w:val="Ttulo5"/>
-    <w:uiPriority w:val="9"/>
-    <w:semiHidden/>
-    <w:rsid w:val="00890EAB"/>
+  <w:style w:type="paragraph" w:styleId="ndice">
+    <w:name w:val="Índice"/>
+    <w:basedOn w:val="Normal"/>
+    <w:qFormat/>
+    <w:pPr>
+      <w:suppressLineNumbers/>
+    </w:pPr>
+    <w:rPr/>
+  </w:style>
+  <w:style w:type="paragraph" w:styleId="Ttulouser">
+    <w:name w:val="Título (user)"/>
+    <w:basedOn w:val="Normal"/>
+    <w:next w:val="BodyText"/>
+    <w:qFormat/>
+    <w:pPr>
+      <w:keepNext w:val="true"/>
+      <w:spacing w:before="240" w:after="120"/>
+    </w:pPr>
     <w:rPr>
-      <w:rFonts w:eastAsiaTheme="majorEastAsia" w:cstheme="majorBidi"/>
-      <w:color w:val="0F4761" w:themeColor="accent1" w:themeShade="BF"/>
+      <w:rFonts w:ascii="Liberation Sans" w:hAnsi="Liberation Sans" w:eastAsia="DejaVu Sans" w:cs="DejaVu Sans"/>
+      <w:sz w:val="28"/>
+      <w:szCs w:val="28"/>
     </w:rPr>
   </w:style>
-  <w:style w:type="character" w:customStyle="1" w:styleId="Ttulo6Car">
-    <w:name w:val="Título 6 Car"/>
-    <w:basedOn w:val="Fuentedeprrafopredeter"/>
-    <w:link w:val="Ttulo6"/>
-    <w:uiPriority w:val="9"/>
-    <w:semiHidden/>
-    <w:rsid w:val="00890EAB"/>
-    <w:rPr>
-      <w:rFonts w:eastAsiaTheme="majorEastAsia" w:cstheme="majorBidi"/>
-      <w:i/>
-      <w:iCs/>
-      <w:color w:val="595959" w:themeColor="text1" w:themeTint="A6"/>
-    </w:rPr>
-  </w:style>
-  <w:style w:type="character" w:customStyle="1" w:styleId="Ttulo7Car">
-    <w:name w:val="Título 7 Car"/>
-    <w:basedOn w:val="Fuentedeprrafopredeter"/>
-    <w:link w:val="Ttulo7"/>
-    <w:uiPriority w:val="9"/>
-    <w:semiHidden/>
-    <w:rsid w:val="00890EAB"/>
-    <w:rPr>
-      <w:rFonts w:eastAsiaTheme="majorEastAsia" w:cstheme="majorBidi"/>
-      <w:color w:val="595959" w:themeColor="text1" w:themeTint="A6"/>
-    </w:rPr>
-  </w:style>
-  <w:style w:type="character" w:customStyle="1" w:styleId="Ttulo8Car">
-    <w:name w:val="Título 8 Car"/>
-    <w:basedOn w:val="Fuentedeprrafopredeter"/>
-    <w:link w:val="Ttulo8"/>
-    <w:uiPriority w:val="9"/>
-    <w:semiHidden/>
-    <w:rsid w:val="00890EAB"/>
-    <w:rPr>
-      <w:rFonts w:eastAsiaTheme="majorEastAsia" w:cstheme="majorBidi"/>
-      <w:i/>
-      <w:iCs/>
-      <w:color w:val="272727" w:themeColor="text1" w:themeTint="D8"/>
-    </w:rPr>
-  </w:style>
-  <w:style w:type="character" w:customStyle="1" w:styleId="Ttulo9Car">
-    <w:name w:val="Título 9 Car"/>
-    <w:basedOn w:val="Fuentedeprrafopredeter"/>
-    <w:link w:val="Ttulo9"/>
-    <w:uiPriority w:val="9"/>
-    <w:semiHidden/>
-    <w:rsid w:val="00890EAB"/>
-    <w:rPr>
-      <w:rFonts w:eastAsiaTheme="majorEastAsia" w:cstheme="majorBidi"/>
-      <w:color w:val="272727" w:themeColor="text1" w:themeTint="D8"/>
-    </w:rPr>
-  </w:style>
-  <w:style w:type="paragraph" w:styleId="Ttulo">
+  <w:style w:type="paragraph" w:styleId="ndiceuser">
+    <w:name w:val="Índice (user)"/>
+    <w:basedOn w:val="Normal"/>
+    <w:qFormat/>
+    <w:pPr>
+      <w:suppressLineNumbers/>
+    </w:pPr>
+    <w:rPr/>
+  </w:style>
+  <w:style w:type="paragraph" w:styleId="Title">
     <w:name w:val="Title"/>
     <w:basedOn w:val="Normal"/>
     <w:next w:val="Normal"/>
     <w:link w:val="TtuloCar"/>
     <w:uiPriority w:val="10"/>
     <w:qFormat/>
-    <w:rsid w:val="00890EAB"/>
+    <w:rsid w:val="00890eab"/>
     <w:pPr>
-      <w:spacing w:after="80" w:line="240" w:lineRule="auto"/>
+      <w:spacing w:lineRule="auto" w:line="240" w:before="0" w:after="80"/>
       <w:contextualSpacing/>
     </w:pPr>
     <w:rPr>
-      <w:rFonts w:asciiTheme="majorHAnsi" w:eastAsiaTheme="majorEastAsia" w:hAnsiTheme="majorHAnsi" w:cstheme="majorBidi"/>
+      <w:rFonts w:ascii="Aptos Display" w:hAnsi="Aptos Display" w:eastAsia="" w:cs="" w:asciiTheme="majorHAnsi" w:cstheme="majorBidi" w:eastAsiaTheme="majorEastAsia" w:hAnsiTheme="majorHAnsi"/>
       <w:spacing w:val="-10"/>
-      <w:kern w:val="28"/>
+      <w:kern w:val="2"/>
       <w:sz w:val="56"/>
       <w:szCs w:val="56"/>
       <w14:ligatures w14:val="standardContextual"/>
     </w:rPr>
   </w:style>
-  <w:style w:type="character" w:customStyle="1" w:styleId="TtuloCar">
-    <w:name w:val="Título Car"/>
-    <w:basedOn w:val="Fuentedeprrafopredeter"/>
-    <w:link w:val="Ttulo"/>
-    <w:uiPriority w:val="10"/>
-    <w:rsid w:val="00890EAB"/>
-    <w:rPr>
-      <w:rFonts w:asciiTheme="majorHAnsi" w:eastAsiaTheme="majorEastAsia" w:hAnsiTheme="majorHAnsi" w:cstheme="majorBidi"/>
-      <w:spacing w:val="-10"/>
-      <w:kern w:val="28"/>
-      <w:sz w:val="56"/>
-      <w:szCs w:val="56"/>
-    </w:rPr>
-  </w:style>
-  <w:style w:type="paragraph" w:styleId="Subttulo">
+  <w:style w:type="paragraph" w:styleId="Subtitle">
     <w:name w:val="Subtitle"/>
     <w:basedOn w:val="Normal"/>
     <w:next w:val="Normal"/>
     <w:link w:val="SubttuloCar"/>
     <w:uiPriority w:val="11"/>
     <w:qFormat/>
-    <w:rsid w:val="00890EAB"/>
+    <w:rsid w:val="00890eab"/>
     <w:pPr>
-      <w:numPr>
-        <w:ilvl w:val="1"/>
-      </w:numPr>
-      <w:spacing w:line="278" w:lineRule="auto"/>
+      <w:spacing w:lineRule="auto" w:line="278"/>
     </w:pPr>
     <w:rPr>
-      <w:rFonts w:eastAsiaTheme="majorEastAsia" w:cstheme="majorBidi"/>
-      <w:color w:val="595959" w:themeColor="text1" w:themeTint="A6"/>
+      <w:rFonts w:eastAsia="" w:cs="" w:cstheme="majorBidi" w:eastAsiaTheme="majorEastAsia"/>
+      <w:color w:themeColor="text1" w:themeTint="a6" w:val="595959"/>
       <w:spacing w:val="15"/>
       <w:kern w:val="2"/>
       <w:sz w:val="28"/>
@@ -3846,62 +3929,36 @@
       <w14:ligatures w14:val="standardContextual"/>
     </w:rPr>
   </w:style>
-  <w:style w:type="character" w:customStyle="1" w:styleId="SubttuloCar">
-    <w:name w:val="Subtítulo Car"/>
-    <w:basedOn w:val="Fuentedeprrafopredeter"/>
-    <w:link w:val="Subttulo"/>
-    <w:uiPriority w:val="11"/>
-    <w:rsid w:val="00890EAB"/>
-    <w:rPr>
-      <w:rFonts w:eastAsiaTheme="majorEastAsia" w:cstheme="majorBidi"/>
-      <w:color w:val="595959" w:themeColor="text1" w:themeTint="A6"/>
-      <w:spacing w:val="15"/>
-      <w:sz w:val="28"/>
-      <w:szCs w:val="28"/>
-    </w:rPr>
-  </w:style>
-  <w:style w:type="paragraph" w:styleId="Cita">
+  <w:style w:type="paragraph" w:styleId="Quote">
     <w:name w:val="Quote"/>
     <w:basedOn w:val="Normal"/>
     <w:next w:val="Normal"/>
     <w:link w:val="CitaCar"/>
     <w:uiPriority w:val="29"/>
     <w:qFormat/>
-    <w:rsid w:val="00890EAB"/>
+    <w:rsid w:val="00890eab"/>
     <w:pPr>
-      <w:spacing w:before="160" w:line="278" w:lineRule="auto"/>
+      <w:spacing w:lineRule="auto" w:line="278" w:before="160" w:after="160"/>
       <w:jc w:val="center"/>
     </w:pPr>
     <w:rPr>
       <w:i/>
       <w:iCs/>
-      <w:color w:val="404040" w:themeColor="text1" w:themeTint="BF"/>
+      <w:color w:themeColor="text1" w:themeTint="bf" w:val="404040"/>
       <w:kern w:val="2"/>
       <w:sz w:val="24"/>
       <w:szCs w:val="24"/>
       <w14:ligatures w14:val="standardContextual"/>
     </w:rPr>
   </w:style>
-  <w:style w:type="character" w:customStyle="1" w:styleId="CitaCar">
-    <w:name w:val="Cita Car"/>
-    <w:basedOn w:val="Fuentedeprrafopredeter"/>
-    <w:link w:val="Cita"/>
-    <w:uiPriority w:val="29"/>
-    <w:rsid w:val="00890EAB"/>
-    <w:rPr>
-      <w:i/>
-      <w:iCs/>
-      <w:color w:val="404040" w:themeColor="text1" w:themeTint="BF"/>
-    </w:rPr>
-  </w:style>
-  <w:style w:type="paragraph" w:styleId="Prrafodelista">
+  <w:style w:type="paragraph" w:styleId="ListParagraph">
     <w:name w:val="List Paragraph"/>
     <w:basedOn w:val="Normal"/>
     <w:uiPriority w:val="34"/>
     <w:qFormat/>
-    <w:rsid w:val="00890EAB"/>
+    <w:rsid w:val="00890eab"/>
     <w:pPr>
-      <w:spacing w:line="278" w:lineRule="auto"/>
+      <w:spacing w:lineRule="auto" w:line="278" w:before="0" w:after="160"/>
       <w:ind w:left="720"/>
       <w:contextualSpacing/>
     </w:pPr>
@@ -3912,306 +3969,205 @@
       <w14:ligatures w14:val="standardContextual"/>
     </w:rPr>
   </w:style>
-  <w:style w:type="character" w:styleId="nfasisintenso">
-    <w:name w:val="Intense Emphasis"/>
-    <w:basedOn w:val="Fuentedeprrafopredeter"/>
-    <w:uiPriority w:val="21"/>
-    <w:qFormat/>
-    <w:rsid w:val="00890EAB"/>
-    <w:rPr>
-      <w:i/>
-      <w:iCs/>
-      <w:color w:val="0F4761" w:themeColor="accent1" w:themeShade="BF"/>
-    </w:rPr>
-  </w:style>
-  <w:style w:type="paragraph" w:styleId="Citadestacada">
+  <w:style w:type="paragraph" w:styleId="IntenseQuote">
     <w:name w:val="Intense Quote"/>
     <w:basedOn w:val="Normal"/>
     <w:next w:val="Normal"/>
     <w:link w:val="CitadestacadaCar"/>
     <w:uiPriority w:val="30"/>
     <w:qFormat/>
-    <w:rsid w:val="00890EAB"/>
+    <w:rsid w:val="00890eab"/>
     <w:pPr>
       <w:pBdr>
-        <w:top w:val="single" w:sz="4" w:space="10" w:color="0F4761" w:themeColor="accent1" w:themeShade="BF"/>
-        <w:bottom w:val="single" w:sz="4" w:space="10" w:color="0F4761" w:themeColor="accent1" w:themeShade="BF"/>
+        <w:top w:val="single" w:sz="4" w:space="10" w:color="0F4761" w:themeColor="accent1" w:themeShade="bf"/>
+        <w:bottom w:val="single" w:sz="4" w:space="10" w:color="0F4761" w:themeColor="accent1" w:themeShade="bf"/>
       </w:pBdr>
-      <w:spacing w:before="360" w:after="360" w:line="278" w:lineRule="auto"/>
+      <w:spacing w:lineRule="auto" w:line="278" w:before="360" w:after="360"/>
       <w:ind w:left="864" w:right="864"/>
       <w:jc w:val="center"/>
     </w:pPr>
     <w:rPr>
       <w:i/>
       <w:iCs/>
-      <w:color w:val="0F4761" w:themeColor="accent1" w:themeShade="BF"/>
+      <w:color w:themeColor="accent1" w:themeShade="bf" w:val="0F4761"/>
       <w:kern w:val="2"/>
       <w:sz w:val="24"/>
       <w:szCs w:val="24"/>
       <w14:ligatures w14:val="standardContextual"/>
     </w:rPr>
   </w:style>
-  <w:style w:type="character" w:customStyle="1" w:styleId="CitadestacadaCar">
-    <w:name w:val="Cita destacada Car"/>
-    <w:basedOn w:val="Fuentedeprrafopredeter"/>
-    <w:link w:val="Citadestacada"/>
-    <w:uiPriority w:val="30"/>
-    <w:rsid w:val="00890EAB"/>
-    <w:rPr>
-      <w:i/>
-      <w:iCs/>
-      <w:color w:val="0F4761" w:themeColor="accent1" w:themeShade="BF"/>
-    </w:rPr>
-  </w:style>
-  <w:style w:type="character" w:styleId="Referenciaintensa">
-    <w:name w:val="Intense Reference"/>
-    <w:basedOn w:val="Fuentedeprrafopredeter"/>
-    <w:uiPriority w:val="32"/>
+  <w:style w:type="paragraph" w:styleId="Contenidodelmarcouser">
+    <w:name w:val="Contenido del marco (user)"/>
+    <w:basedOn w:val="Normal"/>
     <w:qFormat/>
-    <w:rsid w:val="00890EAB"/>
+    <w:pPr/>
+    <w:rPr/>
+  </w:style>
+  <w:style w:type="paragraph" w:styleId="Contenidodelatablauser">
+    <w:name w:val="Contenido de la tabla (user)"/>
+    <w:basedOn w:val="Normal"/>
+    <w:qFormat/>
+    <w:pPr>
+      <w:widowControl w:val="false"/>
+      <w:suppressLineNumbers/>
+    </w:pPr>
+    <w:rPr/>
+  </w:style>
+  <w:style w:type="paragraph" w:styleId="Ttulodelatablauser">
+    <w:name w:val="Título de la tabla (user)"/>
+    <w:basedOn w:val="Contenidodelatablauser"/>
+    <w:qFormat/>
+    <w:pPr>
+      <w:suppressLineNumbers/>
+      <w:jc w:val="center"/>
+    </w:pPr>
     <w:rPr>
       <w:b/>
       <w:bCs/>
-      <w:smallCaps/>
-      <w:color w:val="0F4761" w:themeColor="accent1" w:themeShade="BF"/>
-      <w:spacing w:val="5"/>
     </w:rPr>
+  </w:style>
+  <w:style w:type="paragraph" w:styleId="Contenidodelmarco">
+    <w:name w:val="Contenido del marco"/>
+    <w:basedOn w:val="Normal"/>
+    <w:qFormat/>
+    <w:pPr/>
+    <w:rPr/>
+  </w:style>
+  <w:style w:type="numbering" w:styleId="Ningunalistauser" w:default="1">
+    <w:name w:val="Ninguna lista (user)"/>
+    <w:uiPriority w:val="99"/>
+    <w:semiHidden/>
+    <w:unhideWhenUsed/>
+    <w:qFormat/>
+  </w:style>
+  <w:style w:type="table" w:default="1" w:styleId="Tablanormal">
+    <w:name w:val="Normal Table"/>
+    <w:uiPriority w:val="99"/>
+    <w:semiHidden/>
+    <w:unhideWhenUsed/>
+    <w:tblPr>
+      <w:tblCellMar>
+        <w:top w:w="0" w:type="dxa"/>
+        <w:left w:w="108" w:type="dxa"/>
+        <w:bottom w:w="0" w:type="dxa"/>
+        <w:right w:w="108" w:type="dxa"/>
+      </w:tblCellMar>
+    </w:tblPr>
   </w:style>
   <w:style w:type="table" w:styleId="Tablaconcuadrcula">
     <w:name w:val="Table Grid"/>
     <w:basedOn w:val="Tablanormal"/>
     <w:uiPriority w:val="39"/>
-    <w:rsid w:val="00CE5F23"/>
+    <w:rsid w:val="00ce5f23"/>
     <w:pPr>
       <w:spacing w:after="0" w:line="240" w:lineRule="auto"/>
     </w:pPr>
     <w:tblPr>
       <w:tblBorders>
-        <w:top w:val="single" w:sz="4" w:space="0" w:color="auto"/>
-        <w:left w:val="single" w:sz="4" w:space="0" w:color="auto"/>
-        <w:bottom w:val="single" w:sz="4" w:space="0" w:color="auto"/>
-        <w:right w:val="single" w:sz="4" w:space="0" w:color="auto"/>
-        <w:insideH w:val="single" w:sz="4" w:space="0" w:color="auto"/>
-        <w:insideV w:val="single" w:sz="4" w:space="0" w:color="auto"/>
+        <w:top w:val="single" w:color="auto" w:sz="4" w:space="0"/>
+        <w:left w:val="single" w:color="auto" w:sz="4" w:space="0"/>
+        <w:bottom w:val="single" w:color="auto" w:sz="4" w:space="0"/>
+        <w:right w:val="single" w:color="auto" w:sz="4" w:space="0"/>
+        <w:insideH w:val="single" w:color="auto" w:sz="4" w:space="0"/>
+        <w:insideV w:val="single" w:color="auto" w:sz="4" w:space="0"/>
       </w:tblBorders>
     </w:tblPr>
-  </w:style>
-  <w:style w:type="character" w:styleId="Hipervnculo">
-    <w:name w:val="Hyperlink"/>
-    <w:basedOn w:val="Fuentedeprrafopredeter"/>
-    <w:uiPriority w:val="99"/>
-    <w:unhideWhenUsed/>
-    <w:rsid w:val="003C5ED0"/>
-    <w:rPr>
-      <w:color w:val="467886" w:themeColor="hyperlink"/>
-      <w:u w:val="single"/>
-    </w:rPr>
-  </w:style>
-  <w:style w:type="character" w:styleId="Mencinsinresolver">
-    <w:name w:val="Unresolved Mention"/>
-    <w:basedOn w:val="Fuentedeprrafopredeter"/>
-    <w:uiPriority w:val="99"/>
-    <w:semiHidden/>
-    <w:unhideWhenUsed/>
-    <w:rsid w:val="003C5ED0"/>
-    <w:rPr>
-      <w:color w:val="605E5C"/>
-      <w:shd w:val="clear" w:color="auto" w:fill="E1DFDD"/>
-    </w:rPr>
   </w:style>
 </w:styles>
 </file>
 
 <file path=word/theme/theme1.xml><?xml version="1.0" encoding="utf-8"?>
-<a:theme xmlns:a="http://schemas.openxmlformats.org/drawingml/2006/main" name="Tema de Office">
+<a:theme xmlns:a="http://schemas.openxmlformats.org/drawingml/2006/main" xmlns:r="http://schemas.openxmlformats.org/officeDocument/2006/relationships" name="Tema de Office">
   <a:themeElements>
     <a:clrScheme name="Office">
       <a:dk1>
-        <a:sysClr val="windowText" lastClr="000000"/>
+        <a:srgbClr val="000000"/>
       </a:dk1>
       <a:lt1>
-        <a:sysClr val="window" lastClr="FFFFFF"/>
+        <a:srgbClr val="ffffff"/>
       </a:lt1>
       <a:dk2>
-        <a:srgbClr val="0E2841"/>
+        <a:srgbClr val="0e2841"/>
       </a:dk2>
       <a:lt2>
-        <a:srgbClr val="E8E8E8"/>
+        <a:srgbClr val="e8e8e8"/>
       </a:lt2>
       <a:accent1>
         <a:srgbClr val="156082"/>
       </a:accent1>
       <a:accent2>
-        <a:srgbClr val="E97132"/>
+        <a:srgbClr val="e97132"/>
       </a:accent2>
       <a:accent3>
-        <a:srgbClr val="196B24"/>
+        <a:srgbClr val="196b24"/>
       </a:accent3>
       <a:accent4>
-        <a:srgbClr val="0F9ED5"/>
+        <a:srgbClr val="0f9ed5"/>
       </a:accent4>
       <a:accent5>
-        <a:srgbClr val="A02B93"/>
+        <a:srgbClr val="a02b93"/>
       </a:accent5>
       <a:accent6>
-        <a:srgbClr val="4EA72E"/>
+        <a:srgbClr val="4ea72e"/>
       </a:accent6>
       <a:hlink>
         <a:srgbClr val="467886"/>
       </a:hlink>
       <a:folHlink>
-        <a:srgbClr val="96607D"/>
+        <a:srgbClr val="96607d"/>
       </a:folHlink>
     </a:clrScheme>
     <a:fontScheme name="Office">
       <a:majorFont>
-        <a:latin typeface="Aptos Display" panose="02110004020202020204"/>
+        <a:latin typeface="Aptos Display" panose="02110004020202020204" pitchFamily="0" charset="1"/>
         <a:ea typeface=""/>
         <a:cs typeface=""/>
-        <a:font script="Jpan" typeface="游ゴシック Light"/>
-        <a:font script="Hang" typeface="맑은 고딕"/>
-        <a:font script="Hans" typeface="等线 Light"/>
-        <a:font script="Hant" typeface="新細明體"/>
-        <a:font script="Arab" typeface="Times New Roman"/>
-        <a:font script="Hebr" typeface="Times New Roman"/>
-        <a:font script="Thai" typeface="Angsana New"/>
-        <a:font script="Ethi" typeface="Nyala"/>
-        <a:font script="Beng" typeface="Vrinda"/>
-        <a:font script="Gujr" typeface="Shruti"/>
-        <a:font script="Khmr" typeface="MoolBoran"/>
-        <a:font script="Knda" typeface="Tunga"/>
-        <a:font script="Guru" typeface="Raavi"/>
-        <a:font script="Cans" typeface="Euphemia"/>
-        <a:font script="Cher" typeface="Plantagenet Cherokee"/>
-        <a:font script="Yiii" typeface="Microsoft Yi Baiti"/>
-        <a:font script="Tibt" typeface="Microsoft Himalaya"/>
-        <a:font script="Thaa" typeface="MV Boli"/>
-        <a:font script="Deva" typeface="Mangal"/>
-        <a:font script="Telu" typeface="Gautami"/>
-        <a:font script="Taml" typeface="Latha"/>
-        <a:font script="Syrc" typeface="Estrangelo Edessa"/>
-        <a:font script="Orya" typeface="Kalinga"/>
-        <a:font script="Mlym" typeface="Kartika"/>
-        <a:font script="Laoo" typeface="DokChampa"/>
-        <a:font script="Sinh" typeface="Iskoola Pota"/>
-        <a:font script="Mong" typeface="Mongolian Baiti"/>
-        <a:font script="Viet" typeface="Times New Roman"/>
-        <a:font script="Uigh" typeface="Microsoft Uighur"/>
-        <a:font script="Geor" typeface="Sylfaen"/>
-        <a:font script="Armn" typeface="Arial"/>
-        <a:font script="Bugi" typeface="Leelawadee UI"/>
-        <a:font script="Bopo" typeface="Microsoft JhengHei"/>
-        <a:font script="Java" typeface="Javanese Text"/>
-        <a:font script="Lisu" typeface="Segoe UI"/>
-        <a:font script="Mymr" typeface="Myanmar Text"/>
-        <a:font script="Nkoo" typeface="Ebrima"/>
-        <a:font script="Olck" typeface="Nirmala UI"/>
-        <a:font script="Osma" typeface="Ebrima"/>
-        <a:font script="Phag" typeface="Phagspa"/>
-        <a:font script="Syrn" typeface="Estrangelo Edessa"/>
-        <a:font script="Syrj" typeface="Estrangelo Edessa"/>
-        <a:font script="Syre" typeface="Estrangelo Edessa"/>
-        <a:font script="Sora" typeface="Nirmala UI"/>
-        <a:font script="Tale" typeface="Microsoft Tai Le"/>
-        <a:font script="Talu" typeface="Microsoft New Tai Lue"/>
-        <a:font script="Tfng" typeface="Ebrima"/>
       </a:majorFont>
       <a:minorFont>
-        <a:latin typeface="Aptos" panose="02110004020202020204"/>
+        <a:latin typeface="Aptos" panose="02110004020202020204" pitchFamily="0" charset="1"/>
         <a:ea typeface=""/>
         <a:cs typeface=""/>
-        <a:font script="Jpan" typeface="游ゴシック"/>
-        <a:font script="Hang" typeface="맑은 고딕"/>
-        <a:font script="Hans" typeface="等线"/>
-        <a:font script="Hant" typeface="新細明體"/>
-        <a:font script="Arab" typeface="Arial"/>
-        <a:font script="Hebr" typeface="Arial"/>
-        <a:font script="Thai" typeface="Cordia New"/>
-        <a:font script="Ethi" typeface="Nyala"/>
-        <a:font script="Beng" typeface="Vrinda"/>
-        <a:font script="Gujr" typeface="Shruti"/>
-        <a:font script="Khmr" typeface="DaunPenh"/>
-        <a:font script="Knda" typeface="Tunga"/>
-        <a:font script="Guru" typeface="Raavi"/>
-        <a:font script="Cans" typeface="Euphemia"/>
-        <a:font script="Cher" typeface="Plantagenet Cherokee"/>
-        <a:font script="Yiii" typeface="Microsoft Yi Baiti"/>
-        <a:font script="Tibt" typeface="Microsoft Himalaya"/>
-        <a:font script="Thaa" typeface="MV Boli"/>
-        <a:font script="Deva" typeface="Mangal"/>
-        <a:font script="Telu" typeface="Gautami"/>
-        <a:font script="Taml" typeface="Latha"/>
-        <a:font script="Syrc" typeface="Estrangelo Edessa"/>
-        <a:font script="Orya" typeface="Kalinga"/>
-        <a:font script="Mlym" typeface="Kartika"/>
-        <a:font script="Laoo" typeface="DokChampa"/>
-        <a:font script="Sinh" typeface="Iskoola Pota"/>
-        <a:font script="Mong" typeface="Mongolian Baiti"/>
-        <a:font script="Viet" typeface="Arial"/>
-        <a:font script="Uigh" typeface="Microsoft Uighur"/>
-        <a:font script="Geor" typeface="Sylfaen"/>
-        <a:font script="Armn" typeface="Arial"/>
-        <a:font script="Bugi" typeface="Leelawadee UI"/>
-        <a:font script="Bopo" typeface="Microsoft JhengHei"/>
-        <a:font script="Java" typeface="Javanese Text"/>
-        <a:font script="Lisu" typeface="Segoe UI"/>
-        <a:font script="Mymr" typeface="Myanmar Text"/>
-        <a:font script="Nkoo" typeface="Ebrima"/>
-        <a:font script="Olck" typeface="Nirmala UI"/>
-        <a:font script="Osma" typeface="Ebrima"/>
-        <a:font script="Phag" typeface="Phagspa"/>
-        <a:font script="Syrn" typeface="Estrangelo Edessa"/>
-        <a:font script="Syrj" typeface="Estrangelo Edessa"/>
-        <a:font script="Syre" typeface="Estrangelo Edessa"/>
-        <a:font script="Sora" typeface="Nirmala UI"/>
-        <a:font script="Tale" typeface="Microsoft Tai Le"/>
-        <a:font script="Talu" typeface="Microsoft New Tai Lue"/>
-        <a:font script="Tfng" typeface="Ebrima"/>
       </a:minorFont>
     </a:fontScheme>
-    <a:fmtScheme name="Office">
+    <a:fmtScheme>
       <a:fillStyleLst>
         <a:solidFill>
           <a:schemeClr val="phClr"/>
         </a:solidFill>
-        <a:gradFill rotWithShape="1">
+        <a:gradFill>
           <a:gsLst>
             <a:gs pos="0">
               <a:schemeClr val="phClr">
                 <a:lumMod val="110000"/>
-                <a:satMod val="105000"/>
                 <a:tint val="67000"/>
               </a:schemeClr>
             </a:gs>
             <a:gs pos="50000">
               <a:schemeClr val="phClr">
                 <a:lumMod val="105000"/>
-                <a:satMod val="103000"/>
                 <a:tint val="73000"/>
               </a:schemeClr>
             </a:gs>
             <a:gs pos="100000">
               <a:schemeClr val="phClr">
                 <a:lumMod val="105000"/>
-                <a:satMod val="109000"/>
                 <a:tint val="81000"/>
               </a:schemeClr>
             </a:gs>
           </a:gsLst>
           <a:lin ang="5400000" scaled="0"/>
+          <a:tileRect l="0" t="0" r="0" b="0"/>
         </a:gradFill>
-        <a:gradFill rotWithShape="1">
+        <a:gradFill>
           <a:gsLst>
             <a:gs pos="0">
               <a:schemeClr val="phClr">
-                <a:satMod val="103000"/>
                 <a:lumMod val="102000"/>
                 <a:tint val="94000"/>
               </a:schemeClr>
             </a:gs>
             <a:gs pos="50000">
               <a:schemeClr val="phClr">
-                <a:satMod val="110000"/>
                 <a:lumMod val="100000"/>
                 <a:shade val="100000"/>
               </a:schemeClr>
@@ -4219,33 +4175,24 @@
             <a:gs pos="100000">
               <a:schemeClr val="phClr">
                 <a:lumMod val="99000"/>
-                <a:satMod val="120000"/>
                 <a:shade val="78000"/>
               </a:schemeClr>
             </a:gs>
           </a:gsLst>
           <a:lin ang="5400000" scaled="0"/>
+          <a:tileRect l="0" t="0" r="0" b="0"/>
         </a:gradFill>
       </a:fillStyleLst>
       <a:lnStyleLst>
         <a:ln w="6350" cap="flat" cmpd="sng" algn="ctr">
-          <a:solidFill>
-            <a:schemeClr val="phClr"/>
-          </a:solidFill>
           <a:prstDash val="solid"/>
           <a:miter lim="800000"/>
         </a:ln>
         <a:ln w="12700" cap="flat" cmpd="sng" algn="ctr">
-          <a:solidFill>
-            <a:schemeClr val="phClr"/>
-          </a:solidFill>
           <a:prstDash val="solid"/>
           <a:miter lim="800000"/>
         </a:ln>
         <a:ln w="19050" cap="flat" cmpd="sng" algn="ctr">
-          <a:solidFill>
-            <a:schemeClr val="phClr"/>
-          </a:solidFill>
           <a:prstDash val="solid"/>
           <a:miter lim="800000"/>
         </a:ln>
@@ -4258,13 +4205,7 @@
           <a:effectLst/>
         </a:effectStyle>
         <a:effectStyle>
-          <a:effectLst>
-            <a:outerShdw blurRad="57150" dist="19050" dir="5400000" algn="ctr" rotWithShape="0">
-              <a:srgbClr val="000000">
-                <a:alpha val="63000"/>
-              </a:srgbClr>
-            </a:outerShdw>
-          </a:effectLst>
+          <a:effectLst/>
         </a:effectStyle>
       </a:effectStyleLst>
       <a:bgFillStyleLst>
@@ -4274,15 +4215,13 @@
         <a:solidFill>
           <a:schemeClr val="phClr">
             <a:tint val="95000"/>
-            <a:satMod val="170000"/>
           </a:schemeClr>
         </a:solidFill>
-        <a:gradFill rotWithShape="1">
+        <a:gradFill>
           <a:gsLst>
             <a:gs pos="0">
               <a:schemeClr val="phClr">
                 <a:tint val="93000"/>
-                <a:satMod val="150000"/>
                 <a:shade val="98000"/>
                 <a:lumMod val="102000"/>
               </a:schemeClr>
@@ -4290,7 +4229,6 @@
             <a:gs pos="50000">
               <a:schemeClr val="phClr">
                 <a:tint val="98000"/>
-                <a:satMod val="130000"/>
                 <a:shade val="90000"/>
                 <a:lumMod val="103000"/>
               </a:schemeClr>
@@ -4298,21 +4236,14 @@
             <a:gs pos="100000">
               <a:schemeClr val="phClr">
                 <a:shade val="63000"/>
-                <a:satMod val="120000"/>
               </a:schemeClr>
             </a:gs>
           </a:gsLst>
           <a:lin ang="5400000" scaled="0"/>
+          <a:tileRect l="0" t="0" r="0" b="0"/>
         </a:gradFill>
       </a:bgFillStyleLst>
     </a:fmtScheme>
   </a:themeElements>
-  <a:objectDefaults/>
-  <a:extraClrSchemeLst/>
-  <a:extLst>
-    <a:ext uri="{05A4C25C-085E-4340-85A3-A5531E510DB2}">
-      <thm15:themeFamily xmlns:thm15="http://schemas.microsoft.com/office/thememl/2012/main" name="Office Theme" id="{62F939B6-93AF-4DB8-9C6B-D6C7DFDC589F}" vid="{4A3C46E8-61CC-4603-A589-7422A47A8E4A}"/>
-    </a:ext>
-  </a:extLst>
 </a:theme>
 </file>
--- a/plantillas/licenciatura_documento_a.docx
+++ b/plantillas/licenciatura_documento_a.docx
@@ -148,8 +148,8 @@
                         <w:txbxContent>
                           <w:p>
                             <w:pPr>
-                              <w:pStyle w:val="Contenidodelmarcouser"/>
-                              <w:overflowPunct w:val="false"/>
+                              <w:pStyle w:val="Contenidodelmarco"/>
+                              <w:overflowPunct w:val="true"/>
                               <w:spacing w:lineRule="auto" w:line="240" w:before="0" w:after="0"/>
                               <w:ind w:firstLine="706"/>
                               <w:jc w:val="center"/>
@@ -179,8 +179,8 @@
                           </w:p>
                           <w:p>
                             <w:pPr>
-                              <w:pStyle w:val="Contenidodelmarcouser"/>
-                              <w:overflowPunct w:val="false"/>
+                              <w:pStyle w:val="Contenidodelmarco"/>
+                              <w:overflowPunct w:val="true"/>
                               <w:spacing w:lineRule="auto" w:line="240" w:before="0" w:after="0"/>
                               <w:ind w:firstLine="706"/>
                               <w:jc w:val="center"/>
@@ -234,8 +234,8 @@
                           </w:p>
                           <w:p>
                             <w:pPr>
-                              <w:pStyle w:val="Contenidodelmarcouser"/>
-                              <w:overflowPunct w:val="false"/>
+                              <w:pStyle w:val="Contenidodelmarco"/>
+                              <w:overflowPunct w:val="true"/>
                               <w:spacing w:lineRule="auto" w:line="240" w:before="0" w:after="0"/>
                               <w:ind w:firstLine="706"/>
                               <w:jc w:val="center"/>
@@ -264,8 +264,8 @@
                           </w:p>
                           <w:p>
                             <w:pPr>
-                              <w:pStyle w:val="Contenidodelmarcouser"/>
-                              <w:overflowPunct w:val="false"/>
+                              <w:pStyle w:val="Contenidodelmarco"/>
+                              <w:overflowPunct w:val="true"/>
                               <w:spacing w:lineRule="auto" w:line="240" w:before="0" w:after="0"/>
                               <w:ind w:firstLine="706"/>
                               <w:jc w:val="center"/>
@@ -314,8 +314,8 @@
                   <w:txbxContent>
                     <w:p>
                       <w:pPr>
-                        <w:pStyle w:val="Contenidodelmarcouser"/>
-                        <w:overflowPunct w:val="false"/>
+                        <w:pStyle w:val="Contenidodelmarco"/>
+                        <w:overflowPunct w:val="true"/>
                         <w:spacing w:lineRule="auto" w:line="240" w:before="0" w:after="0"/>
                         <w:ind w:firstLine="706"/>
                         <w:jc w:val="center"/>
@@ -345,8 +345,8 @@
                     </w:p>
                     <w:p>
                       <w:pPr>
-                        <w:pStyle w:val="Contenidodelmarcouser"/>
-                        <w:overflowPunct w:val="false"/>
+                        <w:pStyle w:val="Contenidodelmarco"/>
+                        <w:overflowPunct w:val="true"/>
                         <w:spacing w:lineRule="auto" w:line="240" w:before="0" w:after="0"/>
                         <w:ind w:firstLine="706"/>
                         <w:jc w:val="center"/>
@@ -400,8 +400,8 @@
                     </w:p>
                     <w:p>
                       <w:pPr>
-                        <w:pStyle w:val="Contenidodelmarcouser"/>
-                        <w:overflowPunct w:val="false"/>
+                        <w:pStyle w:val="Contenidodelmarco"/>
+                        <w:overflowPunct w:val="true"/>
                         <w:spacing w:lineRule="auto" w:line="240" w:before="0" w:after="0"/>
                         <w:ind w:firstLine="706"/>
                         <w:jc w:val="center"/>
@@ -430,8 +430,8 @@
                     </w:p>
                     <w:p>
                       <w:pPr>
-                        <w:pStyle w:val="Contenidodelmarcouser"/>
-                        <w:overflowPunct w:val="false"/>
+                        <w:pStyle w:val="Contenidodelmarco"/>
+                        <w:overflowPunct w:val="true"/>
                         <w:spacing w:lineRule="auto" w:line="240" w:before="0" w:after="0"/>
                         <w:ind w:firstLine="706"/>
                         <w:jc w:val="center"/>
@@ -544,8 +544,8 @@
                         <w:txbxContent>
                           <w:p>
                             <w:pPr>
-                              <w:pStyle w:val="Contenidodelmarcouser"/>
-                              <w:overflowPunct w:val="false"/>
+                              <w:pStyle w:val="Contenidodelmarco"/>
+                              <w:overflowPunct w:val="true"/>
                               <w:spacing w:before="0" w:after="160"/>
                               <w:ind w:firstLine="706"/>
                               <w:textAlignment w:val="baseline"/>
@@ -622,8 +622,8 @@
                   <w:txbxContent>
                     <w:p>
                       <w:pPr>
-                        <w:pStyle w:val="Contenidodelmarcouser"/>
-                        <w:overflowPunct w:val="false"/>
+                        <w:pStyle w:val="Contenidodelmarco"/>
+                        <w:overflowPunct w:val="true"/>
                         <w:spacing w:before="0" w:after="160"/>
                         <w:ind w:firstLine="706"/>
                         <w:textAlignment w:val="baseline"/>
@@ -1306,7 +1306,7 @@
           <w:sz w:val="20"/>
           <w:szCs w:val="20"/>
         </w:rPr>
-        <w:t>Si cumples con todos estos requisitos, se te tomará una fotografía para identificarte durante tu estadia del curso, de este modo otorgando un realizmo como ninguno otro. Para el proceso real de selección de escuelas de nivel superior, es importante ir bien peinado ya que esa fotografía es la que se utilizará para su credencial de sus respectivas escuelas.</w:t>
+        <w:t>Si cumples con todos estos requisitos, se te tomará una fotografía para identificarte durante tu estadía del curso, de este modo otorgando un realismo como ninguno otro. Para el proceso real de selección de escuelas de nivel superior, es importante ir bien peinado ya que esa fotografía es la que se utilizará para su credencial de sus respectivas escuelas.</w:t>
       </w:r>
     </w:p>
     <w:p>
@@ -1344,8 +1344,8 @@
         <w:tblLook w:val="04a0" w:noHBand="0" w:noVBand="1" w:firstColumn="1" w:lastRow="0" w:lastColumn="0" w:firstRow="1"/>
       </w:tblPr>
       <w:tblGrid>
-        <w:gridCol w:w="418"/>
-        <w:gridCol w:w="4943"/>
+        <w:gridCol w:w="417"/>
+        <w:gridCol w:w="4944"/>
         <w:gridCol w:w="589"/>
         <w:gridCol w:w="4839"/>
       </w:tblGrid>
@@ -1675,7 +1675,7 @@
         <w:trPr/>
         <w:tc>
           <w:tcPr>
-            <w:tcW w:w="418" w:type="dxa"/>
+            <w:tcW w:w="417" w:type="dxa"/>
             <w:tcBorders>
               <w:right w:val="nil"/>
             </w:tcBorders>
@@ -1714,7 +1714,7 @@
         </w:tc>
         <w:tc>
           <w:tcPr>
-            <w:tcW w:w="4943" w:type="dxa"/>
+            <w:tcW w:w="4944" w:type="dxa"/>
             <w:tcBorders>
               <w:right w:val="nil"/>
             </w:tcBorders>
@@ -1824,7 +1824,7 @@
         <w:trPr/>
         <w:tc>
           <w:tcPr>
-            <w:tcW w:w="418" w:type="dxa"/>
+            <w:tcW w:w="417" w:type="dxa"/>
             <w:tcBorders>
               <w:top w:val="nil"/>
               <w:right w:val="nil"/>
@@ -1864,7 +1864,7 @@
         </w:tc>
         <w:tc>
           <w:tcPr>
-            <w:tcW w:w="4943" w:type="dxa"/>
+            <w:tcW w:w="4944" w:type="dxa"/>
             <w:tcBorders>
               <w:top w:val="nil"/>
               <w:right w:val="nil"/>
@@ -1978,7 +1978,7 @@
         <w:trPr/>
         <w:tc>
           <w:tcPr>
-            <w:tcW w:w="418" w:type="dxa"/>
+            <w:tcW w:w="417" w:type="dxa"/>
             <w:tcBorders>
               <w:top w:val="nil"/>
               <w:right w:val="nil"/>
@@ -2018,7 +2018,7 @@
         </w:tc>
         <w:tc>
           <w:tcPr>
-            <w:tcW w:w="4943" w:type="dxa"/>
+            <w:tcW w:w="4944" w:type="dxa"/>
             <w:tcBorders>
               <w:top w:val="nil"/>
               <w:right w:val="nil"/>
@@ -2132,7 +2132,7 @@
         <w:trPr/>
         <w:tc>
           <w:tcPr>
-            <w:tcW w:w="418" w:type="dxa"/>
+            <w:tcW w:w="417" w:type="dxa"/>
             <w:tcBorders>
               <w:top w:val="nil"/>
               <w:right w:val="nil"/>
@@ -2172,7 +2172,7 @@
         </w:tc>
         <w:tc>
           <w:tcPr>
-            <w:tcW w:w="4943" w:type="dxa"/>
+            <w:tcW w:w="4944" w:type="dxa"/>
             <w:tcBorders>
               <w:top w:val="nil"/>
               <w:right w:val="nil"/>
@@ -2286,7 +2286,7 @@
         <w:trPr/>
         <w:tc>
           <w:tcPr>
-            <w:tcW w:w="418" w:type="dxa"/>
+            <w:tcW w:w="417" w:type="dxa"/>
             <w:tcBorders>
               <w:top w:val="nil"/>
               <w:right w:val="nil"/>
@@ -2326,7 +2326,7 @@
         </w:tc>
         <w:tc>
           <w:tcPr>
-            <w:tcW w:w="4943" w:type="dxa"/>
+            <w:tcW w:w="4944" w:type="dxa"/>
             <w:tcBorders>
               <w:top w:val="nil"/>
               <w:right w:val="nil"/>
@@ -2619,7 +2619,7 @@
                         <w:txbxContent>
                           <w:p>
                             <w:pPr>
-                              <w:pStyle w:val="Contenidodelmarcouser"/>
+                              <w:pStyle w:val="Contenidodelmarco"/>
                               <w:spacing w:before="0" w:after="160"/>
                               <w:jc w:val="center"/>
                               <w:rPr>
@@ -2661,7 +2661,7 @@
                   <w:txbxContent>
                     <w:p>
                       <w:pPr>
-                        <w:pStyle w:val="Contenidodelmarcouser"/>
+                        <w:pStyle w:val="Contenidodelmarco"/>
                         <w:spacing w:before="0" w:after="160"/>
                         <w:jc w:val="center"/>
                         <w:rPr>
@@ -2807,7 +2807,7 @@
                         <w:txbxContent>
                           <w:p>
                             <w:pPr>
-                              <w:pStyle w:val="Contenidodelmarcouser"/>
+                              <w:pStyle w:val="Contenidodelmarco"/>
                               <w:spacing w:before="0" w:after="160"/>
                               <w:jc w:val="center"/>
                               <w:rPr>
@@ -2849,7 +2849,7 @@
                   <w:txbxContent>
                     <w:p>
                       <w:pPr>
-                        <w:pStyle w:val="Contenidodelmarcouser"/>
+                        <w:pStyle w:val="Contenidodelmarco"/>
                         <w:spacing w:before="0" w:after="160"/>
                         <w:jc w:val="center"/>
                         <w:rPr>
@@ -3996,15 +3996,15 @@
       <w14:ligatures w14:val="standardContextual"/>
     </w:rPr>
   </w:style>
-  <w:style w:type="paragraph" w:styleId="Contenidodelmarcouser">
-    <w:name w:val="Contenido del marco (user)"/>
+  <w:style w:type="paragraph" w:styleId="Contenidodelmarco">
+    <w:name w:val="Contenido del marco"/>
     <w:basedOn w:val="Normal"/>
     <w:qFormat/>
     <w:pPr/>
     <w:rPr/>
   </w:style>
-  <w:style w:type="paragraph" w:styleId="Contenidodelatablauser">
-    <w:name w:val="Contenido de la tabla (user)"/>
+  <w:style w:type="paragraph" w:styleId="Contenidodelatabla">
+    <w:name w:val="Contenido de la tabla"/>
     <w:basedOn w:val="Normal"/>
     <w:qFormat/>
     <w:pPr>
@@ -4013,9 +4013,9 @@
     </w:pPr>
     <w:rPr/>
   </w:style>
-  <w:style w:type="paragraph" w:styleId="Ttulodelatablauser">
-    <w:name w:val="Título de la tabla (user)"/>
-    <w:basedOn w:val="Contenidodelatablauser"/>
+  <w:style w:type="paragraph" w:styleId="Ttulodelatabla">
+    <w:name w:val="Título de la tabla"/>
+    <w:basedOn w:val="Contenidodelatabla"/>
     <w:qFormat/>
     <w:pPr>
       <w:suppressLineNumbers/>
@@ -4026,15 +4026,15 @@
       <w:bCs/>
     </w:rPr>
   </w:style>
-  <w:style w:type="paragraph" w:styleId="Contenidodelmarco">
-    <w:name w:val="Contenido del marco"/>
+  <w:style w:type="paragraph" w:styleId="Contenidodelmarcouser">
+    <w:name w:val="Contenido del marco (user)"/>
     <w:basedOn w:val="Normal"/>
     <w:qFormat/>
     <w:pPr/>
     <w:rPr/>
   </w:style>
-  <w:style w:type="numbering" w:styleId="Ningunalistauser" w:default="1">
-    <w:name w:val="Ninguna lista (user)"/>
+  <w:style w:type="numbering" w:styleId="Ningunalista" w:default="1">
+    <w:name w:val="Ninguna lista"/>
     <w:uiPriority w:val="99"/>
     <w:semiHidden/>
     <w:unhideWhenUsed/>

--- a/plantillas/licenciatura_documento_a.docx
+++ b/plantillas/licenciatura_documento_a.docx
@@ -7,12 +7,12 @@
         <w:pStyle w:val="Normal"/>
         <w:spacing w:lineRule="auto" w:line="240" w:before="0" w:after="0"/>
         <w:rPr>
-          <w:rFonts w:ascii="Avenir Next" w:hAnsi="Avenir Next"/>
+          <w:rFonts w:ascii="Arial" w:hAnsi="Arial"/>
         </w:rPr>
       </w:pPr>
       <w:r>
         <w:rPr>
-          <w:rFonts w:ascii="Avenir Next" w:hAnsi="Avenir Next"/>
+          <w:rFonts w:ascii="Arial" w:hAnsi="Arial"/>
         </w:rPr>
         <w:drawing>
           <wp:anchor behindDoc="1" distT="0" distB="0" distL="0" distR="0" simplePos="0" locked="0" layoutInCell="0" allowOverlap="1" relativeHeight="2">
@@ -148,8 +148,8 @@
                         <w:txbxContent>
                           <w:p>
                             <w:pPr>
-                              <w:pStyle w:val="Contenidodelmarco"/>
-                              <w:overflowPunct w:val="true"/>
+                              <w:pStyle w:val="Contenidodelmarcouser"/>
+                              <w:overflowPunct w:val="false"/>
                               <w:spacing w:lineRule="auto" w:line="240" w:before="0" w:after="0"/>
                               <w:ind w:firstLine="706"/>
                               <w:jc w:val="center"/>
@@ -179,8 +179,8 @@
                           </w:p>
                           <w:p>
                             <w:pPr>
-                              <w:pStyle w:val="Contenidodelmarco"/>
-                              <w:overflowPunct w:val="true"/>
+                              <w:pStyle w:val="Contenidodelmarcouser"/>
+                              <w:overflowPunct w:val="false"/>
                               <w:spacing w:lineRule="auto" w:line="240" w:before="0" w:after="0"/>
                               <w:ind w:firstLine="706"/>
                               <w:jc w:val="center"/>
@@ -234,8 +234,8 @@
                           </w:p>
                           <w:p>
                             <w:pPr>
-                              <w:pStyle w:val="Contenidodelmarco"/>
-                              <w:overflowPunct w:val="true"/>
+                              <w:pStyle w:val="Contenidodelmarcouser"/>
+                              <w:overflowPunct w:val="false"/>
                               <w:spacing w:lineRule="auto" w:line="240" w:before="0" w:after="0"/>
                               <w:ind w:firstLine="706"/>
                               <w:jc w:val="center"/>
@@ -264,8 +264,8 @@
                           </w:p>
                           <w:p>
                             <w:pPr>
-                              <w:pStyle w:val="Contenidodelmarco"/>
-                              <w:overflowPunct w:val="true"/>
+                              <w:pStyle w:val="Contenidodelmarcouser"/>
+                              <w:overflowPunct w:val="false"/>
                               <w:spacing w:lineRule="auto" w:line="240" w:before="0" w:after="0"/>
                               <w:ind w:firstLine="706"/>
                               <w:jc w:val="center"/>
@@ -314,8 +314,8 @@
                   <w:txbxContent>
                     <w:p>
                       <w:pPr>
-                        <w:pStyle w:val="Contenidodelmarco"/>
-                        <w:overflowPunct w:val="true"/>
+                        <w:pStyle w:val="Contenidodelmarcouser"/>
+                        <w:overflowPunct w:val="false"/>
                         <w:spacing w:lineRule="auto" w:line="240" w:before="0" w:after="0"/>
                         <w:ind w:firstLine="706"/>
                         <w:jc w:val="center"/>
@@ -345,8 +345,8 @@
                     </w:p>
                     <w:p>
                       <w:pPr>
-                        <w:pStyle w:val="Contenidodelmarco"/>
-                        <w:overflowPunct w:val="true"/>
+                        <w:pStyle w:val="Contenidodelmarcouser"/>
+                        <w:overflowPunct w:val="false"/>
                         <w:spacing w:lineRule="auto" w:line="240" w:before="0" w:after="0"/>
                         <w:ind w:firstLine="706"/>
                         <w:jc w:val="center"/>
@@ -400,8 +400,8 @@
                     </w:p>
                     <w:p>
                       <w:pPr>
-                        <w:pStyle w:val="Contenidodelmarco"/>
-                        <w:overflowPunct w:val="true"/>
+                        <w:pStyle w:val="Contenidodelmarcouser"/>
+                        <w:overflowPunct w:val="false"/>
                         <w:spacing w:lineRule="auto" w:line="240" w:before="0" w:after="0"/>
                         <w:ind w:firstLine="706"/>
                         <w:jc w:val="center"/>
@@ -430,8 +430,8 @@
                     </w:p>
                     <w:p>
                       <w:pPr>
-                        <w:pStyle w:val="Contenidodelmarco"/>
-                        <w:overflowPunct w:val="true"/>
+                        <w:pStyle w:val="Contenidodelmarcouser"/>
+                        <w:overflowPunct w:val="false"/>
                         <w:spacing w:lineRule="auto" w:line="240" w:before="0" w:after="0"/>
                         <w:ind w:firstLine="706"/>
                         <w:jc w:val="center"/>
@@ -473,14 +473,14 @@
         <w:pStyle w:val="Normal"/>
         <w:spacing w:lineRule="auto" w:line="240" w:before="0" w:after="0"/>
         <w:rPr>
-          <w:rFonts w:ascii="Avenir Next" w:hAnsi="Avenir Next"/>
+          <w:rFonts w:ascii="Arial" w:hAnsi="Arial"/>
           <w:sz w:val="24"/>
           <w:szCs w:val="24"/>
         </w:rPr>
       </w:pPr>
       <w:r>
         <w:rPr>
-          <w:rFonts w:ascii="Avenir Next" w:hAnsi="Avenir Next"/>
+          <w:rFonts w:ascii="Arial" w:hAnsi="Arial"/>
           <w:sz w:val="24"/>
           <w:szCs w:val="24"/>
         </w:rPr>
@@ -491,14 +491,14 @@
         <w:pStyle w:val="Normal"/>
         <w:spacing w:lineRule="auto" w:line="240" w:before="0" w:after="0"/>
         <w:rPr>
-          <w:rFonts w:ascii="Avenir Next" w:hAnsi="Avenir Next"/>
+          <w:rFonts w:ascii="Arial" w:hAnsi="Arial"/>
           <w:sz w:val="24"/>
           <w:szCs w:val="24"/>
         </w:rPr>
       </w:pPr>
       <w:r>
         <w:rPr>
-          <w:rFonts w:ascii="Avenir Next" w:hAnsi="Avenir Next"/>
+          <w:rFonts w:ascii="Arial" w:hAnsi="Arial"/>
           <w:sz w:val="24"/>
           <w:szCs w:val="24"/>
         </w:rPr>
@@ -544,8 +544,8 @@
                         <w:txbxContent>
                           <w:p>
                             <w:pPr>
-                              <w:pStyle w:val="Contenidodelmarco"/>
-                              <w:overflowPunct w:val="true"/>
+                              <w:pStyle w:val="Contenidodelmarcouser"/>
+                              <w:overflowPunct w:val="false"/>
                               <w:spacing w:before="0" w:after="160"/>
                               <w:ind w:firstLine="706"/>
                               <w:textAlignment w:val="baseline"/>
@@ -622,8 +622,8 @@
                   <w:txbxContent>
                     <w:p>
                       <w:pPr>
-                        <w:pStyle w:val="Contenidodelmarco"/>
-                        <w:overflowPunct w:val="true"/>
+                        <w:pStyle w:val="Contenidodelmarcouser"/>
+                        <w:overflowPunct w:val="false"/>
                         <w:spacing w:before="0" w:after="160"/>
                         <w:ind w:firstLine="706"/>
                         <w:textAlignment w:val="baseline"/>
@@ -693,14 +693,14 @@
         <w:pStyle w:val="Normal"/>
         <w:spacing w:lineRule="auto" w:line="240"/>
         <w:rPr>
-          <w:rFonts w:ascii="Avenir Next" w:hAnsi="Avenir Next"/>
+          <w:rFonts w:ascii="Arial" w:hAnsi="Arial"/>
           <w:sz w:val="20"/>
           <w:szCs w:val="20"/>
         </w:rPr>
       </w:pPr>
       <w:r>
         <w:rPr>
-          <w:rFonts w:ascii="Avenir Next" w:hAnsi="Avenir Next"/>
+          <w:rFonts w:ascii="Arial" w:hAnsi="Arial"/>
           <w:sz w:val="20"/>
           <w:szCs w:val="20"/>
         </w:rPr>
@@ -744,16 +744,12 @@
               <w:spacing w:lineRule="auto" w:line="240" w:before="0" w:after="0"/>
               <w:jc w:val="center"/>
               <w:rPr>
-                <w:rFonts w:ascii="Avenir Next" w:hAnsi="Avenir Next"/>
-                <w:b/>
-                <w:bCs/>
-                <w:sz w:val="32"/>
-                <w:szCs w:val="32"/>
+                <w:rFonts w:ascii="Arial" w:hAnsi="Arial"/>
               </w:rPr>
             </w:pPr>
             <w:r>
               <w:rPr>
-                <w:rFonts w:eastAsia="Aptos" w:cs="" w:ascii="Avenir Next" w:hAnsi="Avenir Next"/>
+                <w:rFonts w:eastAsia="Aptos" w:cs="" w:ascii="Arial" w:hAnsi="Arial"/>
                 <w:b/>
                 <w:bCs/>
                 <w:sz w:val="32"/>
@@ -771,14 +767,14 @@
         <w:pStyle w:val="Normal"/>
         <w:spacing w:lineRule="auto" w:line="240" w:before="0" w:after="0"/>
         <w:rPr>
-          <w:rFonts w:ascii="Avenir Next" w:hAnsi="Avenir Next"/>
+          <w:rFonts w:ascii="Arial" w:hAnsi="Arial"/>
           <w:sz w:val="20"/>
           <w:szCs w:val="20"/>
         </w:rPr>
       </w:pPr>
       <w:r>
         <w:rPr>
-          <w:rFonts w:ascii="Avenir Next" w:hAnsi="Avenir Next"/>
+          <w:rFonts w:ascii="Arial" w:hAnsi="Arial"/>
           <w:sz w:val="20"/>
           <w:szCs w:val="20"/>
         </w:rPr>
@@ -790,16 +786,12 @@
         <w:spacing w:lineRule="auto" w:line="240" w:before="0" w:after="0"/>
         <w:jc w:val="center"/>
         <w:rPr>
-          <w:rFonts w:ascii="Avenir Next" w:hAnsi="Avenir Next"/>
-          <w:b/>
-          <w:bCs/>
-          <w:sz w:val="24"/>
-          <w:szCs w:val="24"/>
+          <w:rFonts w:ascii="Arial" w:hAnsi="Arial"/>
         </w:rPr>
       </w:pPr>
       <w:r>
         <w:rPr>
-          <w:rFonts w:ascii="Avenir Next" w:hAnsi="Avenir Next"/>
+          <w:rFonts w:ascii="Arial" w:hAnsi="Arial"/>
           <w:b/>
           <w:bCs/>
           <w:sz w:val="24"/>
@@ -813,14 +805,14 @@
         <w:pStyle w:val="Normal"/>
         <w:spacing w:lineRule="auto" w:line="240" w:before="0" w:after="0"/>
         <w:rPr>
-          <w:rFonts w:ascii="Avenir Next" w:hAnsi="Avenir Next"/>
+          <w:rFonts w:ascii="Arial" w:hAnsi="Arial"/>
           <w:sz w:val="20"/>
           <w:szCs w:val="20"/>
         </w:rPr>
       </w:pPr>
       <w:r>
         <w:rPr>
-          <w:rFonts w:ascii="Avenir Next" w:hAnsi="Avenir Next"/>
+          <w:rFonts w:ascii="Arial" w:hAnsi="Arial"/>
           <w:sz w:val="20"/>
           <w:szCs w:val="20"/>
         </w:rPr>
@@ -865,16 +857,12 @@
               <w:spacing w:lineRule="auto" w:line="276" w:before="0" w:after="0"/>
               <w:jc w:val="left"/>
               <w:rPr>
-                <w:rFonts w:ascii="Avenir Next" w:hAnsi="Avenir Next"/>
-                <w:b/>
-                <w:bCs/>
-                <w:sz w:val="20"/>
-                <w:szCs w:val="20"/>
+                <w:rFonts w:ascii="Arial" w:hAnsi="Arial"/>
               </w:rPr>
             </w:pPr>
             <w:r>
               <w:rPr>
-                <w:rFonts w:eastAsia="Aptos" w:cs="" w:ascii="Avenir Next" w:hAnsi="Avenir Next"/>
+                <w:rFonts w:eastAsia="Aptos" w:cs="" w:ascii="Arial" w:hAnsi="Arial"/>
                 <w:b/>
                 <w:bCs/>
                 <w:sz w:val="20"/>
@@ -903,17 +891,12 @@
               <w:spacing w:lineRule="auto" w:line="276" w:before="0" w:after="0"/>
               <w:jc w:val="left"/>
               <w:rPr>
-                <w:rFonts w:ascii="Avenir Next" w:hAnsi="Avenir Next"/>
-                <w:b/>
-                <w:bCs/>
-                <w:sz w:val="20"/>
-                <w:szCs w:val="20"/>
-                <w:lang w:val="es-ES_tradnl"/>
+                <w:rFonts w:ascii="Arial" w:hAnsi="Arial"/>
               </w:rPr>
             </w:pPr>
             <w:r>
               <w:rPr>
-                <w:rFonts w:eastAsia="Aptos" w:cs="" w:ascii="Avenir Next" w:hAnsi="Avenir Next"/>
+                <w:rFonts w:eastAsia="Aptos" w:cs="" w:ascii="Arial" w:hAnsi="Arial"/>
                 <w:b/>
                 <w:bCs/>
                 <w:sz w:val="20"/>
@@ -945,16 +928,12 @@
               <w:spacing w:lineRule="auto" w:line="276" w:before="0" w:after="0"/>
               <w:jc w:val="left"/>
               <w:rPr>
-                <w:rFonts w:ascii="Avenir Next" w:hAnsi="Avenir Next"/>
-                <w:b/>
-                <w:bCs/>
-                <w:sz w:val="20"/>
-                <w:szCs w:val="20"/>
+                <w:rFonts w:ascii="Arial" w:hAnsi="Arial"/>
               </w:rPr>
             </w:pPr>
             <w:r>
               <w:rPr>
-                <w:rFonts w:eastAsia="Aptos" w:cs="" w:ascii="Avenir Next" w:hAnsi="Avenir Next"/>
+                <w:rFonts w:eastAsia="Aptos" w:cs="" w:ascii="Arial" w:hAnsi="Arial"/>
                 <w:b/>
                 <w:bCs/>
                 <w:sz w:val="20"/>
@@ -983,16 +962,12 @@
               <w:spacing w:lineRule="auto" w:line="276" w:before="0" w:after="0"/>
               <w:jc w:val="left"/>
               <w:rPr>
-                <w:rFonts w:ascii="Avenir Next" w:hAnsi="Avenir Next"/>
-                <w:b/>
-                <w:bCs/>
-                <w:sz w:val="20"/>
-                <w:szCs w:val="20"/>
+                <w:rFonts w:ascii="Arial" w:hAnsi="Arial"/>
               </w:rPr>
             </w:pPr>
             <w:r>
               <w:rPr>
-                <w:rFonts w:eastAsia="Aptos" w:cs="" w:ascii="Avenir Next" w:hAnsi="Avenir Next"/>
+                <w:rFonts w:eastAsia="Aptos" w:cs="" w:ascii="Arial" w:hAnsi="Arial"/>
                 <w:b/>
                 <w:bCs/>
                 <w:sz w:val="20"/>
@@ -1010,14 +985,14 @@
         <w:pStyle w:val="Normal"/>
         <w:spacing w:lineRule="auto" w:line="240"/>
         <w:rPr>
-          <w:rFonts w:ascii="Avenir Next" w:hAnsi="Avenir Next"/>
+          <w:rFonts w:ascii="Arial" w:hAnsi="Arial"/>
           <w:sz w:val="16"/>
           <w:szCs w:val="16"/>
         </w:rPr>
       </w:pPr>
       <w:r>
         <w:rPr>
-          <w:rFonts w:ascii="Avenir Next" w:hAnsi="Avenir Next"/>
+          <w:rFonts w:ascii="Arial" w:hAnsi="Arial"/>
           <w:sz w:val="16"/>
           <w:szCs w:val="16"/>
         </w:rPr>
@@ -1061,16 +1036,12 @@
               <w:spacing w:lineRule="auto" w:line="240" w:before="0" w:after="0"/>
               <w:jc w:val="center"/>
               <w:rPr>
-                <w:rFonts w:ascii="Avenir Next" w:hAnsi="Avenir Next"/>
-                <w:b/>
-                <w:bCs/>
-                <w:sz w:val="24"/>
-                <w:szCs w:val="24"/>
+                <w:rFonts w:ascii="Arial" w:hAnsi="Arial"/>
               </w:rPr>
             </w:pPr>
             <w:r>
               <w:rPr>
-                <w:rFonts w:eastAsia="Aptos" w:cs="" w:ascii="Avenir Next" w:hAnsi="Avenir Next"/>
+                <w:rFonts w:eastAsia="Aptos" w:cs="" w:ascii="Arial" w:hAnsi="Arial"/>
                 <w:b/>
                 <w:bCs/>
                 <w:sz w:val="24"/>
@@ -1089,14 +1060,14 @@
         <w:spacing w:lineRule="auto" w:line="240" w:before="0" w:after="0"/>
         <w:jc w:val="both"/>
         <w:rPr>
-          <w:rFonts w:ascii="Avenir Next" w:hAnsi="Avenir Next"/>
+          <w:rFonts w:ascii="Arial" w:hAnsi="Arial"/>
           <w:sz w:val="20"/>
           <w:szCs w:val="20"/>
         </w:rPr>
       </w:pPr>
       <w:r>
         <w:rPr>
-          <w:rFonts w:ascii="Avenir Next" w:hAnsi="Avenir Next"/>
+          <w:rFonts w:ascii="Arial" w:hAnsi="Arial"/>
           <w:sz w:val="20"/>
           <w:szCs w:val="20"/>
         </w:rPr>
@@ -1108,14 +1079,12 @@
         <w:spacing w:lineRule="auto" w:line="240" w:before="0" w:after="0"/>
         <w:jc w:val="both"/>
         <w:rPr>
-          <w:rFonts w:ascii="Avenir Next" w:hAnsi="Avenir Next"/>
-          <w:sz w:val="20"/>
-          <w:szCs w:val="20"/>
+          <w:rFonts w:ascii="Arial" w:hAnsi="Arial"/>
         </w:rPr>
       </w:pPr>
       <w:r>
         <w:rPr>
-          <w:rFonts w:ascii="Avenir Next" w:hAnsi="Avenir Next"/>
+          <w:rFonts w:ascii="Arial" w:hAnsi="Arial"/>
           <w:sz w:val="20"/>
           <w:szCs w:val="20"/>
         </w:rPr>
@@ -1128,14 +1097,14 @@
         <w:spacing w:lineRule="auto" w:line="240" w:before="0" w:after="0"/>
         <w:jc w:val="both"/>
         <w:rPr>
-          <w:rFonts w:ascii="Avenir Next" w:hAnsi="Avenir Next"/>
+          <w:rFonts w:ascii="Arial" w:hAnsi="Arial"/>
           <w:sz w:val="10"/>
           <w:szCs w:val="10"/>
         </w:rPr>
       </w:pPr>
       <w:r>
         <w:rPr>
-          <w:rFonts w:ascii="Avenir Next" w:hAnsi="Avenir Next"/>
+          <w:rFonts w:ascii="Arial" w:hAnsi="Arial"/>
           <w:sz w:val="10"/>
           <w:szCs w:val="10"/>
         </w:rPr>
@@ -1147,14 +1116,12 @@
         <w:spacing w:lineRule="auto" w:line="240" w:before="0" w:after="0"/>
         <w:jc w:val="both"/>
         <w:rPr>
-          <w:rFonts w:ascii="Avenir Next" w:hAnsi="Avenir Next"/>
-          <w:sz w:val="20"/>
-          <w:szCs w:val="20"/>
+          <w:rFonts w:ascii="Arial" w:hAnsi="Arial"/>
         </w:rPr>
       </w:pPr>
       <w:r>
         <w:rPr>
-          <w:rFonts w:ascii="Avenir Next" w:hAnsi="Avenir Next"/>
+          <w:rFonts w:ascii="Arial" w:hAnsi="Arial"/>
           <w:sz w:val="20"/>
           <w:szCs w:val="20"/>
         </w:rPr>
@@ -1167,14 +1134,14 @@
         <w:spacing w:lineRule="auto" w:line="240" w:before="0" w:after="0"/>
         <w:jc w:val="both"/>
         <w:rPr>
-          <w:rFonts w:ascii="Avenir Next" w:hAnsi="Avenir Next"/>
+          <w:rFonts w:ascii="Arial" w:hAnsi="Arial"/>
           <w:sz w:val="10"/>
           <w:szCs w:val="10"/>
         </w:rPr>
       </w:pPr>
       <w:r>
         <w:rPr>
-          <w:rFonts w:ascii="Avenir Next" w:hAnsi="Avenir Next"/>
+          <w:rFonts w:ascii="Arial" w:hAnsi="Arial"/>
           <w:sz w:val="10"/>
           <w:szCs w:val="10"/>
         </w:rPr>
@@ -1186,14 +1153,12 @@
         <w:spacing w:lineRule="auto" w:line="240" w:before="0" w:after="0"/>
         <w:jc w:val="both"/>
         <w:rPr>
-          <w:rFonts w:ascii="Avenir Next" w:hAnsi="Avenir Next"/>
-          <w:sz w:val="20"/>
-          <w:szCs w:val="20"/>
+          <w:rFonts w:ascii="Arial" w:hAnsi="Arial"/>
         </w:rPr>
       </w:pPr>
       <w:r>
         <w:rPr>
-          <w:rFonts w:ascii="Avenir Next" w:hAnsi="Avenir Next"/>
+          <w:rFonts w:ascii="Arial" w:hAnsi="Arial"/>
           <w:b/>
           <w:bCs/>
           <w:sz w:val="20"/>
@@ -1203,7 +1168,7 @@
       </w:r>
       <w:r>
         <w:rPr>
-          <w:rFonts w:ascii="Avenir Next" w:hAnsi="Avenir Next"/>
+          <w:rFonts w:ascii="Arial" w:hAnsi="Arial"/>
           <w:sz w:val="20"/>
           <w:szCs w:val="20"/>
         </w:rPr>
@@ -1216,14 +1181,12 @@
         <w:spacing w:lineRule="auto" w:line="240" w:before="0" w:after="0"/>
         <w:jc w:val="both"/>
         <w:rPr>
-          <w:rFonts w:ascii="Avenir Next" w:hAnsi="Avenir Next"/>
-          <w:sz w:val="20"/>
-          <w:szCs w:val="20"/>
+          <w:rFonts w:ascii="Arial" w:hAnsi="Arial"/>
         </w:rPr>
       </w:pPr>
       <w:r>
         <w:rPr>
-          <w:rFonts w:ascii="Avenir Next" w:hAnsi="Avenir Next"/>
+          <w:rFonts w:ascii="Arial" w:hAnsi="Arial"/>
           <w:b/>
           <w:bCs/>
           <w:sz w:val="20"/>
@@ -1233,7 +1196,7 @@
       </w:r>
       <w:r>
         <w:rPr>
-          <w:rFonts w:ascii="Avenir Next" w:hAnsi="Avenir Next"/>
+          <w:rFonts w:ascii="Arial" w:hAnsi="Arial"/>
           <w:sz w:val="20"/>
           <w:szCs w:val="20"/>
         </w:rPr>
@@ -1246,14 +1209,12 @@
         <w:spacing w:lineRule="auto" w:line="240" w:before="0" w:after="0"/>
         <w:jc w:val="both"/>
         <w:rPr>
-          <w:rFonts w:ascii="Avenir Next" w:hAnsi="Avenir Next"/>
-          <w:sz w:val="20"/>
-          <w:szCs w:val="20"/>
+          <w:rFonts w:ascii="Arial" w:hAnsi="Arial"/>
         </w:rPr>
       </w:pPr>
       <w:r>
         <w:rPr>
-          <w:rFonts w:ascii="Avenir Next" w:hAnsi="Avenir Next"/>
+          <w:rFonts w:ascii="Arial" w:hAnsi="Arial"/>
           <w:b/>
           <w:bCs/>
           <w:sz w:val="20"/>
@@ -1263,7 +1224,7 @@
       </w:r>
       <w:r>
         <w:rPr>
-          <w:rFonts w:ascii="Avenir Next" w:hAnsi="Avenir Next"/>
+          <w:rFonts w:ascii="Arial" w:hAnsi="Arial"/>
           <w:sz w:val="20"/>
           <w:szCs w:val="20"/>
         </w:rPr>
@@ -1276,14 +1237,14 @@
         <w:spacing w:lineRule="auto" w:line="240" w:before="0" w:after="0"/>
         <w:jc w:val="both"/>
         <w:rPr>
-          <w:rFonts w:ascii="Avenir Next" w:hAnsi="Avenir Next"/>
+          <w:rFonts w:ascii="Arial" w:hAnsi="Arial"/>
           <w:sz w:val="10"/>
           <w:szCs w:val="10"/>
         </w:rPr>
       </w:pPr>
       <w:r>
         <w:rPr>
-          <w:rFonts w:ascii="Avenir Next" w:hAnsi="Avenir Next"/>
+          <w:rFonts w:ascii="Arial" w:hAnsi="Arial"/>
           <w:sz w:val="10"/>
           <w:szCs w:val="10"/>
         </w:rPr>
@@ -1295,14 +1256,12 @@
         <w:spacing w:lineRule="auto" w:line="240" w:before="0" w:after="0"/>
         <w:jc w:val="both"/>
         <w:rPr>
-          <w:rFonts w:ascii="Avenir Next" w:hAnsi="Avenir Next"/>
-          <w:sz w:val="20"/>
-          <w:szCs w:val="20"/>
+          <w:rFonts w:ascii="Arial" w:hAnsi="Arial"/>
         </w:rPr>
       </w:pPr>
       <w:r>
         <w:rPr>
-          <w:rFonts w:ascii="Avenir Next" w:hAnsi="Avenir Next"/>
+          <w:rFonts w:ascii="Arial" w:hAnsi="Arial"/>
           <w:sz w:val="20"/>
           <w:szCs w:val="20"/>
         </w:rPr>
@@ -1315,14 +1274,14 @@
         <w:spacing w:lineRule="auto" w:line="240" w:before="0" w:after="0"/>
         <w:jc w:val="both"/>
         <w:rPr>
-          <w:rFonts w:ascii="Avenir Next" w:hAnsi="Avenir Next"/>
+          <w:rFonts w:ascii="Arial" w:hAnsi="Arial"/>
           <w:sz w:val="10"/>
           <w:szCs w:val="10"/>
         </w:rPr>
       </w:pPr>
       <w:r>
         <w:rPr>
-          <w:rFonts w:ascii="Avenir Next" w:hAnsi="Avenir Next"/>
+          <w:rFonts w:ascii="Arial" w:hAnsi="Arial"/>
           <w:sz w:val="10"/>
           <w:szCs w:val="10"/>
         </w:rPr>
@@ -1368,16 +1327,12 @@
               <w:spacing w:lineRule="auto" w:line="240" w:before="0" w:after="0"/>
               <w:jc w:val="center"/>
               <w:rPr>
-                <w:rFonts w:ascii="Avenir Next" w:hAnsi="Avenir Next"/>
-                <w:b/>
-                <w:bCs/>
-                <w:sz w:val="20"/>
-                <w:szCs w:val="20"/>
+                <w:rFonts w:ascii="Arial" w:hAnsi="Arial"/>
               </w:rPr>
             </w:pPr>
             <w:r>
               <w:rPr>
-                <w:rFonts w:eastAsia="Aptos" w:cs="" w:ascii="Avenir Next" w:hAnsi="Avenir Next"/>
+                <w:rFonts w:eastAsia="Aptos" w:cs="" w:ascii="Arial" w:hAnsi="Arial"/>
                 <w:b/>
                 <w:bCs/>
                 <w:sz w:val="20"/>
@@ -1410,14 +1365,12 @@
               <w:spacing w:lineRule="auto" w:line="240" w:before="0" w:after="0"/>
               <w:jc w:val="left"/>
               <w:rPr>
-                <w:rFonts w:ascii="Avenir Next" w:hAnsi="Avenir Next"/>
-                <w:sz w:val="20"/>
-                <w:szCs w:val="20"/>
+                <w:rFonts w:ascii="Arial" w:hAnsi="Arial"/>
               </w:rPr>
             </w:pPr>
             <w:r>
               <w:rPr>
-                <w:rFonts w:eastAsia="Aptos" w:cs="" w:ascii="Avenir Next" w:hAnsi="Avenir Next"/>
+                <w:rFonts w:eastAsia="Aptos" w:cs="" w:ascii="Arial" w:hAnsi="Arial"/>
                 <w:b/>
                 <w:bCs/>
                 <w:sz w:val="20"/>
@@ -1428,7 +1381,7 @@
             </w:r>
             <w:r>
               <w:rPr>
-                <w:rFonts w:eastAsia="Aptos" w:cs="" w:ascii="Avenir Next" w:hAnsi="Avenir Next"/>
+                <w:rFonts w:eastAsia="Aptos" w:cs="" w:ascii="Arial" w:hAnsi="Arial"/>
                 <w:sz w:val="20"/>
                 <w:szCs w:val="20"/>
                 <w:lang w:val="es-MX" w:eastAsia="en-US" w:bidi="ar-SA"/>
@@ -1444,14 +1397,14 @@
               <w:spacing w:lineRule="auto" w:line="240" w:before="0" w:after="0"/>
               <w:jc w:val="left"/>
               <w:rPr>
-                <w:rFonts w:ascii="Avenir Next" w:hAnsi="Avenir Next"/>
+                <w:rFonts w:ascii="Arial" w:hAnsi="Arial"/>
                 <w:sz w:val="20"/>
                 <w:szCs w:val="20"/>
               </w:rPr>
             </w:pPr>
             <w:r>
               <w:rPr>
-                <w:rFonts w:ascii="Avenir Next" w:hAnsi="Avenir Next"/>
+                <w:rFonts w:ascii="Arial" w:hAnsi="Arial"/>
                 <w:sz w:val="20"/>
                 <w:szCs w:val="20"/>
               </w:rPr>
@@ -1465,14 +1418,12 @@
               <w:spacing w:lineRule="auto" w:line="240" w:before="0" w:after="0"/>
               <w:jc w:val="left"/>
               <w:rPr>
-                <w:rFonts w:ascii="Avenir Next" w:hAnsi="Avenir Next"/>
-                <w:sz w:val="20"/>
-                <w:szCs w:val="20"/>
+                <w:rFonts w:ascii="Arial" w:hAnsi="Arial"/>
               </w:rPr>
             </w:pPr>
             <w:r>
               <w:rPr>
-                <w:rFonts w:eastAsia="Aptos" w:cs="" w:ascii="Avenir Next" w:hAnsi="Avenir Next"/>
+                <w:rFonts w:eastAsia="Aptos" w:cs="" w:ascii="Arial" w:hAnsi="Arial"/>
                 <w:b/>
                 <w:bCs/>
                 <w:sz w:val="20"/>
@@ -1483,7 +1434,7 @@
             </w:r>
             <w:r>
               <w:rPr>
-                <w:rFonts w:eastAsia="Aptos" w:cs="" w:ascii="Avenir Next" w:hAnsi="Avenir Next"/>
+                <w:rFonts w:eastAsia="Aptos" w:cs="" w:ascii="Arial" w:hAnsi="Arial"/>
                 <w:sz w:val="20"/>
                 <w:szCs w:val="20"/>
                 <w:lang w:val="es-MX" w:eastAsia="en-US" w:bidi="ar-SA"/>
@@ -1499,14 +1450,14 @@
               <w:spacing w:lineRule="auto" w:line="240" w:before="0" w:after="0"/>
               <w:jc w:val="left"/>
               <w:rPr>
-                <w:rFonts w:ascii="Avenir Next" w:hAnsi="Avenir Next"/>
+                <w:rFonts w:ascii="Arial" w:hAnsi="Arial"/>
                 <w:sz w:val="20"/>
                 <w:szCs w:val="20"/>
               </w:rPr>
             </w:pPr>
             <w:r>
               <w:rPr>
-                <w:rFonts w:ascii="Avenir Next" w:hAnsi="Avenir Next"/>
+                <w:rFonts w:ascii="Arial" w:hAnsi="Arial"/>
                 <w:sz w:val="20"/>
                 <w:szCs w:val="20"/>
               </w:rPr>
@@ -1520,14 +1471,12 @@
               <w:spacing w:lineRule="auto" w:line="240" w:before="0" w:after="0"/>
               <w:jc w:val="left"/>
               <w:rPr>
-                <w:rFonts w:ascii="Avenir Next" w:hAnsi="Avenir Next"/>
-                <w:sz w:val="20"/>
-                <w:szCs w:val="20"/>
+                <w:rFonts w:ascii="Arial" w:hAnsi="Arial"/>
               </w:rPr>
             </w:pPr>
             <w:r>
               <w:rPr>
-                <w:rFonts w:eastAsia="Aptos" w:cs="" w:ascii="Avenir Next" w:hAnsi="Avenir Next"/>
+                <w:rFonts w:eastAsia="Aptos" w:cs="" w:ascii="Arial" w:hAnsi="Arial"/>
                 <w:b/>
                 <w:bCs/>
                 <w:sz w:val="20"/>
@@ -1538,7 +1487,7 @@
             </w:r>
             <w:r>
               <w:rPr>
-                <w:rFonts w:eastAsia="Aptos" w:cs="" w:ascii="Avenir Next" w:hAnsi="Avenir Next"/>
+                <w:rFonts w:eastAsia="Aptos" w:cs="" w:ascii="Arial" w:hAnsi="Arial"/>
                 <w:sz w:val="20"/>
                 <w:szCs w:val="20"/>
                 <w:lang w:val="es-MX" w:eastAsia="en-US" w:bidi="ar-SA"/>
@@ -1547,7 +1496,7 @@
             </w:r>
             <w:r>
               <w:rPr>
-                <w:rFonts w:eastAsia="Aptos" w:cs="" w:ascii="Avenir Next" w:hAnsi="Avenir Next"/>
+                <w:rFonts w:eastAsia="Aptos" w:cs="" w:ascii="Arial" w:hAnsi="Arial"/>
                 <w:b/>
                 <w:bCs/>
                 <w:sz w:val="20"/>
@@ -1558,7 +1507,7 @@
             </w:r>
             <w:r>
               <w:rPr>
-                <w:rFonts w:eastAsia="Aptos" w:cs="" w:ascii="Avenir Next" w:hAnsi="Avenir Next"/>
+                <w:rFonts w:eastAsia="Aptos" w:cs="" w:ascii="Arial" w:hAnsi="Arial"/>
                 <w:sz w:val="20"/>
                 <w:szCs w:val="20"/>
                 <w:lang w:val="es-MX" w:eastAsia="en-US" w:bidi="ar-SA"/>
@@ -1574,14 +1523,14 @@
               <w:spacing w:lineRule="auto" w:line="240" w:before="0" w:after="0"/>
               <w:jc w:val="left"/>
               <w:rPr>
-                <w:rFonts w:ascii="Avenir Next" w:hAnsi="Avenir Next"/>
+                <w:rFonts w:ascii="Arial" w:hAnsi="Arial"/>
                 <w:sz w:val="20"/>
                 <w:szCs w:val="20"/>
               </w:rPr>
             </w:pPr>
             <w:r>
               <w:rPr>
-                <w:rFonts w:ascii="Avenir Next" w:hAnsi="Avenir Next"/>
+                <w:rFonts w:ascii="Arial" w:hAnsi="Arial"/>
                 <w:sz w:val="20"/>
                 <w:szCs w:val="20"/>
               </w:rPr>
@@ -1611,7 +1560,7 @@
               <w:spacing w:lineRule="auto" w:line="276" w:before="0" w:after="0"/>
               <w:jc w:val="center"/>
               <w:rPr>
-                <w:rFonts w:ascii="Avenir Next" w:hAnsi="Avenir Next"/>
+                <w:rFonts w:ascii="Arial" w:hAnsi="Arial"/>
                 <w:b/>
                 <w:bCs/>
                 <w:sz w:val="8"/>
@@ -1620,7 +1569,7 @@
             </w:pPr>
             <w:r>
               <w:rPr>
-                <w:rFonts w:ascii="Avenir Next" w:hAnsi="Avenir Next"/>
+                <w:rFonts w:ascii="Arial" w:hAnsi="Arial"/>
                 <w:b/>
                 <w:bCs/>
                 <w:sz w:val="8"/>
@@ -1650,16 +1599,12 @@
               <w:spacing w:lineRule="auto" w:line="360" w:before="0" w:after="0"/>
               <w:jc w:val="center"/>
               <w:rPr>
-                <w:rFonts w:ascii="Avenir Next" w:hAnsi="Avenir Next"/>
-                <w:b/>
-                <w:bCs/>
-                <w:sz w:val="20"/>
-                <w:szCs w:val="20"/>
+                <w:rFonts w:ascii="Arial" w:hAnsi="Arial"/>
               </w:rPr>
             </w:pPr>
             <w:r>
               <w:rPr>
-                <w:rFonts w:eastAsia="Aptos" w:cs="" w:ascii="Avenir Next" w:hAnsi="Avenir Next"/>
+                <w:rFonts w:eastAsia="Aptos" w:cs="" w:ascii="Arial" w:hAnsi="Arial"/>
                 <w:b/>
                 <w:bCs/>
                 <w:sz w:val="20"/>
@@ -1692,16 +1637,12 @@
               <w:spacing w:lineRule="auto" w:line="240" w:before="0" w:after="0"/>
               <w:jc w:val="center"/>
               <w:rPr>
-                <w:rFonts w:ascii="Avenir Next" w:hAnsi="Avenir Next"/>
-                <w:b/>
-                <w:bCs/>
-                <w:sz w:val="20"/>
-                <w:szCs w:val="20"/>
+                <w:rFonts w:ascii="Arial" w:hAnsi="Arial"/>
               </w:rPr>
             </w:pPr>
             <w:r>
               <w:rPr>
-                <w:rFonts w:eastAsia="Aptos" w:cs="" w:ascii="Avenir Next" w:hAnsi="Avenir Next"/>
+                <w:rFonts w:eastAsia="Aptos" w:cs="" w:ascii="Arial" w:hAnsi="Arial"/>
                 <w:b/>
                 <w:bCs/>
                 <w:sz w:val="20"/>
@@ -1731,14 +1672,12 @@
               <w:spacing w:lineRule="auto" w:line="240" w:before="0" w:after="0"/>
               <w:jc w:val="center"/>
               <w:rPr>
-                <w:rFonts w:ascii="Avenir Next" w:hAnsi="Avenir Next"/>
-                <w:sz w:val="20"/>
-                <w:szCs w:val="20"/>
+                <w:rFonts w:ascii="Arial" w:hAnsi="Arial"/>
               </w:rPr>
             </w:pPr>
             <w:r>
               <w:rPr>
-                <w:rFonts w:eastAsia="Aptos" w:cs="" w:ascii="Avenir Next" w:hAnsi="Avenir Next"/>
+                <w:rFonts w:eastAsia="Aptos" w:cs="" w:ascii="Arial" w:hAnsi="Arial"/>
                 <w:sz w:val="20"/>
                 <w:szCs w:val="20"/>
                 <w:lang w:val="es-MX" w:eastAsia="en-US" w:bidi="ar-SA"/>
@@ -1766,16 +1705,12 @@
               <w:spacing w:lineRule="auto" w:line="240" w:before="0" w:after="0"/>
               <w:jc w:val="center"/>
               <w:rPr>
-                <w:rFonts w:ascii="Avenir Next" w:hAnsi="Avenir Next"/>
-                <w:b/>
-                <w:bCs/>
-                <w:sz w:val="20"/>
-                <w:szCs w:val="20"/>
+                <w:rFonts w:ascii="Arial" w:hAnsi="Arial"/>
               </w:rPr>
             </w:pPr>
             <w:r>
               <w:rPr>
-                <w:rFonts w:eastAsia="Aptos" w:cs="" w:ascii="Avenir Next" w:hAnsi="Avenir Next"/>
+                <w:rFonts w:eastAsia="Aptos" w:cs="" w:ascii="Arial" w:hAnsi="Arial"/>
                 <w:b/>
                 <w:bCs/>
                 <w:sz w:val="20"/>
@@ -1803,14 +1738,12 @@
               <w:spacing w:lineRule="auto" w:line="240" w:before="0" w:after="0"/>
               <w:jc w:val="center"/>
               <w:rPr>
-                <w:rFonts w:ascii="Avenir Next" w:hAnsi="Avenir Next"/>
-                <w:sz w:val="20"/>
-                <w:szCs w:val="20"/>
+                <w:rFonts w:ascii="Arial" w:hAnsi="Arial"/>
               </w:rPr>
             </w:pPr>
             <w:r>
               <w:rPr>
-                <w:rFonts w:eastAsia="Aptos" w:cs="" w:ascii="Avenir Next" w:hAnsi="Avenir Next"/>
+                <w:rFonts w:eastAsia="Aptos" w:cs="" w:ascii="Arial" w:hAnsi="Arial"/>
                 <w:sz w:val="20"/>
                 <w:szCs w:val="20"/>
                 <w:lang w:val="es-MX" w:eastAsia="en-US" w:bidi="ar-SA"/>
@@ -1842,16 +1775,12 @@
               <w:spacing w:lineRule="auto" w:line="240" w:before="0" w:after="0"/>
               <w:jc w:val="center"/>
               <w:rPr>
-                <w:rFonts w:ascii="Avenir Next" w:hAnsi="Avenir Next"/>
-                <w:b/>
-                <w:bCs/>
-                <w:sz w:val="20"/>
-                <w:szCs w:val="20"/>
+                <w:rFonts w:ascii="Arial" w:hAnsi="Arial"/>
               </w:rPr>
             </w:pPr>
             <w:r>
               <w:rPr>
-                <w:rFonts w:eastAsia="Aptos" w:cs="" w:ascii="Avenir Next" w:hAnsi="Avenir Next"/>
+                <w:rFonts w:eastAsia="Aptos" w:cs="" w:ascii="Arial" w:hAnsi="Arial"/>
                 <w:b/>
                 <w:bCs/>
                 <w:sz w:val="20"/>
@@ -1882,14 +1811,12 @@
               <w:spacing w:lineRule="auto" w:line="240" w:before="0" w:after="0"/>
               <w:jc w:val="center"/>
               <w:rPr>
-                <w:rFonts w:ascii="Avenir Next" w:hAnsi="Avenir Next"/>
-                <w:sz w:val="20"/>
-                <w:szCs w:val="20"/>
+                <w:rFonts w:ascii="Arial" w:hAnsi="Arial"/>
               </w:rPr>
             </w:pPr>
             <w:r>
               <w:rPr>
-                <w:rFonts w:eastAsia="Aptos" w:cs="" w:ascii="Avenir Next" w:hAnsi="Avenir Next"/>
+                <w:rFonts w:eastAsia="Aptos" w:cs="" w:ascii="Arial" w:hAnsi="Arial"/>
                 <w:sz w:val="20"/>
                 <w:szCs w:val="20"/>
                 <w:lang w:val="es-MX" w:eastAsia="en-US" w:bidi="ar-SA"/>
@@ -1918,16 +1845,12 @@
               <w:spacing w:lineRule="auto" w:line="240" w:before="0" w:after="0"/>
               <w:jc w:val="center"/>
               <w:rPr>
-                <w:rFonts w:ascii="Avenir Next" w:hAnsi="Avenir Next"/>
-                <w:b/>
-                <w:bCs/>
-                <w:sz w:val="20"/>
-                <w:szCs w:val="20"/>
+                <w:rFonts w:ascii="Arial" w:hAnsi="Arial"/>
               </w:rPr>
             </w:pPr>
             <w:r>
               <w:rPr>
-                <w:rFonts w:eastAsia="Aptos" w:cs="" w:ascii="Avenir Next" w:hAnsi="Avenir Next"/>
+                <w:rFonts w:eastAsia="Aptos" w:cs="" w:ascii="Arial" w:hAnsi="Arial"/>
                 <w:b/>
                 <w:bCs/>
                 <w:sz w:val="20"/>
@@ -1957,14 +1880,12 @@
               <w:spacing w:lineRule="auto" w:line="240" w:before="0" w:after="0"/>
               <w:jc w:val="center"/>
               <w:rPr>
-                <w:rFonts w:ascii="Avenir Next" w:hAnsi="Avenir Next"/>
-                <w:sz w:val="20"/>
-                <w:szCs w:val="20"/>
+                <w:rFonts w:ascii="Arial" w:hAnsi="Arial"/>
               </w:rPr>
             </w:pPr>
             <w:r>
               <w:rPr>
-                <w:rFonts w:eastAsia="Aptos" w:cs="" w:ascii="Avenir Next" w:hAnsi="Avenir Next"/>
+                <w:rFonts w:eastAsia="Aptos" w:cs="" w:ascii="Arial" w:hAnsi="Arial"/>
                 <w:sz w:val="20"/>
                 <w:szCs w:val="20"/>
                 <w:lang w:val="es-MX" w:eastAsia="en-US" w:bidi="ar-SA"/>
@@ -1996,16 +1917,12 @@
               <w:spacing w:lineRule="auto" w:line="240" w:before="0" w:after="0"/>
               <w:jc w:val="center"/>
               <w:rPr>
-                <w:rFonts w:ascii="Avenir Next" w:hAnsi="Avenir Next"/>
-                <w:b/>
-                <w:bCs/>
-                <w:sz w:val="20"/>
-                <w:szCs w:val="20"/>
+                <w:rFonts w:ascii="Arial" w:hAnsi="Arial"/>
               </w:rPr>
             </w:pPr>
             <w:r>
               <w:rPr>
-                <w:rFonts w:eastAsia="Aptos" w:cs="" w:ascii="Avenir Next" w:hAnsi="Avenir Next"/>
+                <w:rFonts w:eastAsia="Aptos" w:cs="" w:ascii="Arial" w:hAnsi="Arial"/>
                 <w:b/>
                 <w:bCs/>
                 <w:sz w:val="20"/>
@@ -2036,14 +1953,12 @@
               <w:spacing w:lineRule="auto" w:line="240" w:before="0" w:after="0"/>
               <w:jc w:val="center"/>
               <w:rPr>
-                <w:rFonts w:ascii="Avenir Next" w:hAnsi="Avenir Next"/>
-                <w:sz w:val="20"/>
-                <w:szCs w:val="20"/>
+                <w:rFonts w:ascii="Arial" w:hAnsi="Arial"/>
               </w:rPr>
             </w:pPr>
             <w:r>
               <w:rPr>
-                <w:rFonts w:eastAsia="Aptos" w:cs="" w:ascii="Avenir Next" w:hAnsi="Avenir Next"/>
+                <w:rFonts w:eastAsia="Aptos" w:cs="" w:ascii="Arial" w:hAnsi="Arial"/>
                 <w:sz w:val="20"/>
                 <w:szCs w:val="20"/>
                 <w:lang w:val="es-MX" w:eastAsia="en-US" w:bidi="ar-SA"/>
@@ -2072,16 +1987,12 @@
               <w:spacing w:lineRule="auto" w:line="240" w:before="0" w:after="0"/>
               <w:jc w:val="center"/>
               <w:rPr>
-                <w:rFonts w:ascii="Avenir Next" w:hAnsi="Avenir Next"/>
-                <w:b/>
-                <w:bCs/>
-                <w:sz w:val="20"/>
-                <w:szCs w:val="20"/>
+                <w:rFonts w:ascii="Arial" w:hAnsi="Arial"/>
               </w:rPr>
             </w:pPr>
             <w:r>
               <w:rPr>
-                <w:rFonts w:eastAsia="Aptos" w:cs="" w:ascii="Avenir Next" w:hAnsi="Avenir Next"/>
+                <w:rFonts w:eastAsia="Aptos" w:cs="" w:ascii="Arial" w:hAnsi="Arial"/>
                 <w:b/>
                 <w:bCs/>
                 <w:sz w:val="20"/>
@@ -2111,14 +2022,12 @@
               <w:spacing w:lineRule="auto" w:line="240" w:before="0" w:after="0"/>
               <w:jc w:val="center"/>
               <w:rPr>
-                <w:rFonts w:ascii="Avenir Next" w:hAnsi="Avenir Next"/>
-                <w:sz w:val="20"/>
-                <w:szCs w:val="20"/>
+                <w:rFonts w:ascii="Arial" w:hAnsi="Arial"/>
               </w:rPr>
             </w:pPr>
             <w:r>
               <w:rPr>
-                <w:rFonts w:eastAsia="Aptos" w:cs="" w:ascii="Avenir Next" w:hAnsi="Avenir Next"/>
+                <w:rFonts w:eastAsia="Aptos" w:cs="" w:ascii="Arial" w:hAnsi="Arial"/>
                 <w:sz w:val="20"/>
                 <w:szCs w:val="20"/>
                 <w:lang w:val="es-MX" w:eastAsia="en-US" w:bidi="ar-SA"/>
@@ -2150,16 +2059,12 @@
               <w:spacing w:lineRule="auto" w:line="240" w:before="0" w:after="0"/>
               <w:jc w:val="center"/>
               <w:rPr>
-                <w:rFonts w:ascii="Avenir Next" w:hAnsi="Avenir Next"/>
-                <w:b/>
-                <w:bCs/>
-                <w:sz w:val="20"/>
-                <w:szCs w:val="20"/>
+                <w:rFonts w:ascii="Arial" w:hAnsi="Arial"/>
               </w:rPr>
             </w:pPr>
             <w:r>
               <w:rPr>
-                <w:rFonts w:eastAsia="Aptos" w:cs="" w:ascii="Avenir Next" w:hAnsi="Avenir Next"/>
+                <w:rFonts w:eastAsia="Aptos" w:cs="" w:ascii="Arial" w:hAnsi="Arial"/>
                 <w:b/>
                 <w:bCs/>
                 <w:sz w:val="20"/>
@@ -2190,14 +2095,12 @@
               <w:spacing w:lineRule="auto" w:line="240" w:before="0" w:after="0"/>
               <w:jc w:val="center"/>
               <w:rPr>
-                <w:rFonts w:ascii="Avenir Next" w:hAnsi="Avenir Next"/>
-                <w:sz w:val="20"/>
-                <w:szCs w:val="20"/>
+                <w:rFonts w:ascii="Arial" w:hAnsi="Arial"/>
               </w:rPr>
             </w:pPr>
             <w:r>
               <w:rPr>
-                <w:rFonts w:eastAsia="Aptos" w:cs="" w:ascii="Avenir Next" w:hAnsi="Avenir Next"/>
+                <w:rFonts w:eastAsia="Aptos" w:cs="" w:ascii="Arial" w:hAnsi="Arial"/>
                 <w:sz w:val="20"/>
                 <w:szCs w:val="20"/>
                 <w:lang w:val="es-MX" w:eastAsia="en-US" w:bidi="ar-SA"/>
@@ -2226,16 +2129,12 @@
               <w:spacing w:lineRule="auto" w:line="240" w:before="0" w:after="0"/>
               <w:jc w:val="center"/>
               <w:rPr>
-                <w:rFonts w:ascii="Avenir Next" w:hAnsi="Avenir Next"/>
-                <w:b/>
-                <w:bCs/>
-                <w:sz w:val="20"/>
-                <w:szCs w:val="20"/>
+                <w:rFonts w:ascii="Arial" w:hAnsi="Arial"/>
               </w:rPr>
             </w:pPr>
             <w:r>
               <w:rPr>
-                <w:rFonts w:eastAsia="Aptos" w:cs="" w:ascii="Avenir Next" w:hAnsi="Avenir Next"/>
+                <w:rFonts w:eastAsia="Aptos" w:cs="" w:ascii="Arial" w:hAnsi="Arial"/>
                 <w:b/>
                 <w:bCs/>
                 <w:sz w:val="20"/>
@@ -2265,14 +2164,12 @@
               <w:spacing w:lineRule="auto" w:line="240" w:before="0" w:after="0"/>
               <w:jc w:val="center"/>
               <w:rPr>
-                <w:rFonts w:ascii="Avenir Next" w:hAnsi="Avenir Next"/>
-                <w:sz w:val="20"/>
-                <w:szCs w:val="20"/>
+                <w:rFonts w:ascii="Arial" w:hAnsi="Arial"/>
               </w:rPr>
             </w:pPr>
             <w:r>
               <w:rPr>
-                <w:rFonts w:eastAsia="Aptos" w:cs="" w:ascii="Avenir Next" w:hAnsi="Avenir Next"/>
+                <w:rFonts w:eastAsia="Aptos" w:cs="" w:ascii="Arial" w:hAnsi="Arial"/>
                 <w:sz w:val="20"/>
                 <w:szCs w:val="20"/>
                 <w:lang w:val="es-MX" w:eastAsia="en-US" w:bidi="ar-SA"/>
@@ -2304,16 +2201,12 @@
               <w:spacing w:lineRule="auto" w:line="240" w:before="0" w:after="0"/>
               <w:jc w:val="center"/>
               <w:rPr>
-                <w:rFonts w:ascii="Avenir Next" w:hAnsi="Avenir Next"/>
-                <w:b/>
-                <w:bCs/>
-                <w:sz w:val="20"/>
-                <w:szCs w:val="20"/>
+                <w:rFonts w:ascii="Arial" w:hAnsi="Arial"/>
               </w:rPr>
             </w:pPr>
             <w:r>
               <w:rPr>
-                <w:rFonts w:eastAsia="Aptos" w:cs="" w:ascii="Avenir Next" w:hAnsi="Avenir Next"/>
+                <w:rFonts w:eastAsia="Aptos" w:cs="" w:ascii="Arial" w:hAnsi="Arial"/>
                 <w:b/>
                 <w:bCs/>
                 <w:sz w:val="20"/>
@@ -2344,14 +2237,12 @@
               <w:spacing w:lineRule="auto" w:line="240" w:before="0" w:after="0"/>
               <w:jc w:val="center"/>
               <w:rPr>
-                <w:rFonts w:ascii="Avenir Next" w:hAnsi="Avenir Next"/>
-                <w:sz w:val="20"/>
-                <w:szCs w:val="20"/>
+                <w:rFonts w:ascii="Arial" w:hAnsi="Arial"/>
               </w:rPr>
             </w:pPr>
             <w:r>
               <w:rPr>
-                <w:rFonts w:eastAsia="Aptos" w:cs="" w:ascii="Avenir Next" w:hAnsi="Avenir Next"/>
+                <w:rFonts w:eastAsia="Aptos" w:cs="" w:ascii="Arial" w:hAnsi="Arial"/>
                 <w:sz w:val="20"/>
                 <w:szCs w:val="20"/>
                 <w:lang w:val="es-MX" w:eastAsia="en-US" w:bidi="ar-SA"/>
@@ -2380,16 +2271,12 @@
               <w:spacing w:lineRule="auto" w:line="240" w:before="0" w:after="0"/>
               <w:jc w:val="center"/>
               <w:rPr>
-                <w:rFonts w:ascii="Avenir Next" w:hAnsi="Avenir Next"/>
-                <w:b/>
-                <w:bCs/>
-                <w:sz w:val="20"/>
-                <w:szCs w:val="20"/>
+                <w:rFonts w:ascii="Arial" w:hAnsi="Arial"/>
               </w:rPr>
             </w:pPr>
             <w:r>
               <w:rPr>
-                <w:rFonts w:eastAsia="Aptos" w:cs="" w:ascii="Avenir Next" w:hAnsi="Avenir Next"/>
+                <w:rFonts w:eastAsia="Aptos" w:cs="" w:ascii="Arial" w:hAnsi="Arial"/>
                 <w:b/>
                 <w:bCs/>
                 <w:sz w:val="20"/>
@@ -2419,14 +2306,12 @@
               <w:spacing w:lineRule="auto" w:line="240" w:before="0" w:after="0"/>
               <w:jc w:val="center"/>
               <w:rPr>
-                <w:rFonts w:ascii="Avenir Next" w:hAnsi="Avenir Next"/>
-                <w:sz w:val="20"/>
-                <w:szCs w:val="20"/>
+                <w:rFonts w:ascii="Arial" w:hAnsi="Arial"/>
               </w:rPr>
             </w:pPr>
             <w:r>
               <w:rPr>
-                <w:rFonts w:eastAsia="Aptos" w:cs="" w:ascii="Avenir Next" w:hAnsi="Avenir Next"/>
+                <w:rFonts w:eastAsia="Aptos" w:cs="" w:ascii="Arial" w:hAnsi="Arial"/>
                 <w:sz w:val="20"/>
                 <w:szCs w:val="20"/>
                 <w:lang w:val="es-MX" w:eastAsia="en-US" w:bidi="ar-SA"/>
@@ -2455,14 +2340,14 @@
               <w:spacing w:lineRule="auto" w:line="240" w:before="0" w:after="0"/>
               <w:jc w:val="center"/>
               <w:rPr>
-                <w:rFonts w:ascii="Avenir Next" w:hAnsi="Avenir Next"/>
+                <w:rFonts w:ascii="Arial" w:hAnsi="Arial"/>
                 <w:sz w:val="10"/>
                 <w:szCs w:val="10"/>
               </w:rPr>
             </w:pPr>
             <w:r>
               <w:rPr>
-                <w:rFonts w:ascii="Avenir Next" w:hAnsi="Avenir Next"/>
+                <w:rFonts w:ascii="Arial" w:hAnsi="Arial"/>
                 <w:sz w:val="10"/>
                 <w:szCs w:val="10"/>
               </w:rPr>
@@ -2489,14 +2374,12 @@
               <w:spacing w:lineRule="auto" w:line="240" w:before="0" w:after="0"/>
               <w:jc w:val="both"/>
               <w:rPr>
-                <w:rFonts w:ascii="Avenir Next" w:hAnsi="Avenir Next"/>
-                <w:sz w:val="16"/>
-                <w:szCs w:val="16"/>
+                <w:rFonts w:ascii="Arial" w:hAnsi="Arial"/>
               </w:rPr>
             </w:pPr>
             <w:r>
               <w:rPr>
-                <w:rFonts w:eastAsia="Aptos" w:cs="" w:ascii="Avenir Next" w:hAnsi="Avenir Next"/>
+                <w:rFonts w:eastAsia="Aptos" w:cs="" w:ascii="Arial" w:hAnsi="Arial"/>
                 <w:sz w:val="16"/>
                 <w:szCs w:val="16"/>
                 <w:lang w:val="es-MX" w:eastAsia="en-US" w:bidi="ar-SA"/>
@@ -2505,7 +2388,7 @@
             </w:r>
             <w:r>
               <w:rPr>
-                <w:rFonts w:eastAsia="Aptos" w:cs="" w:ascii="Avenir Next" w:hAnsi="Avenir Next"/>
+                <w:rFonts w:eastAsia="Aptos" w:cs="" w:ascii="Arial" w:hAnsi="Arial"/>
                 <w:sz w:val="16"/>
                 <w:szCs w:val="16"/>
                 <w:lang w:val="es-MX" w:eastAsia="en-US" w:bidi="ar-SA"/>
@@ -2535,14 +2418,14 @@
         <w:spacing w:lineRule="auto" w:line="240" w:before="0" w:after="0"/>
         <w:jc w:val="both"/>
         <w:rPr>
-          <w:rFonts w:ascii="Avenir Next" w:hAnsi="Avenir Next"/>
+          <w:rFonts w:ascii="Arial" w:hAnsi="Arial"/>
           <w:sz w:val="20"/>
           <w:szCs w:val="20"/>
         </w:rPr>
       </w:pPr>
       <w:r>
         <w:rPr>
-          <w:rFonts w:ascii="Avenir Next" w:hAnsi="Avenir Next"/>
+          <w:rFonts w:ascii="Arial" w:hAnsi="Arial"/>
           <w:sz w:val="20"/>
           <w:szCs w:val="20"/>
         </w:rPr>
@@ -2566,14 +2449,14 @@
         <w:spacing w:lineRule="auto" w:line="240" w:before="0" w:after="0"/>
         <w:jc w:val="both"/>
         <w:rPr>
-          <w:rFonts w:ascii="Avenir Next" w:hAnsi="Avenir Next"/>
+          <w:rFonts w:ascii="Arial" w:hAnsi="Arial"/>
           <w:sz w:val="20"/>
           <w:szCs w:val="20"/>
         </w:rPr>
       </w:pPr>
       <w:r>
         <w:rPr>
-          <w:rFonts w:ascii="Avenir Next" w:hAnsi="Avenir Next"/>
+          <w:rFonts w:ascii="Arial" w:hAnsi="Arial"/>
           <w:sz w:val="20"/>
           <w:szCs w:val="20"/>
         </w:rPr>
@@ -2619,7 +2502,7 @@
                         <w:txbxContent>
                           <w:p>
                             <w:pPr>
-                              <w:pStyle w:val="Contenidodelmarco"/>
+                              <w:pStyle w:val="Contenidodelmarcouser"/>
                               <w:spacing w:before="0" w:after="160"/>
                               <w:jc w:val="center"/>
                               <w:rPr>
@@ -2661,7 +2544,7 @@
                   <w:txbxContent>
                     <w:p>
                       <w:pPr>
-                        <w:pStyle w:val="Contenidodelmarco"/>
+                        <w:pStyle w:val="Contenidodelmarcouser"/>
                         <w:spacing w:before="0" w:after="160"/>
                         <w:jc w:val="center"/>
                         <w:rPr>
@@ -2697,18 +2580,16 @@
         <w:spacing w:lineRule="auto" w:line="240" w:before="0" w:after="0"/>
         <w:jc w:val="center"/>
         <w:rPr>
-          <w:rFonts w:ascii="Avenir Next" w:hAnsi="Avenir Next"/>
+          <w:rFonts w:ascii="Arial" w:hAnsi="Arial"/>
+        </w:rPr>
+      </w:pPr>
+      <w:r>
+        <w:rPr>
+          <w:rFonts w:ascii="Arial" w:hAnsi="Arial"/>
           <w:sz w:val="20"/>
           <w:szCs w:val="20"/>
         </w:rPr>
-      </w:pPr>
-      <w:r>
-        <w:rPr>
-          <w:rFonts w:ascii="Avenir Next" w:hAnsi="Avenir Next"/>
-          <w:sz w:val="20"/>
-          <w:szCs w:val="20"/>
-        </w:rPr>
-        <w:t>__________________________________________________</w:t>
+        <w:t>_____________________________________________</w:t>
       </w:r>
     </w:p>
     <w:p>
@@ -2717,14 +2598,12 @@
         <w:spacing w:lineRule="auto" w:line="240" w:before="0" w:after="0"/>
         <w:jc w:val="center"/>
         <w:rPr>
-          <w:rFonts w:ascii="Avenir Next" w:hAnsi="Avenir Next"/>
-          <w:sz w:val="20"/>
-          <w:szCs w:val="20"/>
+          <w:rFonts w:ascii="Arial" w:hAnsi="Arial"/>
         </w:rPr>
       </w:pPr>
       <w:r>
         <w:rPr>
-          <w:rFonts w:ascii="Avenir Next" w:hAnsi="Avenir Next"/>
+          <w:rFonts w:ascii="Arial" w:hAnsi="Arial"/>
           <w:sz w:val="20"/>
           <w:szCs w:val="20"/>
         </w:rPr>
@@ -2736,14 +2615,14 @@
         <w:pStyle w:val="Normal"/>
         <w:spacing w:lineRule="auto" w:line="240" w:before="0" w:after="0"/>
         <w:rPr>
-          <w:rFonts w:ascii="Avenir Next" w:hAnsi="Avenir Next"/>
+          <w:rFonts w:ascii="Arial" w:hAnsi="Arial"/>
           <w:sz w:val="20"/>
           <w:szCs w:val="20"/>
         </w:rPr>
       </w:pPr>
       <w:r>
         <w:rPr>
-          <w:rFonts w:ascii="Avenir Next" w:hAnsi="Avenir Next"/>
+          <w:rFonts w:ascii="Arial" w:hAnsi="Arial"/>
           <w:sz w:val="20"/>
           <w:szCs w:val="20"/>
         </w:rPr>
@@ -2754,14 +2633,122 @@
         <w:pStyle w:val="Normal"/>
         <w:spacing w:lineRule="auto" w:line="240" w:before="0" w:after="0"/>
         <w:rPr>
-          <w:rFonts w:ascii="Avenir Next" w:hAnsi="Avenir Next"/>
+          <w:rFonts w:ascii="Arial" w:hAnsi="Arial"/>
           <w:sz w:val="20"/>
           <w:szCs w:val="20"/>
         </w:rPr>
       </w:pPr>
       <w:r>
         <w:rPr>
-          <w:rFonts w:ascii="Avenir Next" w:hAnsi="Avenir Next"/>
+          <w:rFonts w:ascii="Arial" w:hAnsi="Arial"/>
+          <w:sz w:val="20"/>
+          <w:szCs w:val="20"/>
+        </w:rPr>
+      </w:r>
+    </w:p>
+    <w:p>
+      <w:pPr>
+        <w:pStyle w:val="Normal"/>
+        <w:spacing w:lineRule="auto" w:line="240" w:before="0" w:after="0"/>
+        <w:rPr>
+          <w:rFonts w:ascii="Arial" w:hAnsi="Arial"/>
+          <w:sz w:val="20"/>
+          <w:szCs w:val="20"/>
+        </w:rPr>
+      </w:pPr>
+      <w:r>
+        <w:rPr>
+          <w:rFonts w:ascii="Arial" w:hAnsi="Arial"/>
+          <w:sz w:val="20"/>
+          <w:szCs w:val="20"/>
+        </w:rPr>
+      </w:r>
+    </w:p>
+    <w:p>
+      <w:pPr>
+        <w:pStyle w:val="Normal"/>
+        <w:spacing w:lineRule="auto" w:line="240" w:before="0" w:after="0"/>
+        <w:rPr>
+          <w:rFonts w:ascii="Arial" w:hAnsi="Arial"/>
+          <w:sz w:val="20"/>
+          <w:szCs w:val="20"/>
+        </w:rPr>
+      </w:pPr>
+      <w:r>
+        <w:rPr>
+          <w:rFonts w:ascii="Arial" w:hAnsi="Arial"/>
+          <w:sz w:val="20"/>
+          <w:szCs w:val="20"/>
+        </w:rPr>
+      </w:r>
+    </w:p>
+    <w:p>
+      <w:pPr>
+        <w:pStyle w:val="Normal"/>
+        <w:spacing w:lineRule="auto" w:line="240" w:before="0" w:after="0"/>
+        <w:rPr>
+          <w:rFonts w:ascii="Arial" w:hAnsi="Arial"/>
+          <w:sz w:val="20"/>
+          <w:szCs w:val="20"/>
+        </w:rPr>
+      </w:pPr>
+      <w:r>
+        <w:rPr>
+          <w:rFonts w:ascii="Arial" w:hAnsi="Arial"/>
+          <w:sz w:val="20"/>
+          <w:szCs w:val="20"/>
+        </w:rPr>
+      </w:r>
+    </w:p>
+    <w:p>
+      <w:pPr>
+        <w:pStyle w:val="Normal"/>
+        <w:spacing w:lineRule="auto" w:line="240" w:before="0" w:after="0"/>
+        <w:rPr>
+          <w:rFonts w:ascii="Arial" w:hAnsi="Arial"/>
+          <w:sz w:val="20"/>
+          <w:szCs w:val="20"/>
+        </w:rPr>
+      </w:pPr>
+      <w:r>
+        <w:rPr>
+          <w:rFonts w:ascii="Arial" w:hAnsi="Arial"/>
+          <w:sz w:val="20"/>
+          <w:szCs w:val="20"/>
+        </w:rPr>
+      </w:r>
+    </w:p>
+    <w:p>
+      <w:pPr>
+        <w:pStyle w:val="Normal"/>
+        <w:spacing w:lineRule="auto" w:line="240" w:before="0" w:after="0"/>
+        <w:rPr>
+          <w:rFonts w:ascii="Arial" w:hAnsi="Arial"/>
+          <w:sz w:val="20"/>
+          <w:szCs w:val="20"/>
+        </w:rPr>
+      </w:pPr>
+      <w:r>
+        <w:rPr>
+          <w:rFonts w:ascii="Arial" w:hAnsi="Arial"/>
+          <w:sz w:val="20"/>
+          <w:szCs w:val="20"/>
+        </w:rPr>
+      </w:r>
+    </w:p>
+    <w:p>
+      <w:pPr>
+        <w:pStyle w:val="Normal"/>
+        <w:spacing w:lineRule="auto" w:line="240" w:before="0" w:after="0"/>
+        <w:rPr>
+          <w:rFonts w:ascii="Arial" w:hAnsi="Arial"/>
+          <w:sz w:val="20"/>
+          <w:szCs w:val="20"/>
+        </w:rPr>
+      </w:pPr>
+      <w:r>
+        <w:rPr>
+          <w:rFonts w:ascii="Arial" w:hAnsi="Arial"/>
           <w:sz w:val="20"/>
           <w:szCs w:val="20"/>
         </w:rPr>
@@ -2807,7 +2794,7 @@
                         <w:txbxContent>
                           <w:p>
                             <w:pPr>
-                              <w:pStyle w:val="Contenidodelmarco"/>
+                              <w:pStyle w:val="Contenidodelmarcouser"/>
                               <w:spacing w:before="0" w:after="160"/>
                               <w:jc w:val="center"/>
                               <w:rPr>
@@ -2849,7 +2836,7 @@
                   <w:txbxContent>
                     <w:p>
                       <w:pPr>
-                        <w:pStyle w:val="Contenidodelmarco"/>
+                        <w:pStyle w:val="Contenidodelmarcouser"/>
                         <w:spacing w:before="0" w:after="160"/>
                         <w:jc w:val="center"/>
                         <w:rPr>
@@ -2885,18 +2872,16 @@
         <w:spacing w:lineRule="auto" w:line="240" w:before="0" w:after="0"/>
         <w:jc w:val="center"/>
         <w:rPr>
-          <w:rFonts w:ascii="Avenir Next" w:hAnsi="Avenir Next"/>
+          <w:rFonts w:ascii="Arial" w:hAnsi="Arial"/>
+        </w:rPr>
+      </w:pPr>
+      <w:r>
+        <w:rPr>
+          <w:rFonts w:ascii="Arial" w:hAnsi="Arial"/>
           <w:sz w:val="20"/>
           <w:szCs w:val="20"/>
         </w:rPr>
-      </w:pPr>
-      <w:r>
-        <w:rPr>
-          <w:rFonts w:ascii="Avenir Next" w:hAnsi="Avenir Next"/>
-          <w:sz w:val="20"/>
-          <w:szCs w:val="20"/>
-        </w:rPr>
-        <w:t>_________________________________________________</w:t>
+        <w:t>_____________________________________________</w:t>
       </w:r>
     </w:p>
     <w:p>
@@ -2905,14 +2890,12 @@
         <w:spacing w:lineRule="auto" w:line="240" w:before="0" w:after="0"/>
         <w:jc w:val="center"/>
         <w:rPr>
-          <w:rFonts w:ascii="Avenir Next" w:hAnsi="Avenir Next"/>
-          <w:sz w:val="20"/>
-          <w:szCs w:val="20"/>
+          <w:rFonts w:ascii="Arial" w:hAnsi="Arial"/>
         </w:rPr>
       </w:pPr>
       <w:r>
         <w:rPr>
-          <w:rFonts w:ascii="Avenir Next" w:hAnsi="Avenir Next"/>
+          <w:rFonts w:ascii="Arial" w:hAnsi="Arial"/>
           <w:sz w:val="20"/>
           <w:szCs w:val="20"/>
         </w:rPr>
@@ -3996,15 +3979,15 @@
       <w14:ligatures w14:val="standardContextual"/>
     </w:rPr>
   </w:style>
-  <w:style w:type="paragraph" w:styleId="Contenidodelmarco">
-    <w:name w:val="Contenido del marco"/>
+  <w:style w:type="paragraph" w:styleId="Contenidodelmarcouser">
+    <w:name w:val="Contenido del marco (user)"/>
     <w:basedOn w:val="Normal"/>
     <w:qFormat/>
     <w:pPr/>
     <w:rPr/>
   </w:style>
-  <w:style w:type="paragraph" w:styleId="Contenidodelatabla">
-    <w:name w:val="Contenido de la tabla"/>
+  <w:style w:type="paragraph" w:styleId="Contenidodelatablauser">
+    <w:name w:val="Contenido de la tabla (user)"/>
     <w:basedOn w:val="Normal"/>
     <w:qFormat/>
     <w:pPr>
@@ -4013,9 +3996,9 @@
     </w:pPr>
     <w:rPr/>
   </w:style>
-  <w:style w:type="paragraph" w:styleId="Ttulodelatabla">
-    <w:name w:val="Título de la tabla"/>
-    <w:basedOn w:val="Contenidodelatabla"/>
+  <w:style w:type="paragraph" w:styleId="Ttulodelatablauser">
+    <w:name w:val="Título de la tabla (user)"/>
+    <w:basedOn w:val="Contenidodelatablauser"/>
     <w:qFormat/>
     <w:pPr>
       <w:suppressLineNumbers/>
@@ -4026,15 +4009,38 @@
       <w:bCs/>
     </w:rPr>
   </w:style>
-  <w:style w:type="paragraph" w:styleId="Contenidodelmarcouser">
-    <w:name w:val="Contenido del marco (user)"/>
+  <w:style w:type="paragraph" w:styleId="Contenidodelmarco">
+    <w:name w:val="Contenido del marco"/>
     <w:basedOn w:val="Normal"/>
     <w:qFormat/>
     <w:pPr/>
     <w:rPr/>
   </w:style>
-  <w:style w:type="numbering" w:styleId="Ningunalista" w:default="1">
-    <w:name w:val="Ninguna lista"/>
+  <w:style w:type="paragraph" w:styleId="Contenidodelatabla">
+    <w:name w:val="Contenido de la tabla"/>
+    <w:basedOn w:val="Normal"/>
+    <w:qFormat/>
+    <w:pPr>
+      <w:widowControl w:val="false"/>
+      <w:suppressLineNumbers/>
+    </w:pPr>
+    <w:rPr/>
+  </w:style>
+  <w:style w:type="paragraph" w:styleId="Ttulodelatabla">
+    <w:name w:val="Título de la tabla"/>
+    <w:basedOn w:val="Contenidodelatabla"/>
+    <w:qFormat/>
+    <w:pPr>
+      <w:suppressLineNumbers/>
+      <w:jc w:val="center"/>
+    </w:pPr>
+    <w:rPr>
+      <w:b/>
+      <w:bCs/>
+    </w:rPr>
+  </w:style>
+  <w:style w:type="numbering" w:styleId="Ningunalistauser" w:default="1">
+    <w:name w:val="Ninguna lista (user)"/>
     <w:uiPriority w:val="99"/>
     <w:semiHidden/>
     <w:unhideWhenUsed/>

--- a/plantillas/licenciatura_documento_a.docx
+++ b/plantillas/licenciatura_documento_a.docx
@@ -148,8 +148,8 @@
                         <w:txbxContent>
                           <w:p>
                             <w:pPr>
-                              <w:pStyle w:val="Contenidodelmarcouser"/>
-                              <w:overflowPunct w:val="false"/>
+                              <w:pStyle w:val="Contenidodelmarco"/>
+                              <w:overflowPunct w:val="true"/>
                               <w:spacing w:lineRule="auto" w:line="240" w:before="0" w:after="0"/>
                               <w:ind w:firstLine="706"/>
                               <w:jc w:val="center"/>
@@ -179,8 +179,8 @@
                           </w:p>
                           <w:p>
                             <w:pPr>
-                              <w:pStyle w:val="Contenidodelmarcouser"/>
-                              <w:overflowPunct w:val="false"/>
+                              <w:pStyle w:val="Contenidodelmarco"/>
+                              <w:overflowPunct w:val="true"/>
                               <w:spacing w:lineRule="auto" w:line="240" w:before="0" w:after="0"/>
                               <w:ind w:firstLine="706"/>
                               <w:jc w:val="center"/>
@@ -234,8 +234,8 @@
                           </w:p>
                           <w:p>
                             <w:pPr>
-                              <w:pStyle w:val="Contenidodelmarcouser"/>
-                              <w:overflowPunct w:val="false"/>
+                              <w:pStyle w:val="Contenidodelmarco"/>
+                              <w:overflowPunct w:val="true"/>
                               <w:spacing w:lineRule="auto" w:line="240" w:before="0" w:after="0"/>
                               <w:ind w:firstLine="706"/>
                               <w:jc w:val="center"/>
@@ -264,20 +264,14 @@
                           </w:p>
                           <w:p>
                             <w:pPr>
-                              <w:pStyle w:val="Contenidodelmarcouser"/>
-                              <w:overflowPunct w:val="false"/>
+                              <w:pStyle w:val="Contenidodelmarco"/>
+                              <w:overflowPunct w:val="true"/>
                               <w:spacing w:lineRule="auto" w:line="240" w:before="0" w:after="0"/>
                               <w:ind w:firstLine="706"/>
                               <w:jc w:val="center"/>
                               <w:textAlignment w:val="baseline"/>
                               <w:rPr>
-                                <w:rFonts w:ascii="Avenir Next" w:hAnsi="Avenir Next" w:eastAsia="Aptos" w:cs="Arial"/>
-                                <w:b/>
-                                <w:bCs/>
-                                <w:color w:val="00B0F0"/>
-                                <w:kern w:val="2"/>
-                                <w:sz w:val="24"/>
-                                <w:szCs w:val="24"/>
+                                <w:color w:val="EA7500"/>
                               </w:rPr>
                             </w:pPr>
                             <w:r>
@@ -285,12 +279,24 @@
                                 <w:rFonts w:eastAsia="Aptos" w:cs="Arial" w:ascii="Avenir Next" w:hAnsi="Avenir Next"/>
                                 <w:b/>
                                 <w:bCs/>
-                                <w:color w:val="00B0F0"/>
+                                <w:color w:val="EA7500"/>
                                 <w:kern w:val="2"/>
                                 <w:sz w:val="24"/>
                                 <w:szCs w:val="24"/>
                               </w:rPr>
-                              <w:t>CURSO LICENCIATURA 2026</w:t>
+                              <w:t>CURSO LICENCIATURA 202</w:t>
+                            </w:r>
+                            <w:r>
+                              <w:rPr>
+                                <w:rFonts w:eastAsia="Aptos" w:cs="Arial" w:ascii="Avenir Next" w:hAnsi="Avenir Next"/>
+                                <w:b/>
+                                <w:bCs/>
+                                <w:color w:val="EA7500"/>
+                                <w:kern w:val="2"/>
+                                <w:sz w:val="24"/>
+                                <w:szCs w:val="24"/>
+                              </w:rPr>
+                              <w:t>7</w:t>
                             </w:r>
                           </w:p>
                         </w:txbxContent>
@@ -314,8 +320,8 @@
                   <w:txbxContent>
                     <w:p>
                       <w:pPr>
-                        <w:pStyle w:val="Contenidodelmarcouser"/>
-                        <w:overflowPunct w:val="false"/>
+                        <w:pStyle w:val="Contenidodelmarco"/>
+                        <w:overflowPunct w:val="true"/>
                         <w:spacing w:lineRule="auto" w:line="240" w:before="0" w:after="0"/>
                         <w:ind w:firstLine="706"/>
                         <w:jc w:val="center"/>
@@ -345,8 +351,8 @@
                     </w:p>
                     <w:p>
                       <w:pPr>
-                        <w:pStyle w:val="Contenidodelmarcouser"/>
-                        <w:overflowPunct w:val="false"/>
+                        <w:pStyle w:val="Contenidodelmarco"/>
+                        <w:overflowPunct w:val="true"/>
                         <w:spacing w:lineRule="auto" w:line="240" w:before="0" w:after="0"/>
                         <w:ind w:firstLine="706"/>
                         <w:jc w:val="center"/>
@@ -400,8 +406,8 @@
                     </w:p>
                     <w:p>
                       <w:pPr>
-                        <w:pStyle w:val="Contenidodelmarcouser"/>
-                        <w:overflowPunct w:val="false"/>
+                        <w:pStyle w:val="Contenidodelmarco"/>
+                        <w:overflowPunct w:val="true"/>
                         <w:spacing w:lineRule="auto" w:line="240" w:before="0" w:after="0"/>
                         <w:ind w:firstLine="706"/>
                         <w:jc w:val="center"/>
@@ -430,20 +436,14 @@
                     </w:p>
                     <w:p>
                       <w:pPr>
-                        <w:pStyle w:val="Contenidodelmarcouser"/>
-                        <w:overflowPunct w:val="false"/>
+                        <w:pStyle w:val="Contenidodelmarco"/>
+                        <w:overflowPunct w:val="true"/>
                         <w:spacing w:lineRule="auto" w:line="240" w:before="0" w:after="0"/>
                         <w:ind w:firstLine="706"/>
                         <w:jc w:val="center"/>
                         <w:textAlignment w:val="baseline"/>
                         <w:rPr>
-                          <w:rFonts w:ascii="Avenir Next" w:hAnsi="Avenir Next" w:eastAsia="Aptos" w:cs="Arial"/>
-                          <w:b/>
-                          <w:bCs/>
-                          <w:color w:val="00B0F0"/>
-                          <w:kern w:val="2"/>
-                          <w:sz w:val="24"/>
-                          <w:szCs w:val="24"/>
+                          <w:color w:val="EA7500"/>
                         </w:rPr>
                       </w:pPr>
                       <w:r>
@@ -451,12 +451,24 @@
                           <w:rFonts w:eastAsia="Aptos" w:cs="Arial" w:ascii="Avenir Next" w:hAnsi="Avenir Next"/>
                           <w:b/>
                           <w:bCs/>
-                          <w:color w:val="00B0F0"/>
+                          <w:color w:val="EA7500"/>
                           <w:kern w:val="2"/>
                           <w:sz w:val="24"/>
                           <w:szCs w:val="24"/>
                         </w:rPr>
-                        <w:t>CURSO LICENCIATURA 2026</w:t>
+                        <w:t>CURSO LICENCIATURA 202</w:t>
+                      </w:r>
+                      <w:r>
+                        <w:rPr>
+                          <w:rFonts w:eastAsia="Aptos" w:cs="Arial" w:ascii="Avenir Next" w:hAnsi="Avenir Next"/>
+                          <w:b/>
+                          <w:bCs/>
+                          <w:color w:val="EA7500"/>
+                          <w:kern w:val="2"/>
+                          <w:sz w:val="24"/>
+                          <w:szCs w:val="24"/>
+                        </w:rPr>
+                        <w:t>7</w:t>
                       </w:r>
                     </w:p>
                   </w:txbxContent>
@@ -544,8 +556,8 @@
                         <w:txbxContent>
                           <w:p>
                             <w:pPr>
-                              <w:pStyle w:val="Contenidodelmarcouser"/>
-                              <w:overflowPunct w:val="false"/>
+                              <w:pStyle w:val="Contenidodelmarco"/>
+                              <w:overflowPunct w:val="true"/>
                               <w:spacing w:before="0" w:after="160"/>
                               <w:ind w:firstLine="706"/>
                               <w:textAlignment w:val="baseline"/>
@@ -622,8 +634,8 @@
                   <w:txbxContent>
                     <w:p>
                       <w:pPr>
-                        <w:pStyle w:val="Contenidodelmarcouser"/>
-                        <w:overflowPunct w:val="false"/>
+                        <w:pStyle w:val="Contenidodelmarco"/>
+                        <w:overflowPunct w:val="true"/>
                         <w:spacing w:before="0" w:after="160"/>
                         <w:ind w:firstLine="706"/>
                         <w:textAlignment w:val="baseline"/>
@@ -1492,7 +1504,61 @@
                 <w:szCs w:val="20"/>
                 <w:lang w:val="es-MX" w:eastAsia="en-US" w:bidi="ar-SA"/>
               </w:rPr>
-              <w:t xml:space="preserve"> 18 de octubre de 2025.                                   </w:t>
+              <w:t xml:space="preserve"> </w:t>
+            </w:r>
+            <w:r>
+              <w:rPr>
+                <w:rFonts w:eastAsia="Aptos" w:cs="" w:ascii="Arial" w:hAnsi="Arial"/>
+                <w:sz w:val="20"/>
+                <w:szCs w:val="20"/>
+                <w:lang w:val="es-MX" w:eastAsia="en-US" w:bidi="ar-SA"/>
+              </w:rPr>
+              <w:t>8</w:t>
+            </w:r>
+            <w:r>
+              <w:rPr>
+                <w:rFonts w:eastAsia="Aptos" w:cs="" w:ascii="Arial" w:hAnsi="Arial"/>
+                <w:sz w:val="20"/>
+                <w:szCs w:val="20"/>
+                <w:lang w:val="es-MX" w:eastAsia="en-US" w:bidi="ar-SA"/>
+              </w:rPr>
+              <w:t xml:space="preserve"> de </w:t>
+            </w:r>
+            <w:r>
+              <w:rPr>
+                <w:rFonts w:eastAsia="Aptos" w:cs="" w:ascii="Arial" w:hAnsi="Arial"/>
+                <w:sz w:val="20"/>
+                <w:szCs w:val="20"/>
+                <w:lang w:val="es-MX" w:eastAsia="en-US" w:bidi="ar-SA"/>
+              </w:rPr>
+              <w:t>febrero</w:t>
+            </w:r>
+            <w:r>
+              <w:rPr>
+                <w:rFonts w:eastAsia="Aptos" w:cs="" w:ascii="Arial" w:hAnsi="Arial"/>
+                <w:sz w:val="20"/>
+                <w:szCs w:val="20"/>
+                <w:lang w:val="es-MX" w:eastAsia="en-US" w:bidi="ar-SA"/>
+              </w:rPr>
+              <w:t xml:space="preserve"> de 202</w:t>
+            </w:r>
+            <w:r>
+              <w:rPr>
+                <w:rFonts w:eastAsia="Aptos" w:cs="" w:ascii="Arial" w:hAnsi="Arial"/>
+                <w:sz w:val="20"/>
+                <w:szCs w:val="20"/>
+                <w:lang w:val="es-MX" w:eastAsia="en-US" w:bidi="ar-SA"/>
+              </w:rPr>
+              <w:t>7</w:t>
+            </w:r>
+            <w:r>
+              <w:rPr>
+                <w:rFonts w:eastAsia="Aptos" w:cs="" w:ascii="Arial" w:hAnsi="Arial"/>
+                <w:sz w:val="20"/>
+                <w:szCs w:val="20"/>
+                <w:lang w:val="es-MX" w:eastAsia="en-US" w:bidi="ar-SA"/>
+              </w:rPr>
+              <w:t xml:space="preserve">.                                   </w:t>
             </w:r>
             <w:r>
               <w:rPr>
@@ -2502,7 +2568,7 @@
                         <w:txbxContent>
                           <w:p>
                             <w:pPr>
-                              <w:pStyle w:val="Contenidodelmarcouser"/>
+                              <w:pStyle w:val="Contenidodelmarco"/>
                               <w:spacing w:before="0" w:after="160"/>
                               <w:jc w:val="center"/>
                               <w:rPr>
@@ -2544,7 +2610,7 @@
                   <w:txbxContent>
                     <w:p>
                       <w:pPr>
-                        <w:pStyle w:val="Contenidodelmarcouser"/>
+                        <w:pStyle w:val="Contenidodelmarco"/>
                         <w:spacing w:before="0" w:after="160"/>
                         <w:jc w:val="center"/>
                         <w:rPr>
@@ -2794,7 +2860,7 @@
                         <w:txbxContent>
                           <w:p>
                             <w:pPr>
-                              <w:pStyle w:val="Contenidodelmarcouser"/>
+                              <w:pStyle w:val="Contenidodelmarco"/>
                               <w:spacing w:before="0" w:after="160"/>
                               <w:jc w:val="center"/>
                               <w:rPr>
@@ -2836,7 +2902,7 @@
                   <w:txbxContent>
                     <w:p>
                       <w:pPr>
-                        <w:pStyle w:val="Contenidodelmarcouser"/>
+                        <w:pStyle w:val="Contenidodelmarco"/>
                         <w:spacing w:before="0" w:after="160"/>
                         <w:jc w:val="center"/>
                         <w:rPr>
@@ -3979,6 +4045,36 @@
       <w14:ligatures w14:val="standardContextual"/>
     </w:rPr>
   </w:style>
+  <w:style w:type="paragraph" w:styleId="Contenidodelmarco">
+    <w:name w:val="Contenido del marco"/>
+    <w:basedOn w:val="Normal"/>
+    <w:qFormat/>
+    <w:pPr/>
+    <w:rPr/>
+  </w:style>
+  <w:style w:type="paragraph" w:styleId="Contenidodelatabla">
+    <w:name w:val="Contenido de la tabla"/>
+    <w:basedOn w:val="Normal"/>
+    <w:qFormat/>
+    <w:pPr>
+      <w:widowControl w:val="false"/>
+      <w:suppressLineNumbers/>
+    </w:pPr>
+    <w:rPr/>
+  </w:style>
+  <w:style w:type="paragraph" w:styleId="Ttulodelatabla">
+    <w:name w:val="Título de la tabla"/>
+    <w:basedOn w:val="Contenidodelatabla"/>
+    <w:qFormat/>
+    <w:pPr>
+      <w:suppressLineNumbers/>
+      <w:jc w:val="center"/>
+    </w:pPr>
+    <w:rPr>
+      <w:b/>
+      <w:bCs/>
+    </w:rPr>
+  </w:style>
   <w:style w:type="paragraph" w:styleId="Contenidodelmarcouser">
     <w:name w:val="Contenido del marco (user)"/>
     <w:basedOn w:val="Normal"/>
@@ -4009,38 +4105,8 @@
       <w:bCs/>
     </w:rPr>
   </w:style>
-  <w:style w:type="paragraph" w:styleId="Contenidodelmarco">
-    <w:name w:val="Contenido del marco"/>
-    <w:basedOn w:val="Normal"/>
-    <w:qFormat/>
-    <w:pPr/>
-    <w:rPr/>
-  </w:style>
-  <w:style w:type="paragraph" w:styleId="Contenidodelatabla">
-    <w:name w:val="Contenido de la tabla"/>
-    <w:basedOn w:val="Normal"/>
-    <w:qFormat/>
-    <w:pPr>
-      <w:widowControl w:val="false"/>
-      <w:suppressLineNumbers/>
-    </w:pPr>
-    <w:rPr/>
-  </w:style>
-  <w:style w:type="paragraph" w:styleId="Ttulodelatabla">
-    <w:name w:val="Título de la tabla"/>
-    <w:basedOn w:val="Contenidodelatabla"/>
-    <w:qFormat/>
-    <w:pPr>
-      <w:suppressLineNumbers/>
-      <w:jc w:val="center"/>
-    </w:pPr>
-    <w:rPr>
-      <w:b/>
-      <w:bCs/>
-    </w:rPr>
-  </w:style>
-  <w:style w:type="numbering" w:styleId="Ningunalistauser" w:default="1">
-    <w:name w:val="Ninguna lista (user)"/>
+  <w:style w:type="numbering" w:styleId="Ningunalista" w:default="1">
+    <w:name w:val="Ninguna lista"/>
     <w:uiPriority w:val="99"/>
     <w:semiHidden/>
     <w:unhideWhenUsed/>
